--- a/Auftrag 2/Offerte_Sota_GmbH_Melvin_Dzanis.docx
+++ b/Auftrag 2/Offerte_Sota_GmbH_Melvin_Dzanis.docx
@@ -45,7 +45,7 @@
         <w:rPr>
           <w:color w:val="595959"/>
         </w:rPr>
-        <w:t>Netzwerkverkabelung, Installation und Konfiguration</w:t>
+        <w:t>Vollständige Lieferung, Installation und Konfiguration</w:t>
       </w:r>
     </w:p>
     <w:tbl>
@@ -63,7 +63,7 @@
           <w:left w:w="10" w:type="dxa"/>
           <w:right w:w="10" w:type="dxa"/>
         </w:tblCellMar>
-        <w:tblLook w:val="0000" w:firstRow="0" w:lastRow="0" w:firstColumn="0" w:lastColumn="0" w:noHBand="0" w:noVBand="0"/>
+        <w:tblLook w:val="04A0" w:firstRow="1" w:lastRow="0" w:firstColumn="1" w:lastColumn="0" w:noHBand="0" w:noVBand="1"/>
       </w:tblPr>
       <w:tblGrid>
         <w:gridCol w:w="4700"/>
@@ -138,16 +138,23 @@
                 <w:sz w:val="20"/>
                 <w:szCs w:val="20"/>
               </w:rPr>
-              <w:t>Tel: +41 44 555 10 10</w:t>
-            </w:r>
-          </w:p>
-          <w:p>
-            <w:r>
-              <w:rPr>
-                <w:sz w:val="20"/>
-                <w:szCs w:val="20"/>
-              </w:rPr>
-              <w:t>info@netvision-it.ch  |  www.netvision-it.ch</w:t>
+              <w:t xml:space="preserve">Tel: +41 44 555 10 </w:t>
+            </w:r>
+            <w:proofErr w:type="gramStart"/>
+            <w:r>
+              <w:rPr>
+                <w:sz w:val="20"/>
+                <w:szCs w:val="20"/>
+              </w:rPr>
+              <w:t>10  |</w:t>
+            </w:r>
+            <w:proofErr w:type="gramEnd"/>
+            <w:r>
+              <w:rPr>
+                <w:sz w:val="20"/>
+                <w:szCs w:val="20"/>
+              </w:rPr>
+              <w:t xml:space="preserve">  info@netvision-it.ch</w:t>
             </w:r>
           </w:p>
         </w:tc>
@@ -186,16 +193,23 @@
                 <w:sz w:val="20"/>
                 <w:szCs w:val="20"/>
               </w:rPr>
-              <w:t>Sota GmbH</w:t>
-            </w:r>
-          </w:p>
-          <w:p>
-            <w:r>
-              <w:rPr>
-                <w:sz w:val="20"/>
-                <w:szCs w:val="20"/>
-              </w:rPr>
-              <w:t>Geschäftsleitung, Zürich</w:t>
+              <w:t xml:space="preserve">Sota </w:t>
+            </w:r>
+            <w:proofErr w:type="gramStart"/>
+            <w:r>
+              <w:rPr>
+                <w:sz w:val="20"/>
+                <w:szCs w:val="20"/>
+              </w:rPr>
+              <w:t>GmbH  |</w:t>
+            </w:r>
+            <w:proofErr w:type="gramEnd"/>
+            <w:r>
+              <w:rPr>
+                <w:sz w:val="20"/>
+                <w:szCs w:val="20"/>
+              </w:rPr>
+              <w:t xml:space="preserve">  Geschäftsleitung, Zürich</w:t>
             </w:r>
           </w:p>
           <w:p>
@@ -213,7 +227,7 @@
                 <w:sz w:val="20"/>
                 <w:szCs w:val="20"/>
               </w:rPr>
-              <w:t>Gültig bis: 25. September 2026 (3 Monate)</w:t>
+              <w:t>Gültig bis: 25. September 2026</w:t>
             </w:r>
           </w:p>
         </w:tc>
@@ -241,35 +255,7 @@
         <w:rPr>
           <w:color w:val="000000"/>
         </w:rPr>
-        <w:t xml:space="preserve">Es freut uns sehr, Ihnen für den Aufbau Ihrer neuen IT-Netzwerkinfrastruktur ein umfassendes Angebot unterbreiten zu dürfen. Die vorhandenen PCs (8 </w:t>
-      </w:r>
-      <w:proofErr w:type="spellStart"/>
-      <w:r>
-        <w:rPr>
-          <w:color w:val="000000"/>
-        </w:rPr>
-        <w:t>Stk</w:t>
-      </w:r>
-      <w:proofErr w:type="spellEnd"/>
-      <w:r>
-        <w:rPr>
-          <w:color w:val="000000"/>
-        </w:rPr>
-        <w:t xml:space="preserve">.) und Drucker (3 </w:t>
-      </w:r>
-      <w:proofErr w:type="spellStart"/>
-      <w:r>
-        <w:rPr>
-          <w:color w:val="000000"/>
-        </w:rPr>
-        <w:t>Stk</w:t>
-      </w:r>
-      <w:proofErr w:type="spellEnd"/>
-      <w:r>
-        <w:rPr>
-          <w:color w:val="000000"/>
-        </w:rPr>
-        <w:t>.) werden an die neue Infrastruktur angebunden.</w:t>
+        <w:t>Es freut uns sehr, Ihnen für den vollständigen Aufbau Ihrer neuen IT-Infrastruktur ein umfassendes Angebot unterbreiten zu dürfen. Unser Angebot umfasst die gesamte Hardware (PCs, Drucker, Netzwerk) sowie alle Installations- und Konfigurationsleistungen.</w:t>
       </w:r>
     </w:p>
     <w:p>
@@ -280,46 +266,10 @@
         <w:rPr>
           <w:color w:val="000000"/>
         </w:rPr>
-        <w:t>Anbei unsere Offerte mit den einzeln aufgeführten Positionen unserer Dienstleistung:</w:t>
+        <w:t>Der Aufbau orientiert sich an der Vereinbarung vom 25. Juni 2026 und beinhaltet insbesondere:</w:t>
       </w:r>
     </w:p>
     <w:p/>
-    <w:p>
-      <w:pPr>
-        <w:spacing w:before="60" w:after="60"/>
-      </w:pPr>
-      <w:r>
-        <w:rPr>
-          <w:color w:val="000000"/>
-        </w:rPr>
-        <w:t>Der Aufbau unseres Angebotes orientiert sich an der Vereinbarung vom 25. Juni 2026.</w:t>
-      </w:r>
-    </w:p>
-    <w:p/>
-    <w:p>
-      <w:pPr>
-        <w:spacing w:before="60" w:after="60"/>
-      </w:pPr>
-      <w:r>
-        <w:rPr>
-          <w:color w:val="000000"/>
-        </w:rPr>
-        <w:t>Unser Angebot enthält die Leistungen für den gesamten Projektablauf, insbesondere:</w:t>
-      </w:r>
-    </w:p>
-    <w:p>
-      <w:pPr>
-        <w:pStyle w:val="Listenabsatz"/>
-        <w:numPr>
-          <w:ilvl w:val="0"/>
-          <w:numId w:val="2"/>
-        </w:numPr>
-        <w:spacing w:before="40" w:after="40"/>
-      </w:pPr>
-      <w:r>
-        <w:t>Arbeiten der Elektriker – UGV-Kabel in bestehende Kabelrohre einziehen</w:t>
-      </w:r>
-    </w:p>
     <w:p>
       <w:pPr>
         <w:pStyle w:val="Listenabsatz"/>
@@ -343,23 +293,7 @@
         <w:spacing w:before="40" w:after="40"/>
       </w:pPr>
       <w:r>
-        <w:t xml:space="preserve">Anbindung der bestehenden PCs (8 </w:t>
-      </w:r>
-      <w:proofErr w:type="spellStart"/>
-      <w:r>
-        <w:t>Stk</w:t>
-      </w:r>
-      <w:proofErr w:type="spellEnd"/>
-      <w:r>
-        <w:t xml:space="preserve">.) und Drucker (3 </w:t>
-      </w:r>
-      <w:proofErr w:type="spellStart"/>
-      <w:r>
-        <w:t>Stk</w:t>
-      </w:r>
-      <w:proofErr w:type="spellEnd"/>
-      <w:r>
-        <w:t>.) ans neue Netzwerk</w:t>
+        <w:t>Gebäude-Verkabelung (UGV) durch zertifizierten Elektriker</w:t>
       </w:r>
     </w:p>
     <w:p>
@@ -372,7 +306,36 @@
         <w:spacing w:before="40" w:after="40"/>
       </w:pPr>
       <w:r>
-        <w:t>Installation und Konfiguration (Netzwerk, Benutzer, Gruppen, Berechtigungen)</w:t>
+        <w:t xml:space="preserve">Lieferung aller PCs (8 </w:t>
+      </w:r>
+      <w:proofErr w:type="spellStart"/>
+      <w:r>
+        <w:t>Stk</w:t>
+      </w:r>
+      <w:proofErr w:type="spellEnd"/>
+      <w:r>
+        <w:t xml:space="preserve">.), Monitore und Drucker (3 </w:t>
+      </w:r>
+      <w:proofErr w:type="spellStart"/>
+      <w:r>
+        <w:t>Stk</w:t>
+      </w:r>
+      <w:proofErr w:type="spellEnd"/>
+      <w:r>
+        <w:t>.)</w:t>
+      </w:r>
+    </w:p>
+    <w:p>
+      <w:pPr>
+        <w:pStyle w:val="Listenabsatz"/>
+        <w:numPr>
+          <w:ilvl w:val="0"/>
+          <w:numId w:val="2"/>
+        </w:numPr>
+        <w:spacing w:before="40" w:after="40"/>
+      </w:pPr>
+      <w:r>
+        <w:t>Vollständige Installation und Konfiguration (Netzwerk, Benutzer, Gruppen, Rechte)</w:t>
       </w:r>
     </w:p>
     <w:p>
@@ -398,7 +361,7 @@
         <w:spacing w:before="40" w:after="40"/>
       </w:pPr>
       <w:r>
-        <w:t>Qualitätskontrolle und begleitete Service-Transition in den Betrieb</w:t>
+        <w:t>Qualitätskontrolle und begleitete Service-Transition</w:t>
       </w:r>
     </w:p>
     <w:p>
@@ -411,7 +374,7 @@
         <w:spacing w:before="40" w:after="40"/>
       </w:pPr>
       <w:r>
-        <w:t>Ausbildung / Schulung der Mitarbeiter</w:t>
+        <w:t>Schulung der Mitarbeiter sowie Support während der Startphase</w:t>
       </w:r>
     </w:p>
     <w:p>
@@ -424,36 +387,7 @@
         <w:spacing w:before="40" w:after="40"/>
       </w:pPr>
       <w:r>
-        <w:t>Support während der Startphase (Pauschale)</w:t>
-      </w:r>
-    </w:p>
-    <w:p>
-      <w:pPr>
-        <w:pStyle w:val="Listenabsatz"/>
-        <w:numPr>
-          <w:ilvl w:val="0"/>
-          <w:numId w:val="2"/>
-        </w:numPr>
-        <w:spacing w:before="40" w:after="40"/>
-      </w:pPr>
-      <w:r>
-        <w:t>Optional: WLAN-Router – nicht fix verbaut, bei Bedarf an freien Switch-Port</w:t>
-      </w:r>
-    </w:p>
-    <w:p/>
-    <w:p>
-      <w:pPr>
-        <w:spacing w:before="60" w:after="60"/>
-      </w:pPr>
-      <w:r>
-        <w:rPr>
-          <w:i/>
-          <w:iCs/>
-          <w:color w:val="595959"/>
-          <w:sz w:val="20"/>
-          <w:szCs w:val="20"/>
-        </w:rPr>
-        <w:t>Kabellängen (berechnet anhand Gebäudeplan): UGV-Kabel ca. 100m + 20% Reserve = 120m → 2× Kabelrollen à 100m. Fliegende Kabel (11 Verbindungen Dose–Gerät) → 11× Patchkabel 2m.</w:t>
+        <w:t>WLAN-Router optional – nicht fix verbaut, bei Bedarf an freien Switch-Port</w:t>
       </w:r>
     </w:p>
     <w:p/>
@@ -472,7 +406,7 @@
           <w:left w:w="10" w:type="dxa"/>
           <w:right w:w="10" w:type="dxa"/>
         </w:tblCellMar>
-        <w:tblLook w:val="0000" w:firstRow="0" w:lastRow="0" w:firstColumn="0" w:lastColumn="0" w:noHBand="0" w:noVBand="0"/>
+        <w:tblLook w:val="04A0" w:firstRow="1" w:lastRow="0" w:firstColumn="1" w:lastColumn="0" w:noHBand="0" w:noVBand="1"/>
       </w:tblPr>
       <w:tblGrid>
         <w:gridCol w:w="6246"/>
@@ -540,7 +474,7 @@
                 <w:bCs/>
                 <w:color w:val="FFFFFF"/>
               </w:rPr>
-              <w:t>Betrag inkl. MwSt.</w:t>
+              <w:t>Betrag inkl. MwSt. 8.1%</w:t>
             </w:r>
           </w:p>
         </w:tc>
@@ -571,7 +505,7 @@
           </w:tcPr>
           <w:p>
             <w:r>
-              <w:t>Materialkosten (inkl. Mehrwertsteuer)</w:t>
+              <w:t>Materialkosten</w:t>
             </w:r>
           </w:p>
         </w:tc>
@@ -601,7 +535,7 @@
                 <w:b/>
                 <w:bCs/>
               </w:rPr>
-              <w:t>CHF 2'540.35</w:t>
+              <w:t>CHF 12'213.35</w:t>
             </w:r>
           </w:p>
         </w:tc>
@@ -632,7 +566,7 @@
           </w:tcPr>
           <w:p>
             <w:r>
-              <w:t>Dienstleistungskosten (inkl. Mehrwertsteuer)</w:t>
+              <w:t>Dienstleistungskosten</w:t>
             </w:r>
           </w:p>
         </w:tc>
@@ -700,7 +634,7 @@
                 <w:sz w:val="26"/>
                 <w:szCs w:val="26"/>
               </w:rPr>
-              <w:t>Angebotspreis Total (inkl. Mehrwertsteuer)</w:t>
+              <w:t>ANGEBOTSPREIS TOTAL (inkl. Mehrwertsteuer)</w:t>
             </w:r>
           </w:p>
         </w:tc>
@@ -733,7 +667,7 @@
                 <w:sz w:val="26"/>
                 <w:szCs w:val="26"/>
               </w:rPr>
-              <w:t>CHF 26'495.31</w:t>
+              <w:t>CHF 36'168.31</w:t>
             </w:r>
           </w:p>
         </w:tc>
@@ -762,10 +696,12 @@
       <w:pPr>
         <w:pStyle w:val="berschrift1"/>
       </w:pPr>
+      <w:proofErr w:type="gramStart"/>
       <w:r>
         <w:lastRenderedPageBreak/>
         <w:t>1  Materialkosten</w:t>
       </w:r>
+      <w:proofErr w:type="gramEnd"/>
     </w:p>
     <w:p>
       <w:pPr>
@@ -783,7 +719,7 @@
         <w:rPr>
           <w:color w:val="000000"/>
         </w:rPr>
-        <w:t>Alle Preise in Schweizer Franken (CHF) exkl. 8.1% MwSt. Lieferant, Typ, Menge und Preis eindeutig ausgewiesen.</w:t>
+        <w:t>Alle Preise in CHF exkl. 8.1% MwSt. Lieferanten: Digitec (Hardware), Brack.ch (Netzwerkmaterial), Elektro AG (Kabel). Preise basieren auf aktuellen Listenpreisen.</w:t>
       </w:r>
     </w:p>
     <w:p>
@@ -798,7 +734,7 @@
           <w:sz w:val="20"/>
           <w:szCs w:val="20"/>
         </w:rPr>
-        <w:t>Hinweis: PCs und Drucker sind bereits vorhanden (installierte Basis) – nur Netzwerkinfrastruktur wird neu beschafft. WLAN-Router (Pos. 5) laut Aufgabe auf Materialliste, wird nicht fix installiert.</w:t>
+        <w:t>Hinweis: WLAN-Router (Pos. 5) ist laut Aufgabenstellung auf der Materialliste aufzuführen – wird nicht fix installiert.</w:t>
       </w:r>
     </w:p>
     <w:p/>
@@ -817,15 +753,15 @@
           <w:left w:w="10" w:type="dxa"/>
           <w:right w:w="10" w:type="dxa"/>
         </w:tblCellMar>
-        <w:tblLook w:val="0000" w:firstRow="0" w:lastRow="0" w:firstColumn="0" w:lastColumn="0" w:noHBand="0" w:noVBand="0"/>
+        <w:tblLook w:val="04A0" w:firstRow="1" w:lastRow="0" w:firstColumn="1" w:lastColumn="0" w:noHBand="0" w:noVBand="1"/>
       </w:tblPr>
       <w:tblGrid>
-        <w:gridCol w:w="2966"/>
-        <w:gridCol w:w="3063"/>
-        <w:gridCol w:w="1129"/>
+        <w:gridCol w:w="3109"/>
+        <w:gridCol w:w="2773"/>
+        <w:gridCol w:w="1122"/>
         <w:gridCol w:w="874"/>
-        <w:gridCol w:w="862"/>
-        <w:gridCol w:w="852"/>
+        <w:gridCol w:w="857"/>
+        <w:gridCol w:w="1011"/>
       </w:tblGrid>
       <w:tr>
         <w:tblPrEx>
@@ -873,7 +809,7 @@
         </w:tc>
         <w:tc>
           <w:tcPr>
-            <w:tcW w:w="5600" w:type="dxa"/>
+            <w:tcW w:w="5800" w:type="dxa"/>
             <w:tcBorders>
               <w:top w:val="single" w:sz="1" w:space="0" w:color="CCCCCC"/>
               <w:left w:val="single" w:sz="1" w:space="0" w:color="CCCCCC"/>
@@ -904,7 +840,7 @@
         </w:tc>
         <w:tc>
           <w:tcPr>
-            <w:tcW w:w="1300" w:type="dxa"/>
+            <w:tcW w:w="1100" w:type="dxa"/>
             <w:tcBorders>
               <w:top w:val="single" w:sz="1" w:space="0" w:color="CCCCCC"/>
               <w:left w:val="single" w:sz="1" w:space="0" w:color="CCCCCC"/>
@@ -1046,233 +982,37 @@
             <w:bottom w:w="0" w:type="dxa"/>
           </w:tblCellMar>
         </w:tblPrEx>
-        <w:tc>
-          <w:tcPr>
-            <w:tcW w:w="500" w:type="dxa"/>
-            <w:tcBorders>
-              <w:top w:val="single" w:sz="1" w:space="0" w:color="CCCCCC"/>
-              <w:left w:val="single" w:sz="1" w:space="0" w:color="CCCCCC"/>
-              <w:bottom w:val="single" w:sz="1" w:space="0" w:color="CCCCCC"/>
-              <w:right w:val="single" w:sz="1" w:space="0" w:color="CCCCCC"/>
-            </w:tcBorders>
-            <w:shd w:val="clear" w:color="auto" w:fill="FFFFFF"/>
-            <w:tcMar>
-              <w:top w:w="80" w:type="dxa"/>
-              <w:left w:w="120" w:type="dxa"/>
-              <w:bottom w:w="80" w:type="dxa"/>
-              <w:right w:w="120" w:type="dxa"/>
-            </w:tcMar>
-            <w:vAlign w:val="center"/>
-          </w:tcPr>
-          <w:p>
-            <w:pPr>
-              <w:jc w:val="center"/>
-            </w:pPr>
-            <w:r>
-              <w:rPr>
-                <w:color w:val="000000"/>
-                <w:sz w:val="20"/>
-                <w:szCs w:val="20"/>
-              </w:rPr>
-              <w:t>1</w:t>
-            </w:r>
-          </w:p>
-        </w:tc>
-        <w:tc>
-          <w:tcPr>
-            <w:tcW w:w="5600" w:type="dxa"/>
-            <w:tcBorders>
-              <w:top w:val="single" w:sz="1" w:space="0" w:color="CCCCCC"/>
-              <w:left w:val="single" w:sz="1" w:space="0" w:color="CCCCCC"/>
-              <w:bottom w:val="single" w:sz="1" w:space="0" w:color="CCCCCC"/>
-              <w:right w:val="single" w:sz="1" w:space="0" w:color="CCCCCC"/>
-            </w:tcBorders>
-            <w:shd w:val="clear" w:color="auto" w:fill="FFFFFF"/>
-            <w:tcMar>
-              <w:top w:w="70" w:type="dxa"/>
-              <w:left w:w="120" w:type="dxa"/>
-              <w:bottom w:w="70" w:type="dxa"/>
-              <w:right w:w="120" w:type="dxa"/>
-            </w:tcMar>
-            <w:vAlign w:val="center"/>
-          </w:tcPr>
-          <w:p>
-            <w:pPr>
-              <w:rPr>
-                <w:lang w:val="en-GB"/>
-              </w:rPr>
-            </w:pPr>
+        <w:trPr>
+          <w:gridAfter w:val="5"/>
+          <w:wAfter w:w="9246" w:type="dxa"/>
+        </w:trPr>
+        <w:tc>
+          <w:tcPr>
+            <w:tcW w:w="9746" w:type="dxa"/>
+            <w:tcBorders>
+              <w:top w:val="single" w:sz="1" w:space="0" w:color="CCCCCC"/>
+              <w:left w:val="single" w:sz="1" w:space="0" w:color="CCCCCC"/>
+              <w:bottom w:val="single" w:sz="1" w:space="0" w:color="CCCCCC"/>
+              <w:right w:val="single" w:sz="1" w:space="0" w:color="CCCCCC"/>
+            </w:tcBorders>
+            <w:shd w:val="clear" w:color="auto" w:fill="2E75B6"/>
+            <w:tcMar>
+              <w:top w:w="60" w:type="dxa"/>
+              <w:left w:w="120" w:type="dxa"/>
+              <w:bottom w:w="60" w:type="dxa"/>
+              <w:right w:w="120" w:type="dxa"/>
+            </w:tcMar>
+          </w:tcPr>
+          <w:p>
             <w:r>
               <w:rPr>
                 <w:b/>
                 <w:bCs/>
-                <w:color w:val="000000"/>
-                <w:sz w:val="20"/>
-                <w:szCs w:val="20"/>
-                <w:lang w:val="en-GB"/>
-              </w:rPr>
-              <w:t>Router / Firewall RT-01</w:t>
-            </w:r>
-          </w:p>
-          <w:p>
-            <w:pPr>
-              <w:rPr>
-                <w:lang w:val="en-GB"/>
-              </w:rPr>
-            </w:pPr>
-            <w:r>
-              <w:rPr>
-                <w:color w:val="595959"/>
-                <w:sz w:val="18"/>
-                <w:szCs w:val="18"/>
-                <w:lang w:val="en-GB"/>
-              </w:rPr>
-              <w:t>Cisco RV340 Dual WAN</w:t>
-            </w:r>
-          </w:p>
-        </w:tc>
-        <w:tc>
-          <w:tcPr>
-            <w:tcW w:w="1300" w:type="dxa"/>
-            <w:tcBorders>
-              <w:top w:val="single" w:sz="1" w:space="0" w:color="CCCCCC"/>
-              <w:left w:val="single" w:sz="1" w:space="0" w:color="CCCCCC"/>
-              <w:bottom w:val="single" w:sz="1" w:space="0" w:color="CCCCCC"/>
-              <w:right w:val="single" w:sz="1" w:space="0" w:color="CCCCCC"/>
-            </w:tcBorders>
-            <w:shd w:val="clear" w:color="auto" w:fill="FFFFFF"/>
-            <w:tcMar>
-              <w:top w:w="80" w:type="dxa"/>
-              <w:left w:w="120" w:type="dxa"/>
-              <w:bottom w:w="80" w:type="dxa"/>
-              <w:right w:w="120" w:type="dxa"/>
-            </w:tcMar>
-            <w:vAlign w:val="center"/>
-          </w:tcPr>
-          <w:p>
-            <w:r>
-              <w:rPr>
-                <w:color w:val="000000"/>
-                <w:sz w:val="18"/>
-                <w:szCs w:val="18"/>
-              </w:rPr>
-              <w:t>Bechtle</w:t>
-            </w:r>
-          </w:p>
-        </w:tc>
-        <w:tc>
-          <w:tcPr>
-            <w:tcW w:w="700" w:type="dxa"/>
-            <w:tcBorders>
-              <w:top w:val="single" w:sz="1" w:space="0" w:color="CCCCCC"/>
-              <w:left w:val="single" w:sz="1" w:space="0" w:color="CCCCCC"/>
-              <w:bottom w:val="single" w:sz="1" w:space="0" w:color="CCCCCC"/>
-              <w:right w:val="single" w:sz="1" w:space="0" w:color="CCCCCC"/>
-            </w:tcBorders>
-            <w:shd w:val="clear" w:color="auto" w:fill="FFFFFF"/>
-            <w:tcMar>
-              <w:top w:w="80" w:type="dxa"/>
-              <w:left w:w="120" w:type="dxa"/>
-              <w:bottom w:w="80" w:type="dxa"/>
-              <w:right w:w="120" w:type="dxa"/>
-            </w:tcMar>
-            <w:vAlign w:val="center"/>
-          </w:tcPr>
-          <w:p>
-            <w:pPr>
-              <w:jc w:val="center"/>
-            </w:pPr>
-            <w:r>
-              <w:rPr>
-                <w:color w:val="000000"/>
-                <w:sz w:val="20"/>
-                <w:szCs w:val="20"/>
-              </w:rPr>
-              <w:t xml:space="preserve">1 </w:t>
-            </w:r>
-            <w:proofErr w:type="spellStart"/>
-            <w:r>
-              <w:rPr>
-                <w:color w:val="000000"/>
-                <w:sz w:val="20"/>
-                <w:szCs w:val="20"/>
-              </w:rPr>
-              <w:t>Stk</w:t>
-            </w:r>
-            <w:proofErr w:type="spellEnd"/>
-            <w:r>
-              <w:rPr>
-                <w:color w:val="000000"/>
-                <w:sz w:val="20"/>
-                <w:szCs w:val="20"/>
-              </w:rPr>
-              <w:t>.</w:t>
-            </w:r>
-          </w:p>
-        </w:tc>
-        <w:tc>
-          <w:tcPr>
-            <w:tcW w:w="900" w:type="dxa"/>
-            <w:tcBorders>
-              <w:top w:val="single" w:sz="1" w:space="0" w:color="CCCCCC"/>
-              <w:left w:val="single" w:sz="1" w:space="0" w:color="CCCCCC"/>
-              <w:bottom w:val="single" w:sz="1" w:space="0" w:color="CCCCCC"/>
-              <w:right w:val="single" w:sz="1" w:space="0" w:color="CCCCCC"/>
-            </w:tcBorders>
-            <w:shd w:val="clear" w:color="auto" w:fill="FFFFFF"/>
-            <w:tcMar>
-              <w:top w:w="80" w:type="dxa"/>
-              <w:left w:w="120" w:type="dxa"/>
-              <w:bottom w:w="80" w:type="dxa"/>
-              <w:right w:w="120" w:type="dxa"/>
-            </w:tcMar>
-            <w:vAlign w:val="center"/>
-          </w:tcPr>
-          <w:p>
-            <w:pPr>
-              <w:jc w:val="right"/>
-            </w:pPr>
-            <w:r>
-              <w:rPr>
-                <w:color w:val="000000"/>
-                <w:sz w:val="20"/>
-                <w:szCs w:val="20"/>
-              </w:rPr>
-              <w:t>CHF 285.00</w:t>
-            </w:r>
-          </w:p>
-        </w:tc>
-        <w:tc>
-          <w:tcPr>
-            <w:tcW w:w="746" w:type="dxa"/>
-            <w:tcBorders>
-              <w:top w:val="single" w:sz="1" w:space="0" w:color="CCCCCC"/>
-              <w:left w:val="single" w:sz="1" w:space="0" w:color="CCCCCC"/>
-              <w:bottom w:val="single" w:sz="1" w:space="0" w:color="CCCCCC"/>
-              <w:right w:val="single" w:sz="1" w:space="0" w:color="CCCCCC"/>
-            </w:tcBorders>
-            <w:shd w:val="clear" w:color="auto" w:fill="FFFFFF"/>
-            <w:tcMar>
-              <w:top w:w="80" w:type="dxa"/>
-              <w:left w:w="120" w:type="dxa"/>
-              <w:bottom w:w="80" w:type="dxa"/>
-              <w:right w:w="120" w:type="dxa"/>
-            </w:tcMar>
-            <w:vAlign w:val="center"/>
-          </w:tcPr>
-          <w:p>
-            <w:pPr>
-              <w:jc w:val="right"/>
-            </w:pPr>
-            <w:r>
-              <w:rPr>
-                <w:b/>
-                <w:bCs/>
-                <w:color w:val="000000"/>
-                <w:sz w:val="20"/>
-                <w:szCs w:val="20"/>
-              </w:rPr>
-              <w:t>CHF 285.00</w:t>
+                <w:color w:val="FFFFFF"/>
+                <w:sz w:val="20"/>
+                <w:szCs w:val="20"/>
+              </w:rPr>
+              <w:t>Netzwerkinfrastruktur</w:t>
             </w:r>
           </w:p>
         </w:tc>
@@ -1293,39 +1033,39 @@
               <w:bottom w:val="single" w:sz="1" w:space="0" w:color="CCCCCC"/>
               <w:right w:val="single" w:sz="1" w:space="0" w:color="CCCCCC"/>
             </w:tcBorders>
-            <w:shd w:val="clear" w:color="auto" w:fill="F2F2F2"/>
-            <w:tcMar>
-              <w:top w:w="80" w:type="dxa"/>
-              <w:left w:w="120" w:type="dxa"/>
-              <w:bottom w:w="80" w:type="dxa"/>
-              <w:right w:w="120" w:type="dxa"/>
-            </w:tcMar>
-            <w:vAlign w:val="center"/>
-          </w:tcPr>
-          <w:p>
-            <w:pPr>
-              <w:jc w:val="center"/>
-            </w:pPr>
-            <w:r>
-              <w:rPr>
-                <w:color w:val="000000"/>
-                <w:sz w:val="20"/>
-                <w:szCs w:val="20"/>
-              </w:rPr>
-              <w:t>2</w:t>
-            </w:r>
-          </w:p>
-        </w:tc>
-        <w:tc>
-          <w:tcPr>
-            <w:tcW w:w="5600" w:type="dxa"/>
-            <w:tcBorders>
-              <w:top w:val="single" w:sz="1" w:space="0" w:color="CCCCCC"/>
-              <w:left w:val="single" w:sz="1" w:space="0" w:color="CCCCCC"/>
-              <w:bottom w:val="single" w:sz="1" w:space="0" w:color="CCCCCC"/>
-              <w:right w:val="single" w:sz="1" w:space="0" w:color="CCCCCC"/>
-            </w:tcBorders>
-            <w:shd w:val="clear" w:color="auto" w:fill="F2F2F2"/>
+            <w:shd w:val="clear" w:color="auto" w:fill="FFFFFF"/>
+            <w:tcMar>
+              <w:top w:w="80" w:type="dxa"/>
+              <w:left w:w="120" w:type="dxa"/>
+              <w:bottom w:w="80" w:type="dxa"/>
+              <w:right w:w="120" w:type="dxa"/>
+            </w:tcMar>
+            <w:vAlign w:val="center"/>
+          </w:tcPr>
+          <w:p>
+            <w:pPr>
+              <w:jc w:val="center"/>
+            </w:pPr>
+            <w:r>
+              <w:rPr>
+                <w:color w:val="000000"/>
+                <w:sz w:val="20"/>
+                <w:szCs w:val="20"/>
+              </w:rPr>
+              <w:t>1</w:t>
+            </w:r>
+          </w:p>
+        </w:tc>
+        <w:tc>
+          <w:tcPr>
+            <w:tcW w:w="5800" w:type="dxa"/>
+            <w:tcBorders>
+              <w:top w:val="single" w:sz="1" w:space="0" w:color="CCCCCC"/>
+              <w:left w:val="single" w:sz="1" w:space="0" w:color="CCCCCC"/>
+              <w:bottom w:val="single" w:sz="1" w:space="0" w:color="CCCCCC"/>
+              <w:right w:val="single" w:sz="1" w:space="0" w:color="CCCCCC"/>
+            </w:tcBorders>
+            <w:shd w:val="clear" w:color="auto" w:fill="FFFFFF"/>
             <w:tcMar>
               <w:top w:w="70" w:type="dxa"/>
               <w:left w:w="120" w:type="dxa"/>
@@ -1349,7 +1089,7 @@
                 <w:szCs w:val="20"/>
                 <w:lang w:val="en-GB"/>
               </w:rPr>
-              <w:t>Core Switch SW-01, 16-Port Gigabit</w:t>
+              <w:t>Router / Firewall RT-01</w:t>
             </w:r>
           </w:p>
           <w:p>
@@ -1361,40 +1101,43 @@
             <w:r>
               <w:rPr>
                 <w:color w:val="595959"/>
+                <w:sz w:val="17"/>
+                <w:szCs w:val="17"/>
+                <w:lang w:val="en-GB"/>
+              </w:rPr>
+              <w:t>Cisco RV340 Dual WAN</w:t>
+            </w:r>
+          </w:p>
+        </w:tc>
+        <w:tc>
+          <w:tcPr>
+            <w:tcW w:w="1100" w:type="dxa"/>
+            <w:tcBorders>
+              <w:top w:val="single" w:sz="1" w:space="0" w:color="CCCCCC"/>
+              <w:left w:val="single" w:sz="1" w:space="0" w:color="CCCCCC"/>
+              <w:bottom w:val="single" w:sz="1" w:space="0" w:color="CCCCCC"/>
+              <w:right w:val="single" w:sz="1" w:space="0" w:color="CCCCCC"/>
+            </w:tcBorders>
+            <w:shd w:val="clear" w:color="auto" w:fill="FFFFFF"/>
+            <w:tcMar>
+              <w:top w:w="80" w:type="dxa"/>
+              <w:left w:w="120" w:type="dxa"/>
+              <w:bottom w:w="80" w:type="dxa"/>
+              <w:right w:w="120" w:type="dxa"/>
+            </w:tcMar>
+            <w:vAlign w:val="center"/>
+          </w:tcPr>
+          <w:p>
+            <w:pPr>
+              <w:jc w:val="center"/>
+            </w:pPr>
+            <w:r>
+              <w:rPr>
+                <w:color w:val="000000"/>
                 <w:sz w:val="18"/>
                 <w:szCs w:val="18"/>
-                <w:lang w:val="en-GB"/>
-              </w:rPr>
-              <w:t>Cisco SG350-20</w:t>
-            </w:r>
-          </w:p>
-        </w:tc>
-        <w:tc>
-          <w:tcPr>
-            <w:tcW w:w="1300" w:type="dxa"/>
-            <w:tcBorders>
-              <w:top w:val="single" w:sz="1" w:space="0" w:color="CCCCCC"/>
-              <w:left w:val="single" w:sz="1" w:space="0" w:color="CCCCCC"/>
-              <w:bottom w:val="single" w:sz="1" w:space="0" w:color="CCCCCC"/>
-              <w:right w:val="single" w:sz="1" w:space="0" w:color="CCCCCC"/>
-            </w:tcBorders>
-            <w:shd w:val="clear" w:color="auto" w:fill="F2F2F2"/>
-            <w:tcMar>
-              <w:top w:w="80" w:type="dxa"/>
-              <w:left w:w="120" w:type="dxa"/>
-              <w:bottom w:w="80" w:type="dxa"/>
-              <w:right w:w="120" w:type="dxa"/>
-            </w:tcMar>
-            <w:vAlign w:val="center"/>
-          </w:tcPr>
-          <w:p>
-            <w:r>
-              <w:rPr>
-                <w:color w:val="000000"/>
-                <w:sz w:val="18"/>
-                <w:szCs w:val="18"/>
-              </w:rPr>
-              <w:t>Bechtle</w:t>
+              </w:rPr>
+              <w:t>Digitec</w:t>
             </w:r>
           </w:p>
         </w:tc>
@@ -1407,7 +1150,7 @@
               <w:bottom w:val="single" w:sz="1" w:space="0" w:color="CCCCCC"/>
               <w:right w:val="single" w:sz="1" w:space="0" w:color="CCCCCC"/>
             </w:tcBorders>
-            <w:shd w:val="clear" w:color="auto" w:fill="F2F2F2"/>
+            <w:shd w:val="clear" w:color="auto" w:fill="FFFFFF"/>
             <w:tcMar>
               <w:top w:w="80" w:type="dxa"/>
               <w:left w:w="120" w:type="dxa"/>
@@ -1457,7 +1200,7 @@
               <w:bottom w:val="single" w:sz="1" w:space="0" w:color="CCCCCC"/>
               <w:right w:val="single" w:sz="1" w:space="0" w:color="CCCCCC"/>
             </w:tcBorders>
-            <w:shd w:val="clear" w:color="auto" w:fill="F2F2F2"/>
+            <w:shd w:val="clear" w:color="auto" w:fill="FFFFFF"/>
             <w:tcMar>
               <w:top w:w="80" w:type="dxa"/>
               <w:left w:w="120" w:type="dxa"/>
@@ -1476,7 +1219,7 @@
                 <w:sz w:val="20"/>
                 <w:szCs w:val="20"/>
               </w:rPr>
-              <w:t>CHF 320.00</w:t>
+              <w:t>CHF 285.00</w:t>
             </w:r>
           </w:p>
         </w:tc>
@@ -1489,7 +1232,7 @@
               <w:bottom w:val="single" w:sz="1" w:space="0" w:color="CCCCCC"/>
               <w:right w:val="single" w:sz="1" w:space="0" w:color="CCCCCC"/>
             </w:tcBorders>
-            <w:shd w:val="clear" w:color="auto" w:fill="F2F2F2"/>
+            <w:shd w:val="clear" w:color="auto" w:fill="FFFFFF"/>
             <w:tcMar>
               <w:top w:w="80" w:type="dxa"/>
               <w:left w:w="120" w:type="dxa"/>
@@ -1510,7 +1253,7 @@
                 <w:sz w:val="20"/>
                 <w:szCs w:val="20"/>
               </w:rPr>
-              <w:t>CHF 320.00</w:t>
+              <w:t>CHF 285.00</w:t>
             </w:r>
           </w:p>
         </w:tc>
@@ -1531,39 +1274,39 @@
               <w:bottom w:val="single" w:sz="1" w:space="0" w:color="CCCCCC"/>
               <w:right w:val="single" w:sz="1" w:space="0" w:color="CCCCCC"/>
             </w:tcBorders>
-            <w:shd w:val="clear" w:color="auto" w:fill="FFFFFF"/>
-            <w:tcMar>
-              <w:top w:w="80" w:type="dxa"/>
-              <w:left w:w="120" w:type="dxa"/>
-              <w:bottom w:w="80" w:type="dxa"/>
-              <w:right w:w="120" w:type="dxa"/>
-            </w:tcMar>
-            <w:vAlign w:val="center"/>
-          </w:tcPr>
-          <w:p>
-            <w:pPr>
-              <w:jc w:val="center"/>
-            </w:pPr>
-            <w:r>
-              <w:rPr>
-                <w:color w:val="000000"/>
-                <w:sz w:val="20"/>
-                <w:szCs w:val="20"/>
-              </w:rPr>
-              <w:t>3</w:t>
-            </w:r>
-          </w:p>
-        </w:tc>
-        <w:tc>
-          <w:tcPr>
-            <w:tcW w:w="5600" w:type="dxa"/>
-            <w:tcBorders>
-              <w:top w:val="single" w:sz="1" w:space="0" w:color="CCCCCC"/>
-              <w:left w:val="single" w:sz="1" w:space="0" w:color="CCCCCC"/>
-              <w:bottom w:val="single" w:sz="1" w:space="0" w:color="CCCCCC"/>
-              <w:right w:val="single" w:sz="1" w:space="0" w:color="CCCCCC"/>
-            </w:tcBorders>
-            <w:shd w:val="clear" w:color="auto" w:fill="FFFFFF"/>
+            <w:shd w:val="clear" w:color="auto" w:fill="F2F2F2"/>
+            <w:tcMar>
+              <w:top w:w="80" w:type="dxa"/>
+              <w:left w:w="120" w:type="dxa"/>
+              <w:bottom w:w="80" w:type="dxa"/>
+              <w:right w:w="120" w:type="dxa"/>
+            </w:tcMar>
+            <w:vAlign w:val="center"/>
+          </w:tcPr>
+          <w:p>
+            <w:pPr>
+              <w:jc w:val="center"/>
+            </w:pPr>
+            <w:r>
+              <w:rPr>
+                <w:color w:val="000000"/>
+                <w:sz w:val="20"/>
+                <w:szCs w:val="20"/>
+              </w:rPr>
+              <w:t>2</w:t>
+            </w:r>
+          </w:p>
+        </w:tc>
+        <w:tc>
+          <w:tcPr>
+            <w:tcW w:w="5800" w:type="dxa"/>
+            <w:tcBorders>
+              <w:top w:val="single" w:sz="1" w:space="0" w:color="CCCCCC"/>
+              <w:left w:val="single" w:sz="1" w:space="0" w:color="CCCCCC"/>
+              <w:bottom w:val="single" w:sz="1" w:space="0" w:color="CCCCCC"/>
+              <w:right w:val="single" w:sz="1" w:space="0" w:color="CCCCCC"/>
+            </w:tcBorders>
+            <w:shd w:val="clear" w:color="auto" w:fill="F2F2F2"/>
             <w:tcMar>
               <w:top w:w="70" w:type="dxa"/>
               <w:left w:w="120" w:type="dxa"/>
@@ -1587,7 +1330,7 @@
                 <w:szCs w:val="20"/>
                 <w:lang w:val="en-GB"/>
               </w:rPr>
-              <w:t>Access Switch 8-Port SW-02</w:t>
+              <w:t>Core Switch SW-01, 16-Port Gigabit</w:t>
             </w:r>
           </w:p>
           <w:p>
@@ -1599,38 +1342,41 @@
             <w:r>
               <w:rPr>
                 <w:color w:val="595959"/>
+                <w:sz w:val="17"/>
+                <w:szCs w:val="17"/>
+                <w:lang w:val="en-GB"/>
+              </w:rPr>
+              <w:t>Cisco SG350-20</w:t>
+            </w:r>
+          </w:p>
+        </w:tc>
+        <w:tc>
+          <w:tcPr>
+            <w:tcW w:w="1100" w:type="dxa"/>
+            <w:tcBorders>
+              <w:top w:val="single" w:sz="1" w:space="0" w:color="CCCCCC"/>
+              <w:left w:val="single" w:sz="1" w:space="0" w:color="CCCCCC"/>
+              <w:bottom w:val="single" w:sz="1" w:space="0" w:color="CCCCCC"/>
+              <w:right w:val="single" w:sz="1" w:space="0" w:color="CCCCCC"/>
+            </w:tcBorders>
+            <w:shd w:val="clear" w:color="auto" w:fill="F2F2F2"/>
+            <w:tcMar>
+              <w:top w:w="80" w:type="dxa"/>
+              <w:left w:w="120" w:type="dxa"/>
+              <w:bottom w:w="80" w:type="dxa"/>
+              <w:right w:w="120" w:type="dxa"/>
+            </w:tcMar>
+            <w:vAlign w:val="center"/>
+          </w:tcPr>
+          <w:p>
+            <w:pPr>
+              <w:jc w:val="center"/>
+            </w:pPr>
+            <w:r>
+              <w:rPr>
+                <w:color w:val="000000"/>
                 <w:sz w:val="18"/>
                 <w:szCs w:val="18"/>
-                <w:lang w:val="en-GB"/>
-              </w:rPr>
-              <w:t>Cisco SG110-08</w:t>
-            </w:r>
-          </w:p>
-        </w:tc>
-        <w:tc>
-          <w:tcPr>
-            <w:tcW w:w="1300" w:type="dxa"/>
-            <w:tcBorders>
-              <w:top w:val="single" w:sz="1" w:space="0" w:color="CCCCCC"/>
-              <w:left w:val="single" w:sz="1" w:space="0" w:color="CCCCCC"/>
-              <w:bottom w:val="single" w:sz="1" w:space="0" w:color="CCCCCC"/>
-              <w:right w:val="single" w:sz="1" w:space="0" w:color="CCCCCC"/>
-            </w:tcBorders>
-            <w:shd w:val="clear" w:color="auto" w:fill="FFFFFF"/>
-            <w:tcMar>
-              <w:top w:w="80" w:type="dxa"/>
-              <w:left w:w="120" w:type="dxa"/>
-              <w:bottom w:w="80" w:type="dxa"/>
-              <w:right w:w="120" w:type="dxa"/>
-            </w:tcMar>
-            <w:vAlign w:val="center"/>
-          </w:tcPr>
-          <w:p>
-            <w:r>
-              <w:rPr>
-                <w:color w:val="000000"/>
-                <w:sz w:val="18"/>
-                <w:szCs w:val="18"/>
               </w:rPr>
               <w:t>Digitec</w:t>
             </w:r>
@@ -1645,7 +1391,7 @@
               <w:bottom w:val="single" w:sz="1" w:space="0" w:color="CCCCCC"/>
               <w:right w:val="single" w:sz="1" w:space="0" w:color="CCCCCC"/>
             </w:tcBorders>
-            <w:shd w:val="clear" w:color="auto" w:fill="FFFFFF"/>
+            <w:shd w:val="clear" w:color="auto" w:fill="F2F2F2"/>
             <w:tcMar>
               <w:top w:w="80" w:type="dxa"/>
               <w:left w:w="120" w:type="dxa"/>
@@ -1695,7 +1441,7 @@
               <w:bottom w:val="single" w:sz="1" w:space="0" w:color="CCCCCC"/>
               <w:right w:val="single" w:sz="1" w:space="0" w:color="CCCCCC"/>
             </w:tcBorders>
-            <w:shd w:val="clear" w:color="auto" w:fill="FFFFFF"/>
+            <w:shd w:val="clear" w:color="auto" w:fill="F2F2F2"/>
             <w:tcMar>
               <w:top w:w="80" w:type="dxa"/>
               <w:left w:w="120" w:type="dxa"/>
@@ -1714,7 +1460,7 @@
                 <w:sz w:val="20"/>
                 <w:szCs w:val="20"/>
               </w:rPr>
-              <w:t>CHF 89.00</w:t>
+              <w:t>CHF 320.00</w:t>
             </w:r>
           </w:p>
         </w:tc>
@@ -1727,7 +1473,7 @@
               <w:bottom w:val="single" w:sz="1" w:space="0" w:color="CCCCCC"/>
               <w:right w:val="single" w:sz="1" w:space="0" w:color="CCCCCC"/>
             </w:tcBorders>
-            <w:shd w:val="clear" w:color="auto" w:fill="FFFFFF"/>
+            <w:shd w:val="clear" w:color="auto" w:fill="F2F2F2"/>
             <w:tcMar>
               <w:top w:w="80" w:type="dxa"/>
               <w:left w:w="120" w:type="dxa"/>
@@ -1748,7 +1494,7 @@
                 <w:sz w:val="20"/>
                 <w:szCs w:val="20"/>
               </w:rPr>
-              <w:t>CHF 89.00</w:t>
+              <w:t>CHF 320.00</w:t>
             </w:r>
           </w:p>
         </w:tc>
@@ -1769,39 +1515,39 @@
               <w:bottom w:val="single" w:sz="1" w:space="0" w:color="CCCCCC"/>
               <w:right w:val="single" w:sz="1" w:space="0" w:color="CCCCCC"/>
             </w:tcBorders>
-            <w:shd w:val="clear" w:color="auto" w:fill="F2F2F2"/>
-            <w:tcMar>
-              <w:top w:w="80" w:type="dxa"/>
-              <w:left w:w="120" w:type="dxa"/>
-              <w:bottom w:w="80" w:type="dxa"/>
-              <w:right w:w="120" w:type="dxa"/>
-            </w:tcMar>
-            <w:vAlign w:val="center"/>
-          </w:tcPr>
-          <w:p>
-            <w:pPr>
-              <w:jc w:val="center"/>
-            </w:pPr>
-            <w:r>
-              <w:rPr>
-                <w:color w:val="000000"/>
-                <w:sz w:val="20"/>
-                <w:szCs w:val="20"/>
-              </w:rPr>
-              <w:t>4</w:t>
-            </w:r>
-          </w:p>
-        </w:tc>
-        <w:tc>
-          <w:tcPr>
-            <w:tcW w:w="5600" w:type="dxa"/>
-            <w:tcBorders>
-              <w:top w:val="single" w:sz="1" w:space="0" w:color="CCCCCC"/>
-              <w:left w:val="single" w:sz="1" w:space="0" w:color="CCCCCC"/>
-              <w:bottom w:val="single" w:sz="1" w:space="0" w:color="CCCCCC"/>
-              <w:right w:val="single" w:sz="1" w:space="0" w:color="CCCCCC"/>
-            </w:tcBorders>
-            <w:shd w:val="clear" w:color="auto" w:fill="F2F2F2"/>
+            <w:shd w:val="clear" w:color="auto" w:fill="FFFFFF"/>
+            <w:tcMar>
+              <w:top w:w="80" w:type="dxa"/>
+              <w:left w:w="120" w:type="dxa"/>
+              <w:bottom w:w="80" w:type="dxa"/>
+              <w:right w:w="120" w:type="dxa"/>
+            </w:tcMar>
+            <w:vAlign w:val="center"/>
+          </w:tcPr>
+          <w:p>
+            <w:pPr>
+              <w:jc w:val="center"/>
+            </w:pPr>
+            <w:r>
+              <w:rPr>
+                <w:color w:val="000000"/>
+                <w:sz w:val="20"/>
+                <w:szCs w:val="20"/>
+              </w:rPr>
+              <w:t>3</w:t>
+            </w:r>
+          </w:p>
+        </w:tc>
+        <w:tc>
+          <w:tcPr>
+            <w:tcW w:w="5800" w:type="dxa"/>
+            <w:tcBorders>
+              <w:top w:val="single" w:sz="1" w:space="0" w:color="CCCCCC"/>
+              <w:left w:val="single" w:sz="1" w:space="0" w:color="CCCCCC"/>
+              <w:bottom w:val="single" w:sz="1" w:space="0" w:color="CCCCCC"/>
+              <w:right w:val="single" w:sz="1" w:space="0" w:color="CCCCCC"/>
+            </w:tcBorders>
+            <w:shd w:val="clear" w:color="auto" w:fill="FFFFFF"/>
             <w:tcMar>
               <w:top w:w="70" w:type="dxa"/>
               <w:left w:w="120" w:type="dxa"/>
@@ -1825,7 +1571,7 @@
                 <w:szCs w:val="20"/>
                 <w:lang w:val="en-GB"/>
               </w:rPr>
-              <w:t>Access Switch 8-Port SW-03</w:t>
+              <w:t>Access Switch 8-Port SW-02</w:t>
             </w:r>
           </w:p>
           <w:p>
@@ -1837,38 +1583,41 @@
             <w:r>
               <w:rPr>
                 <w:color w:val="595959"/>
+                <w:sz w:val="17"/>
+                <w:szCs w:val="17"/>
+                <w:lang w:val="en-GB"/>
+              </w:rPr>
+              <w:t>Cisco SG110-08</w:t>
+            </w:r>
+          </w:p>
+        </w:tc>
+        <w:tc>
+          <w:tcPr>
+            <w:tcW w:w="1100" w:type="dxa"/>
+            <w:tcBorders>
+              <w:top w:val="single" w:sz="1" w:space="0" w:color="CCCCCC"/>
+              <w:left w:val="single" w:sz="1" w:space="0" w:color="CCCCCC"/>
+              <w:bottom w:val="single" w:sz="1" w:space="0" w:color="CCCCCC"/>
+              <w:right w:val="single" w:sz="1" w:space="0" w:color="CCCCCC"/>
+            </w:tcBorders>
+            <w:shd w:val="clear" w:color="auto" w:fill="FFFFFF"/>
+            <w:tcMar>
+              <w:top w:w="80" w:type="dxa"/>
+              <w:left w:w="120" w:type="dxa"/>
+              <w:bottom w:w="80" w:type="dxa"/>
+              <w:right w:w="120" w:type="dxa"/>
+            </w:tcMar>
+            <w:vAlign w:val="center"/>
+          </w:tcPr>
+          <w:p>
+            <w:pPr>
+              <w:jc w:val="center"/>
+            </w:pPr>
+            <w:r>
+              <w:rPr>
+                <w:color w:val="000000"/>
                 <w:sz w:val="18"/>
                 <w:szCs w:val="18"/>
-                <w:lang w:val="en-GB"/>
-              </w:rPr>
-              <w:t>Cisco SG110-08</w:t>
-            </w:r>
-          </w:p>
-        </w:tc>
-        <w:tc>
-          <w:tcPr>
-            <w:tcW w:w="1300" w:type="dxa"/>
-            <w:tcBorders>
-              <w:top w:val="single" w:sz="1" w:space="0" w:color="CCCCCC"/>
-              <w:left w:val="single" w:sz="1" w:space="0" w:color="CCCCCC"/>
-              <w:bottom w:val="single" w:sz="1" w:space="0" w:color="CCCCCC"/>
-              <w:right w:val="single" w:sz="1" w:space="0" w:color="CCCCCC"/>
-            </w:tcBorders>
-            <w:shd w:val="clear" w:color="auto" w:fill="F2F2F2"/>
-            <w:tcMar>
-              <w:top w:w="80" w:type="dxa"/>
-              <w:left w:w="120" w:type="dxa"/>
-              <w:bottom w:w="80" w:type="dxa"/>
-              <w:right w:w="120" w:type="dxa"/>
-            </w:tcMar>
-            <w:vAlign w:val="center"/>
-          </w:tcPr>
-          <w:p>
-            <w:r>
-              <w:rPr>
-                <w:color w:val="000000"/>
-                <w:sz w:val="18"/>
-                <w:szCs w:val="18"/>
               </w:rPr>
               <w:t>Digitec</w:t>
             </w:r>
@@ -1883,7 +1632,7 @@
               <w:bottom w:val="single" w:sz="1" w:space="0" w:color="CCCCCC"/>
               <w:right w:val="single" w:sz="1" w:space="0" w:color="CCCCCC"/>
             </w:tcBorders>
-            <w:shd w:val="clear" w:color="auto" w:fill="F2F2F2"/>
+            <w:shd w:val="clear" w:color="auto" w:fill="FFFFFF"/>
             <w:tcMar>
               <w:top w:w="80" w:type="dxa"/>
               <w:left w:w="120" w:type="dxa"/>
@@ -1933,7 +1682,7 @@
               <w:bottom w:val="single" w:sz="1" w:space="0" w:color="CCCCCC"/>
               <w:right w:val="single" w:sz="1" w:space="0" w:color="CCCCCC"/>
             </w:tcBorders>
-            <w:shd w:val="clear" w:color="auto" w:fill="F2F2F2"/>
+            <w:shd w:val="clear" w:color="auto" w:fill="FFFFFF"/>
             <w:tcMar>
               <w:top w:w="80" w:type="dxa"/>
               <w:left w:w="120" w:type="dxa"/>
@@ -1965,7 +1714,7 @@
               <w:bottom w:val="single" w:sz="1" w:space="0" w:color="CCCCCC"/>
               <w:right w:val="single" w:sz="1" w:space="0" w:color="CCCCCC"/>
             </w:tcBorders>
-            <w:shd w:val="clear" w:color="auto" w:fill="F2F2F2"/>
+            <w:shd w:val="clear" w:color="auto" w:fill="FFFFFF"/>
             <w:tcMar>
               <w:top w:w="80" w:type="dxa"/>
               <w:left w:w="120" w:type="dxa"/>
@@ -2007,39 +1756,39 @@
               <w:bottom w:val="single" w:sz="1" w:space="0" w:color="CCCCCC"/>
               <w:right w:val="single" w:sz="1" w:space="0" w:color="CCCCCC"/>
             </w:tcBorders>
-            <w:shd w:val="clear" w:color="auto" w:fill="FFFFFF"/>
-            <w:tcMar>
-              <w:top w:w="80" w:type="dxa"/>
-              <w:left w:w="120" w:type="dxa"/>
-              <w:bottom w:w="80" w:type="dxa"/>
-              <w:right w:w="120" w:type="dxa"/>
-            </w:tcMar>
-            <w:vAlign w:val="center"/>
-          </w:tcPr>
-          <w:p>
-            <w:pPr>
-              <w:jc w:val="center"/>
-            </w:pPr>
-            <w:r>
-              <w:rPr>
-                <w:color w:val="000000"/>
-                <w:sz w:val="20"/>
-                <w:szCs w:val="20"/>
-              </w:rPr>
-              <w:t>5</w:t>
-            </w:r>
-          </w:p>
-        </w:tc>
-        <w:tc>
-          <w:tcPr>
-            <w:tcW w:w="5600" w:type="dxa"/>
-            <w:tcBorders>
-              <w:top w:val="single" w:sz="1" w:space="0" w:color="CCCCCC"/>
-              <w:left w:val="single" w:sz="1" w:space="0" w:color="CCCCCC"/>
-              <w:bottom w:val="single" w:sz="1" w:space="0" w:color="CCCCCC"/>
-              <w:right w:val="single" w:sz="1" w:space="0" w:color="CCCCCC"/>
-            </w:tcBorders>
-            <w:shd w:val="clear" w:color="auto" w:fill="FFFFFF"/>
+            <w:shd w:val="clear" w:color="auto" w:fill="F2F2F2"/>
+            <w:tcMar>
+              <w:top w:w="80" w:type="dxa"/>
+              <w:left w:w="120" w:type="dxa"/>
+              <w:bottom w:w="80" w:type="dxa"/>
+              <w:right w:w="120" w:type="dxa"/>
+            </w:tcMar>
+            <w:vAlign w:val="center"/>
+          </w:tcPr>
+          <w:p>
+            <w:pPr>
+              <w:jc w:val="center"/>
+            </w:pPr>
+            <w:r>
+              <w:rPr>
+                <w:color w:val="000000"/>
+                <w:sz w:val="20"/>
+                <w:szCs w:val="20"/>
+              </w:rPr>
+              <w:t>4</w:t>
+            </w:r>
+          </w:p>
+        </w:tc>
+        <w:tc>
+          <w:tcPr>
+            <w:tcW w:w="5800" w:type="dxa"/>
+            <w:tcBorders>
+              <w:top w:val="single" w:sz="1" w:space="0" w:color="CCCCCC"/>
+              <w:left w:val="single" w:sz="1" w:space="0" w:color="CCCCCC"/>
+              <w:bottom w:val="single" w:sz="1" w:space="0" w:color="CCCCCC"/>
+              <w:right w:val="single" w:sz="1" w:space="0" w:color="CCCCCC"/>
+            </w:tcBorders>
+            <w:shd w:val="clear" w:color="auto" w:fill="F2F2F2"/>
             <w:tcMar>
               <w:top w:w="70" w:type="dxa"/>
               <w:left w:w="120" w:type="dxa"/>
@@ -2049,6 +1798,11 @@
             <w:vAlign w:val="center"/>
           </w:tcPr>
           <w:p>
+            <w:pPr>
+              <w:rPr>
+                <w:lang w:val="en-GB"/>
+              </w:rPr>
+            </w:pPr>
             <w:r>
               <w:rPr>
                 <w:b/>
@@ -2056,46 +1810,56 @@
                 <w:color w:val="000000"/>
                 <w:sz w:val="20"/>
                 <w:szCs w:val="20"/>
-              </w:rPr>
-              <w:t>WLAN-Router (optional, nicht fix verbaut)</w:t>
-            </w:r>
-          </w:p>
-          <w:p>
+                <w:lang w:val="en-GB"/>
+              </w:rPr>
+              <w:t>Access Switch 8-Port SW-03</w:t>
+            </w:r>
+          </w:p>
+          <w:p>
+            <w:pPr>
+              <w:rPr>
+                <w:lang w:val="en-GB"/>
+              </w:rPr>
+            </w:pPr>
             <w:r>
               <w:rPr>
                 <w:color w:val="595959"/>
+                <w:sz w:val="17"/>
+                <w:szCs w:val="17"/>
+                <w:lang w:val="en-GB"/>
+              </w:rPr>
+              <w:t>Cisco SG110-08</w:t>
+            </w:r>
+          </w:p>
+        </w:tc>
+        <w:tc>
+          <w:tcPr>
+            <w:tcW w:w="1100" w:type="dxa"/>
+            <w:tcBorders>
+              <w:top w:val="single" w:sz="1" w:space="0" w:color="CCCCCC"/>
+              <w:left w:val="single" w:sz="1" w:space="0" w:color="CCCCCC"/>
+              <w:bottom w:val="single" w:sz="1" w:space="0" w:color="CCCCCC"/>
+              <w:right w:val="single" w:sz="1" w:space="0" w:color="CCCCCC"/>
+            </w:tcBorders>
+            <w:shd w:val="clear" w:color="auto" w:fill="F2F2F2"/>
+            <w:tcMar>
+              <w:top w:w="80" w:type="dxa"/>
+              <w:left w:w="120" w:type="dxa"/>
+              <w:bottom w:w="80" w:type="dxa"/>
+              <w:right w:w="120" w:type="dxa"/>
+            </w:tcMar>
+            <w:vAlign w:val="center"/>
+          </w:tcPr>
+          <w:p>
+            <w:pPr>
+              <w:jc w:val="center"/>
+            </w:pPr>
+            <w:r>
+              <w:rPr>
+                <w:color w:val="000000"/>
                 <w:sz w:val="18"/>
                 <w:szCs w:val="18"/>
               </w:rPr>
-              <w:t>Cisco RV340W – bei Bedarf an freien SW-Port</w:t>
-            </w:r>
-          </w:p>
-        </w:tc>
-        <w:tc>
-          <w:tcPr>
-            <w:tcW w:w="1300" w:type="dxa"/>
-            <w:tcBorders>
-              <w:top w:val="single" w:sz="1" w:space="0" w:color="CCCCCC"/>
-              <w:left w:val="single" w:sz="1" w:space="0" w:color="CCCCCC"/>
-              <w:bottom w:val="single" w:sz="1" w:space="0" w:color="CCCCCC"/>
-              <w:right w:val="single" w:sz="1" w:space="0" w:color="CCCCCC"/>
-            </w:tcBorders>
-            <w:shd w:val="clear" w:color="auto" w:fill="FFFFFF"/>
-            <w:tcMar>
-              <w:top w:w="80" w:type="dxa"/>
-              <w:left w:w="120" w:type="dxa"/>
-              <w:bottom w:w="80" w:type="dxa"/>
-              <w:right w:w="120" w:type="dxa"/>
-            </w:tcMar>
-            <w:vAlign w:val="center"/>
-          </w:tcPr>
-          <w:p>
-            <w:r>
-              <w:rPr>
-                <w:color w:val="000000"/>
-                <w:sz w:val="18"/>
-                <w:szCs w:val="18"/>
-              </w:rPr>
               <w:t>Digitec</w:t>
             </w:r>
           </w:p>
@@ -2109,7 +1873,7 @@
               <w:bottom w:val="single" w:sz="1" w:space="0" w:color="CCCCCC"/>
               <w:right w:val="single" w:sz="1" w:space="0" w:color="CCCCCC"/>
             </w:tcBorders>
-            <w:shd w:val="clear" w:color="auto" w:fill="FFFFFF"/>
+            <w:shd w:val="clear" w:color="auto" w:fill="F2F2F2"/>
             <w:tcMar>
               <w:top w:w="80" w:type="dxa"/>
               <w:left w:w="120" w:type="dxa"/>
@@ -2159,7 +1923,7 @@
               <w:bottom w:val="single" w:sz="1" w:space="0" w:color="CCCCCC"/>
               <w:right w:val="single" w:sz="1" w:space="0" w:color="CCCCCC"/>
             </w:tcBorders>
-            <w:shd w:val="clear" w:color="auto" w:fill="FFFFFF"/>
+            <w:shd w:val="clear" w:color="auto" w:fill="F2F2F2"/>
             <w:tcMar>
               <w:top w:w="80" w:type="dxa"/>
               <w:left w:w="120" w:type="dxa"/>
@@ -2178,7 +1942,7 @@
                 <w:sz w:val="20"/>
                 <w:szCs w:val="20"/>
               </w:rPr>
-              <w:t>CHF 320.00</w:t>
+              <w:t>CHF 89.00</w:t>
             </w:r>
           </w:p>
         </w:tc>
@@ -2191,7 +1955,7 @@
               <w:bottom w:val="single" w:sz="1" w:space="0" w:color="CCCCCC"/>
               <w:right w:val="single" w:sz="1" w:space="0" w:color="CCCCCC"/>
             </w:tcBorders>
-            <w:shd w:val="clear" w:color="auto" w:fill="FFFFFF"/>
+            <w:shd w:val="clear" w:color="auto" w:fill="F2F2F2"/>
             <w:tcMar>
               <w:top w:w="80" w:type="dxa"/>
               <w:left w:w="120" w:type="dxa"/>
@@ -2212,7 +1976,7 @@
                 <w:sz w:val="20"/>
                 <w:szCs w:val="20"/>
               </w:rPr>
-              <w:t>CHF 320.00</w:t>
+              <w:t>CHF 89.00</w:t>
             </w:r>
           </w:p>
         </w:tc>
@@ -2233,39 +1997,39 @@
               <w:bottom w:val="single" w:sz="1" w:space="0" w:color="CCCCCC"/>
               <w:right w:val="single" w:sz="1" w:space="0" w:color="CCCCCC"/>
             </w:tcBorders>
-            <w:shd w:val="clear" w:color="auto" w:fill="F2F2F2"/>
-            <w:tcMar>
-              <w:top w:w="80" w:type="dxa"/>
-              <w:left w:w="120" w:type="dxa"/>
-              <w:bottom w:w="80" w:type="dxa"/>
-              <w:right w:w="120" w:type="dxa"/>
-            </w:tcMar>
-            <w:vAlign w:val="center"/>
-          </w:tcPr>
-          <w:p>
-            <w:pPr>
-              <w:jc w:val="center"/>
-            </w:pPr>
-            <w:r>
-              <w:rPr>
-                <w:color w:val="000000"/>
-                <w:sz w:val="20"/>
-                <w:szCs w:val="20"/>
-              </w:rPr>
-              <w:t>6</w:t>
-            </w:r>
-          </w:p>
-        </w:tc>
-        <w:tc>
-          <w:tcPr>
-            <w:tcW w:w="5600" w:type="dxa"/>
-            <w:tcBorders>
-              <w:top w:val="single" w:sz="1" w:space="0" w:color="CCCCCC"/>
-              <w:left w:val="single" w:sz="1" w:space="0" w:color="CCCCCC"/>
-              <w:bottom w:val="single" w:sz="1" w:space="0" w:color="CCCCCC"/>
-              <w:right w:val="single" w:sz="1" w:space="0" w:color="CCCCCC"/>
-            </w:tcBorders>
-            <w:shd w:val="clear" w:color="auto" w:fill="F2F2F2"/>
+            <w:shd w:val="clear" w:color="auto" w:fill="FFFFFF"/>
+            <w:tcMar>
+              <w:top w:w="80" w:type="dxa"/>
+              <w:left w:w="120" w:type="dxa"/>
+              <w:bottom w:w="80" w:type="dxa"/>
+              <w:right w:w="120" w:type="dxa"/>
+            </w:tcMar>
+            <w:vAlign w:val="center"/>
+          </w:tcPr>
+          <w:p>
+            <w:pPr>
+              <w:jc w:val="center"/>
+            </w:pPr>
+            <w:r>
+              <w:rPr>
+                <w:color w:val="000000"/>
+                <w:sz w:val="20"/>
+                <w:szCs w:val="20"/>
+              </w:rPr>
+              <w:t>5</w:t>
+            </w:r>
+          </w:p>
+        </w:tc>
+        <w:tc>
+          <w:tcPr>
+            <w:tcW w:w="5800" w:type="dxa"/>
+            <w:tcBorders>
+              <w:top w:val="single" w:sz="1" w:space="0" w:color="CCCCCC"/>
+              <w:left w:val="single" w:sz="1" w:space="0" w:color="CCCCCC"/>
+              <w:bottom w:val="single" w:sz="1" w:space="0" w:color="CCCCCC"/>
+              <w:right w:val="single" w:sz="1" w:space="0" w:color="CCCCCC"/>
+            </w:tcBorders>
+            <w:shd w:val="clear" w:color="auto" w:fill="FFFFFF"/>
             <w:tcMar>
               <w:top w:w="70" w:type="dxa"/>
               <w:left w:w="120" w:type="dxa"/>
@@ -2275,12 +2039,6 @@
             <w:vAlign w:val="center"/>
           </w:tcPr>
           <w:p>
-            <w:pPr>
-              <w:rPr>
-                <w:lang w:val="en-GB"/>
-              </w:rPr>
-            </w:pPr>
-            <w:proofErr w:type="spellStart"/>
             <w:r>
               <w:rPr>
                 <w:b/>
@@ -2288,11 +2046,157 @@
                 <w:color w:val="000000"/>
                 <w:sz w:val="20"/>
                 <w:szCs w:val="20"/>
-                <w:lang w:val="en-GB"/>
-              </w:rPr>
-              <w:t>Netzwerkdose</w:t>
+              </w:rPr>
+              <w:t>WLAN-Router (optional, nicht fix verbaut)</w:t>
+            </w:r>
+          </w:p>
+          <w:p>
+            <w:r>
+              <w:rPr>
+                <w:color w:val="595959"/>
+                <w:sz w:val="17"/>
+                <w:szCs w:val="17"/>
+              </w:rPr>
+              <w:t>Cisco RV340W – bei Bedarf an freien SW-Port</w:t>
+            </w:r>
+          </w:p>
+        </w:tc>
+        <w:tc>
+          <w:tcPr>
+            <w:tcW w:w="1100" w:type="dxa"/>
+            <w:tcBorders>
+              <w:top w:val="single" w:sz="1" w:space="0" w:color="CCCCCC"/>
+              <w:left w:val="single" w:sz="1" w:space="0" w:color="CCCCCC"/>
+              <w:bottom w:val="single" w:sz="1" w:space="0" w:color="CCCCCC"/>
+              <w:right w:val="single" w:sz="1" w:space="0" w:color="CCCCCC"/>
+            </w:tcBorders>
+            <w:shd w:val="clear" w:color="auto" w:fill="FFFFFF"/>
+            <w:tcMar>
+              <w:top w:w="80" w:type="dxa"/>
+              <w:left w:w="120" w:type="dxa"/>
+              <w:bottom w:w="80" w:type="dxa"/>
+              <w:right w:w="120" w:type="dxa"/>
+            </w:tcMar>
+            <w:vAlign w:val="center"/>
+          </w:tcPr>
+          <w:p>
+            <w:pPr>
+              <w:jc w:val="center"/>
+            </w:pPr>
+            <w:r>
+              <w:rPr>
+                <w:color w:val="000000"/>
+                <w:sz w:val="18"/>
+                <w:szCs w:val="18"/>
+              </w:rPr>
+              <w:t>Digitec</w:t>
+            </w:r>
+          </w:p>
+        </w:tc>
+        <w:tc>
+          <w:tcPr>
+            <w:tcW w:w="700" w:type="dxa"/>
+            <w:tcBorders>
+              <w:top w:val="single" w:sz="1" w:space="0" w:color="CCCCCC"/>
+              <w:left w:val="single" w:sz="1" w:space="0" w:color="CCCCCC"/>
+              <w:bottom w:val="single" w:sz="1" w:space="0" w:color="CCCCCC"/>
+              <w:right w:val="single" w:sz="1" w:space="0" w:color="CCCCCC"/>
+            </w:tcBorders>
+            <w:shd w:val="clear" w:color="auto" w:fill="FFFFFF"/>
+            <w:tcMar>
+              <w:top w:w="80" w:type="dxa"/>
+              <w:left w:w="120" w:type="dxa"/>
+              <w:bottom w:w="80" w:type="dxa"/>
+              <w:right w:w="120" w:type="dxa"/>
+            </w:tcMar>
+            <w:vAlign w:val="center"/>
+          </w:tcPr>
+          <w:p>
+            <w:pPr>
+              <w:jc w:val="center"/>
+            </w:pPr>
+            <w:r>
+              <w:rPr>
+                <w:color w:val="000000"/>
+                <w:sz w:val="20"/>
+                <w:szCs w:val="20"/>
+              </w:rPr>
+              <w:t xml:space="preserve">1 </w:t>
+            </w:r>
+            <w:proofErr w:type="spellStart"/>
+            <w:r>
+              <w:rPr>
+                <w:color w:val="000000"/>
+                <w:sz w:val="20"/>
+                <w:szCs w:val="20"/>
+              </w:rPr>
+              <w:t>Stk</w:t>
             </w:r>
             <w:proofErr w:type="spellEnd"/>
+            <w:r>
+              <w:rPr>
+                <w:color w:val="000000"/>
+                <w:sz w:val="20"/>
+                <w:szCs w:val="20"/>
+              </w:rPr>
+              <w:t>.</w:t>
+            </w:r>
+          </w:p>
+        </w:tc>
+        <w:tc>
+          <w:tcPr>
+            <w:tcW w:w="900" w:type="dxa"/>
+            <w:tcBorders>
+              <w:top w:val="single" w:sz="1" w:space="0" w:color="CCCCCC"/>
+              <w:left w:val="single" w:sz="1" w:space="0" w:color="CCCCCC"/>
+              <w:bottom w:val="single" w:sz="1" w:space="0" w:color="CCCCCC"/>
+              <w:right w:val="single" w:sz="1" w:space="0" w:color="CCCCCC"/>
+            </w:tcBorders>
+            <w:shd w:val="clear" w:color="auto" w:fill="FFFFFF"/>
+            <w:tcMar>
+              <w:top w:w="80" w:type="dxa"/>
+              <w:left w:w="120" w:type="dxa"/>
+              <w:bottom w:w="80" w:type="dxa"/>
+              <w:right w:w="120" w:type="dxa"/>
+            </w:tcMar>
+            <w:vAlign w:val="center"/>
+          </w:tcPr>
+          <w:p>
+            <w:pPr>
+              <w:jc w:val="right"/>
+            </w:pPr>
+            <w:r>
+              <w:rPr>
+                <w:color w:val="000000"/>
+                <w:sz w:val="20"/>
+                <w:szCs w:val="20"/>
+              </w:rPr>
+              <w:t>CHF 320.00</w:t>
+            </w:r>
+          </w:p>
+        </w:tc>
+        <w:tc>
+          <w:tcPr>
+            <w:tcW w:w="746" w:type="dxa"/>
+            <w:tcBorders>
+              <w:top w:val="single" w:sz="1" w:space="0" w:color="CCCCCC"/>
+              <w:left w:val="single" w:sz="1" w:space="0" w:color="CCCCCC"/>
+              <w:bottom w:val="single" w:sz="1" w:space="0" w:color="CCCCCC"/>
+              <w:right w:val="single" w:sz="1" w:space="0" w:color="CCCCCC"/>
+            </w:tcBorders>
+            <w:shd w:val="clear" w:color="auto" w:fill="FFFFFF"/>
+            <w:tcMar>
+              <w:top w:w="80" w:type="dxa"/>
+              <w:left w:w="120" w:type="dxa"/>
+              <w:bottom w:w="80" w:type="dxa"/>
+              <w:right w:w="120" w:type="dxa"/>
+            </w:tcMar>
+            <w:vAlign w:val="center"/>
+          </w:tcPr>
+          <w:p>
+            <w:pPr>
+              <w:jc w:val="right"/>
+            </w:pPr>
             <w:r>
               <w:rPr>
                 <w:b/>
@@ -2300,164 +2204,8 @@
                 <w:color w:val="000000"/>
                 <w:sz w:val="20"/>
                 <w:szCs w:val="20"/>
-                <w:lang w:val="en-GB"/>
-              </w:rPr>
-              <w:t xml:space="preserve"> Cat6A UP 2x RJ45 (ND-01 bis ND-11)</w:t>
-            </w:r>
-          </w:p>
-          <w:p>
-            <w:r>
-              <w:rPr>
-                <w:color w:val="595959"/>
-                <w:sz w:val="18"/>
-                <w:szCs w:val="18"/>
-              </w:rPr>
-              <w:t>Legrand RJ45 Cat6A geschirmt</w:t>
-            </w:r>
-          </w:p>
-        </w:tc>
-        <w:tc>
-          <w:tcPr>
-            <w:tcW w:w="1300" w:type="dxa"/>
-            <w:tcBorders>
-              <w:top w:val="single" w:sz="1" w:space="0" w:color="CCCCCC"/>
-              <w:left w:val="single" w:sz="1" w:space="0" w:color="CCCCCC"/>
-              <w:bottom w:val="single" w:sz="1" w:space="0" w:color="CCCCCC"/>
-              <w:right w:val="single" w:sz="1" w:space="0" w:color="CCCCCC"/>
-            </w:tcBorders>
-            <w:shd w:val="clear" w:color="auto" w:fill="F2F2F2"/>
-            <w:tcMar>
-              <w:top w:w="80" w:type="dxa"/>
-              <w:left w:w="120" w:type="dxa"/>
-              <w:bottom w:w="80" w:type="dxa"/>
-              <w:right w:w="120" w:type="dxa"/>
-            </w:tcMar>
-            <w:vAlign w:val="center"/>
-          </w:tcPr>
-          <w:p>
-            <w:r>
-              <w:rPr>
-                <w:color w:val="000000"/>
-                <w:sz w:val="18"/>
-                <w:szCs w:val="18"/>
-              </w:rPr>
-              <w:t>Elektro AG</w:t>
-            </w:r>
-          </w:p>
-        </w:tc>
-        <w:tc>
-          <w:tcPr>
-            <w:tcW w:w="700" w:type="dxa"/>
-            <w:tcBorders>
-              <w:top w:val="single" w:sz="1" w:space="0" w:color="CCCCCC"/>
-              <w:left w:val="single" w:sz="1" w:space="0" w:color="CCCCCC"/>
-              <w:bottom w:val="single" w:sz="1" w:space="0" w:color="CCCCCC"/>
-              <w:right w:val="single" w:sz="1" w:space="0" w:color="CCCCCC"/>
-            </w:tcBorders>
-            <w:shd w:val="clear" w:color="auto" w:fill="F2F2F2"/>
-            <w:tcMar>
-              <w:top w:w="80" w:type="dxa"/>
-              <w:left w:w="120" w:type="dxa"/>
-              <w:bottom w:w="80" w:type="dxa"/>
-              <w:right w:w="120" w:type="dxa"/>
-            </w:tcMar>
-            <w:vAlign w:val="center"/>
-          </w:tcPr>
-          <w:p>
-            <w:pPr>
-              <w:jc w:val="center"/>
-            </w:pPr>
-            <w:r>
-              <w:rPr>
-                <w:color w:val="000000"/>
-                <w:sz w:val="20"/>
-                <w:szCs w:val="20"/>
-              </w:rPr>
-              <w:t xml:space="preserve">11 </w:t>
-            </w:r>
-            <w:proofErr w:type="spellStart"/>
-            <w:r>
-              <w:rPr>
-                <w:color w:val="000000"/>
-                <w:sz w:val="20"/>
-                <w:szCs w:val="20"/>
-              </w:rPr>
-              <w:t>Stk</w:t>
-            </w:r>
-            <w:proofErr w:type="spellEnd"/>
-            <w:r>
-              <w:rPr>
-                <w:color w:val="000000"/>
-                <w:sz w:val="20"/>
-                <w:szCs w:val="20"/>
-              </w:rPr>
-              <w:t>.</w:t>
-            </w:r>
-          </w:p>
-        </w:tc>
-        <w:tc>
-          <w:tcPr>
-            <w:tcW w:w="900" w:type="dxa"/>
-            <w:tcBorders>
-              <w:top w:val="single" w:sz="1" w:space="0" w:color="CCCCCC"/>
-              <w:left w:val="single" w:sz="1" w:space="0" w:color="CCCCCC"/>
-              <w:bottom w:val="single" w:sz="1" w:space="0" w:color="CCCCCC"/>
-              <w:right w:val="single" w:sz="1" w:space="0" w:color="CCCCCC"/>
-            </w:tcBorders>
-            <w:shd w:val="clear" w:color="auto" w:fill="F2F2F2"/>
-            <w:tcMar>
-              <w:top w:w="80" w:type="dxa"/>
-              <w:left w:w="120" w:type="dxa"/>
-              <w:bottom w:w="80" w:type="dxa"/>
-              <w:right w:w="120" w:type="dxa"/>
-            </w:tcMar>
-            <w:vAlign w:val="center"/>
-          </w:tcPr>
-          <w:p>
-            <w:pPr>
-              <w:jc w:val="right"/>
-            </w:pPr>
-            <w:r>
-              <w:rPr>
-                <w:color w:val="000000"/>
-                <w:sz w:val="20"/>
-                <w:szCs w:val="20"/>
-              </w:rPr>
-              <w:t>CHF 32.00</w:t>
-            </w:r>
-          </w:p>
-        </w:tc>
-        <w:tc>
-          <w:tcPr>
-            <w:tcW w:w="746" w:type="dxa"/>
-            <w:tcBorders>
-              <w:top w:val="single" w:sz="1" w:space="0" w:color="CCCCCC"/>
-              <w:left w:val="single" w:sz="1" w:space="0" w:color="CCCCCC"/>
-              <w:bottom w:val="single" w:sz="1" w:space="0" w:color="CCCCCC"/>
-              <w:right w:val="single" w:sz="1" w:space="0" w:color="CCCCCC"/>
-            </w:tcBorders>
-            <w:shd w:val="clear" w:color="auto" w:fill="F2F2F2"/>
-            <w:tcMar>
-              <w:top w:w="80" w:type="dxa"/>
-              <w:left w:w="120" w:type="dxa"/>
-              <w:bottom w:w="80" w:type="dxa"/>
-              <w:right w:w="120" w:type="dxa"/>
-            </w:tcMar>
-            <w:vAlign w:val="center"/>
-          </w:tcPr>
-          <w:p>
-            <w:pPr>
-              <w:jc w:val="right"/>
-            </w:pPr>
-            <w:r>
-              <w:rPr>
-                <w:b/>
-                <w:bCs/>
-                <w:color w:val="000000"/>
-                <w:sz w:val="20"/>
-                <w:szCs w:val="20"/>
-              </w:rPr>
-              <w:t>CHF 352.00</w:t>
+              </w:rPr>
+              <w:t>CHF 320.00</w:t>
             </w:r>
           </w:p>
         </w:tc>
@@ -2478,39 +2226,39 @@
               <w:bottom w:val="single" w:sz="1" w:space="0" w:color="CCCCCC"/>
               <w:right w:val="single" w:sz="1" w:space="0" w:color="CCCCCC"/>
             </w:tcBorders>
-            <w:shd w:val="clear" w:color="auto" w:fill="FFFFFF"/>
-            <w:tcMar>
-              <w:top w:w="80" w:type="dxa"/>
-              <w:left w:w="120" w:type="dxa"/>
-              <w:bottom w:w="80" w:type="dxa"/>
-              <w:right w:w="120" w:type="dxa"/>
-            </w:tcMar>
-            <w:vAlign w:val="center"/>
-          </w:tcPr>
-          <w:p>
-            <w:pPr>
-              <w:jc w:val="center"/>
-            </w:pPr>
-            <w:r>
-              <w:rPr>
-                <w:color w:val="000000"/>
-                <w:sz w:val="20"/>
-                <w:szCs w:val="20"/>
-              </w:rPr>
-              <w:t>7</w:t>
-            </w:r>
-          </w:p>
-        </w:tc>
-        <w:tc>
-          <w:tcPr>
-            <w:tcW w:w="5600" w:type="dxa"/>
-            <w:tcBorders>
-              <w:top w:val="single" w:sz="1" w:space="0" w:color="CCCCCC"/>
-              <w:left w:val="single" w:sz="1" w:space="0" w:color="CCCCCC"/>
-              <w:bottom w:val="single" w:sz="1" w:space="0" w:color="CCCCCC"/>
-              <w:right w:val="single" w:sz="1" w:space="0" w:color="CCCCCC"/>
-            </w:tcBorders>
-            <w:shd w:val="clear" w:color="auto" w:fill="FFFFFF"/>
+            <w:shd w:val="clear" w:color="auto" w:fill="F2F2F2"/>
+            <w:tcMar>
+              <w:top w:w="80" w:type="dxa"/>
+              <w:left w:w="120" w:type="dxa"/>
+              <w:bottom w:w="80" w:type="dxa"/>
+              <w:right w:w="120" w:type="dxa"/>
+            </w:tcMar>
+            <w:vAlign w:val="center"/>
+          </w:tcPr>
+          <w:p>
+            <w:pPr>
+              <w:jc w:val="center"/>
+            </w:pPr>
+            <w:r>
+              <w:rPr>
+                <w:color w:val="000000"/>
+                <w:sz w:val="20"/>
+                <w:szCs w:val="20"/>
+              </w:rPr>
+              <w:t>6</w:t>
+            </w:r>
+          </w:p>
+        </w:tc>
+        <w:tc>
+          <w:tcPr>
+            <w:tcW w:w="5800" w:type="dxa"/>
+            <w:tcBorders>
+              <w:top w:val="single" w:sz="1" w:space="0" w:color="CCCCCC"/>
+              <w:left w:val="single" w:sz="1" w:space="0" w:color="CCCCCC"/>
+              <w:bottom w:val="single" w:sz="1" w:space="0" w:color="CCCCCC"/>
+              <w:right w:val="single" w:sz="1" w:space="0" w:color="CCCCCC"/>
+            </w:tcBorders>
+            <w:shd w:val="clear" w:color="auto" w:fill="F2F2F2"/>
             <w:tcMar>
               <w:top w:w="70" w:type="dxa"/>
               <w:left w:w="120" w:type="dxa"/>
@@ -2535,7 +2283,7 @@
                 <w:szCs w:val="20"/>
                 <w:lang w:val="en-GB"/>
               </w:rPr>
-              <w:t>Patchfeld</w:t>
+              <w:t>Netzwerkdose</w:t>
             </w:r>
             <w:proofErr w:type="spellEnd"/>
             <w:r>
@@ -2547,108 +2295,94 @@
                 <w:szCs w:val="20"/>
                 <w:lang w:val="en-GB"/>
               </w:rPr>
-              <w:t xml:space="preserve"> 24-Port Cat6A PP-01</w:t>
-            </w:r>
-          </w:p>
-          <w:p>
-            <w:pPr>
-              <w:rPr>
-                <w:lang w:val="en-GB"/>
-              </w:rPr>
-            </w:pPr>
-            <w:proofErr w:type="spellStart"/>
+              <w:t xml:space="preserve"> Cat6A UP 2x RJ45 (ND-01 bis ND-11)</w:t>
+            </w:r>
+          </w:p>
+          <w:p>
             <w:r>
               <w:rPr>
                 <w:color w:val="595959"/>
+                <w:sz w:val="17"/>
+                <w:szCs w:val="17"/>
+              </w:rPr>
+              <w:t>Legrand RJ45 Cat6A geschirmt</w:t>
+            </w:r>
+          </w:p>
+        </w:tc>
+        <w:tc>
+          <w:tcPr>
+            <w:tcW w:w="1100" w:type="dxa"/>
+            <w:tcBorders>
+              <w:top w:val="single" w:sz="1" w:space="0" w:color="CCCCCC"/>
+              <w:left w:val="single" w:sz="1" w:space="0" w:color="CCCCCC"/>
+              <w:bottom w:val="single" w:sz="1" w:space="0" w:color="CCCCCC"/>
+              <w:right w:val="single" w:sz="1" w:space="0" w:color="CCCCCC"/>
+            </w:tcBorders>
+            <w:shd w:val="clear" w:color="auto" w:fill="F2F2F2"/>
+            <w:tcMar>
+              <w:top w:w="80" w:type="dxa"/>
+              <w:left w:w="120" w:type="dxa"/>
+              <w:bottom w:w="80" w:type="dxa"/>
+              <w:right w:w="120" w:type="dxa"/>
+            </w:tcMar>
+            <w:vAlign w:val="center"/>
+          </w:tcPr>
+          <w:p>
+            <w:pPr>
+              <w:jc w:val="center"/>
+            </w:pPr>
+            <w:r>
+              <w:rPr>
+                <w:color w:val="000000"/>
                 <w:sz w:val="18"/>
                 <w:szCs w:val="18"/>
-                <w:lang w:val="en-GB"/>
-              </w:rPr>
-              <w:t>Digitus</w:t>
+              </w:rPr>
+              <w:t>Brack.ch</w:t>
+            </w:r>
+          </w:p>
+        </w:tc>
+        <w:tc>
+          <w:tcPr>
+            <w:tcW w:w="700" w:type="dxa"/>
+            <w:tcBorders>
+              <w:top w:val="single" w:sz="1" w:space="0" w:color="CCCCCC"/>
+              <w:left w:val="single" w:sz="1" w:space="0" w:color="CCCCCC"/>
+              <w:bottom w:val="single" w:sz="1" w:space="0" w:color="CCCCCC"/>
+              <w:right w:val="single" w:sz="1" w:space="0" w:color="CCCCCC"/>
+            </w:tcBorders>
+            <w:shd w:val="clear" w:color="auto" w:fill="F2F2F2"/>
+            <w:tcMar>
+              <w:top w:w="80" w:type="dxa"/>
+              <w:left w:w="120" w:type="dxa"/>
+              <w:bottom w:w="80" w:type="dxa"/>
+              <w:right w:w="120" w:type="dxa"/>
+            </w:tcMar>
+            <w:vAlign w:val="center"/>
+          </w:tcPr>
+          <w:p>
+            <w:pPr>
+              <w:jc w:val="center"/>
+            </w:pPr>
+            <w:r>
+              <w:rPr>
+                <w:color w:val="000000"/>
+                <w:sz w:val="20"/>
+                <w:szCs w:val="20"/>
+              </w:rPr>
+              <w:t xml:space="preserve">11 </w:t>
+            </w:r>
+            <w:proofErr w:type="spellStart"/>
+            <w:r>
+              <w:rPr>
+                <w:color w:val="000000"/>
+                <w:sz w:val="20"/>
+                <w:szCs w:val="20"/>
+              </w:rPr>
+              <w:t>Stk</w:t>
             </w:r>
             <w:proofErr w:type="spellEnd"/>
             <w:r>
               <w:rPr>
-                <w:color w:val="595959"/>
-                <w:sz w:val="18"/>
-                <w:szCs w:val="18"/>
-                <w:lang w:val="en-GB"/>
-              </w:rPr>
-              <w:t xml:space="preserve"> 19" 1HE Cat6A</w:t>
-            </w:r>
-          </w:p>
-        </w:tc>
-        <w:tc>
-          <w:tcPr>
-            <w:tcW w:w="1300" w:type="dxa"/>
-            <w:tcBorders>
-              <w:top w:val="single" w:sz="1" w:space="0" w:color="CCCCCC"/>
-              <w:left w:val="single" w:sz="1" w:space="0" w:color="CCCCCC"/>
-              <w:bottom w:val="single" w:sz="1" w:space="0" w:color="CCCCCC"/>
-              <w:right w:val="single" w:sz="1" w:space="0" w:color="CCCCCC"/>
-            </w:tcBorders>
-            <w:shd w:val="clear" w:color="auto" w:fill="FFFFFF"/>
-            <w:tcMar>
-              <w:top w:w="80" w:type="dxa"/>
-              <w:left w:w="120" w:type="dxa"/>
-              <w:bottom w:w="80" w:type="dxa"/>
-              <w:right w:w="120" w:type="dxa"/>
-            </w:tcMar>
-            <w:vAlign w:val="center"/>
-          </w:tcPr>
-          <w:p>
-            <w:r>
-              <w:rPr>
-                <w:color w:val="000000"/>
-                <w:sz w:val="18"/>
-                <w:szCs w:val="18"/>
-              </w:rPr>
-              <w:t>Brack.ch</w:t>
-            </w:r>
-          </w:p>
-        </w:tc>
-        <w:tc>
-          <w:tcPr>
-            <w:tcW w:w="700" w:type="dxa"/>
-            <w:tcBorders>
-              <w:top w:val="single" w:sz="1" w:space="0" w:color="CCCCCC"/>
-              <w:left w:val="single" w:sz="1" w:space="0" w:color="CCCCCC"/>
-              <w:bottom w:val="single" w:sz="1" w:space="0" w:color="CCCCCC"/>
-              <w:right w:val="single" w:sz="1" w:space="0" w:color="CCCCCC"/>
-            </w:tcBorders>
-            <w:shd w:val="clear" w:color="auto" w:fill="FFFFFF"/>
-            <w:tcMar>
-              <w:top w:w="80" w:type="dxa"/>
-              <w:left w:w="120" w:type="dxa"/>
-              <w:bottom w:w="80" w:type="dxa"/>
-              <w:right w:w="120" w:type="dxa"/>
-            </w:tcMar>
-            <w:vAlign w:val="center"/>
-          </w:tcPr>
-          <w:p>
-            <w:pPr>
-              <w:jc w:val="center"/>
-            </w:pPr>
-            <w:r>
-              <w:rPr>
-                <w:color w:val="000000"/>
-                <w:sz w:val="20"/>
-                <w:szCs w:val="20"/>
-              </w:rPr>
-              <w:t xml:space="preserve">1 </w:t>
-            </w:r>
-            <w:proofErr w:type="spellStart"/>
-            <w:r>
-              <w:rPr>
-                <w:color w:val="000000"/>
-                <w:sz w:val="20"/>
-                <w:szCs w:val="20"/>
-              </w:rPr>
-              <w:t>Stk</w:t>
-            </w:r>
-            <w:proofErr w:type="spellEnd"/>
-            <w:r>
-              <w:rPr>
                 <w:color w:val="000000"/>
                 <w:sz w:val="20"/>
                 <w:szCs w:val="20"/>
@@ -2666,7 +2400,7 @@
               <w:bottom w:val="single" w:sz="1" w:space="0" w:color="CCCCCC"/>
               <w:right w:val="single" w:sz="1" w:space="0" w:color="CCCCCC"/>
             </w:tcBorders>
-            <w:shd w:val="clear" w:color="auto" w:fill="FFFFFF"/>
+            <w:shd w:val="clear" w:color="auto" w:fill="F2F2F2"/>
             <w:tcMar>
               <w:top w:w="80" w:type="dxa"/>
               <w:left w:w="120" w:type="dxa"/>
@@ -2685,7 +2419,7 @@
                 <w:sz w:val="20"/>
                 <w:szCs w:val="20"/>
               </w:rPr>
-              <w:t>CHF 89.00</w:t>
+              <w:t>CHF 32.00</w:t>
             </w:r>
           </w:p>
         </w:tc>
@@ -2698,7 +2432,7 @@
               <w:bottom w:val="single" w:sz="1" w:space="0" w:color="CCCCCC"/>
               <w:right w:val="single" w:sz="1" w:space="0" w:color="CCCCCC"/>
             </w:tcBorders>
-            <w:shd w:val="clear" w:color="auto" w:fill="FFFFFF"/>
+            <w:shd w:val="clear" w:color="auto" w:fill="F2F2F2"/>
             <w:tcMar>
               <w:top w:w="80" w:type="dxa"/>
               <w:left w:w="120" w:type="dxa"/>
@@ -2719,7 +2453,7 @@
                 <w:sz w:val="20"/>
                 <w:szCs w:val="20"/>
               </w:rPr>
-              <w:t>CHF 89.00</w:t>
+              <w:t>CHF 352.00</w:t>
             </w:r>
           </w:p>
         </w:tc>
@@ -2740,39 +2474,39 @@
               <w:bottom w:val="single" w:sz="1" w:space="0" w:color="CCCCCC"/>
               <w:right w:val="single" w:sz="1" w:space="0" w:color="CCCCCC"/>
             </w:tcBorders>
-            <w:shd w:val="clear" w:color="auto" w:fill="F2F2F2"/>
-            <w:tcMar>
-              <w:top w:w="80" w:type="dxa"/>
-              <w:left w:w="120" w:type="dxa"/>
-              <w:bottom w:w="80" w:type="dxa"/>
-              <w:right w:w="120" w:type="dxa"/>
-            </w:tcMar>
-            <w:vAlign w:val="center"/>
-          </w:tcPr>
-          <w:p>
-            <w:pPr>
-              <w:jc w:val="center"/>
-            </w:pPr>
-            <w:r>
-              <w:rPr>
-                <w:color w:val="000000"/>
-                <w:sz w:val="20"/>
-                <w:szCs w:val="20"/>
-              </w:rPr>
-              <w:t>8</w:t>
-            </w:r>
-          </w:p>
-        </w:tc>
-        <w:tc>
-          <w:tcPr>
-            <w:tcW w:w="5600" w:type="dxa"/>
-            <w:tcBorders>
-              <w:top w:val="single" w:sz="1" w:space="0" w:color="CCCCCC"/>
-              <w:left w:val="single" w:sz="1" w:space="0" w:color="CCCCCC"/>
-              <w:bottom w:val="single" w:sz="1" w:space="0" w:color="CCCCCC"/>
-              <w:right w:val="single" w:sz="1" w:space="0" w:color="CCCCCC"/>
-            </w:tcBorders>
-            <w:shd w:val="clear" w:color="auto" w:fill="F2F2F2"/>
+            <w:shd w:val="clear" w:color="auto" w:fill="FFFFFF"/>
+            <w:tcMar>
+              <w:top w:w="80" w:type="dxa"/>
+              <w:left w:w="120" w:type="dxa"/>
+              <w:bottom w:w="80" w:type="dxa"/>
+              <w:right w:w="120" w:type="dxa"/>
+            </w:tcMar>
+            <w:vAlign w:val="center"/>
+          </w:tcPr>
+          <w:p>
+            <w:pPr>
+              <w:jc w:val="center"/>
+            </w:pPr>
+            <w:r>
+              <w:rPr>
+                <w:color w:val="000000"/>
+                <w:sz w:val="20"/>
+                <w:szCs w:val="20"/>
+              </w:rPr>
+              <w:t>7</w:t>
+            </w:r>
+          </w:p>
+        </w:tc>
+        <w:tc>
+          <w:tcPr>
+            <w:tcW w:w="5800" w:type="dxa"/>
+            <w:tcBorders>
+              <w:top w:val="single" w:sz="1" w:space="0" w:color="CCCCCC"/>
+              <w:left w:val="single" w:sz="1" w:space="0" w:color="CCCCCC"/>
+              <w:bottom w:val="single" w:sz="1" w:space="0" w:color="CCCCCC"/>
+              <w:right w:val="single" w:sz="1" w:space="0" w:color="CCCCCC"/>
+            </w:tcBorders>
+            <w:shd w:val="clear" w:color="auto" w:fill="FFFFFF"/>
             <w:tcMar>
               <w:top w:w="70" w:type="dxa"/>
               <w:left w:w="120" w:type="dxa"/>
@@ -2782,6 +2516,12 @@
             <w:vAlign w:val="center"/>
           </w:tcPr>
           <w:p>
+            <w:pPr>
+              <w:rPr>
+                <w:lang w:val="en-GB"/>
+              </w:rPr>
+            </w:pPr>
+            <w:proofErr w:type="spellStart"/>
             <w:r>
               <w:rPr>
                 <w:b/>
@@ -2789,10 +2529,11 @@
                 <w:color w:val="000000"/>
                 <w:sz w:val="20"/>
                 <w:szCs w:val="20"/>
-              </w:rPr>
-              <w:t>UGV-</w:t>
-            </w:r>
-            <w:proofErr w:type="spellStart"/>
+                <w:lang w:val="en-GB"/>
+              </w:rPr>
+              <w:t>Patchfeld</w:t>
+            </w:r>
+            <w:proofErr w:type="spellEnd"/>
             <w:r>
               <w:rPr>
                 <w:b/>
@@ -2800,10 +2541,175 @@
                 <w:color w:val="000000"/>
                 <w:sz w:val="20"/>
                 <w:szCs w:val="20"/>
-              </w:rPr>
-              <w:t>Verlegekabel</w:t>
+                <w:lang w:val="en-GB"/>
+              </w:rPr>
+              <w:t xml:space="preserve"> 24-Port Cat6A PP-01</w:t>
+            </w:r>
+          </w:p>
+          <w:p>
+            <w:pPr>
+              <w:rPr>
+                <w:lang w:val="en-GB"/>
+              </w:rPr>
+            </w:pPr>
+            <w:proofErr w:type="spellStart"/>
+            <w:r>
+              <w:rPr>
+                <w:color w:val="595959"/>
+                <w:sz w:val="17"/>
+                <w:szCs w:val="17"/>
+                <w:lang w:val="en-GB"/>
+              </w:rPr>
+              <w:t>Digitus</w:t>
             </w:r>
             <w:proofErr w:type="spellEnd"/>
+            <w:r>
+              <w:rPr>
+                <w:color w:val="595959"/>
+                <w:sz w:val="17"/>
+                <w:szCs w:val="17"/>
+                <w:lang w:val="en-GB"/>
+              </w:rPr>
+              <w:t xml:space="preserve"> 19" 1HE Cat6A</w:t>
+            </w:r>
+          </w:p>
+        </w:tc>
+        <w:tc>
+          <w:tcPr>
+            <w:tcW w:w="1100" w:type="dxa"/>
+            <w:tcBorders>
+              <w:top w:val="single" w:sz="1" w:space="0" w:color="CCCCCC"/>
+              <w:left w:val="single" w:sz="1" w:space="0" w:color="CCCCCC"/>
+              <w:bottom w:val="single" w:sz="1" w:space="0" w:color="CCCCCC"/>
+              <w:right w:val="single" w:sz="1" w:space="0" w:color="CCCCCC"/>
+            </w:tcBorders>
+            <w:shd w:val="clear" w:color="auto" w:fill="FFFFFF"/>
+            <w:tcMar>
+              <w:top w:w="80" w:type="dxa"/>
+              <w:left w:w="120" w:type="dxa"/>
+              <w:bottom w:w="80" w:type="dxa"/>
+              <w:right w:w="120" w:type="dxa"/>
+            </w:tcMar>
+            <w:vAlign w:val="center"/>
+          </w:tcPr>
+          <w:p>
+            <w:pPr>
+              <w:jc w:val="center"/>
+            </w:pPr>
+            <w:r>
+              <w:rPr>
+                <w:color w:val="000000"/>
+                <w:sz w:val="18"/>
+                <w:szCs w:val="18"/>
+              </w:rPr>
+              <w:t>Brack.ch</w:t>
+            </w:r>
+          </w:p>
+        </w:tc>
+        <w:tc>
+          <w:tcPr>
+            <w:tcW w:w="700" w:type="dxa"/>
+            <w:tcBorders>
+              <w:top w:val="single" w:sz="1" w:space="0" w:color="CCCCCC"/>
+              <w:left w:val="single" w:sz="1" w:space="0" w:color="CCCCCC"/>
+              <w:bottom w:val="single" w:sz="1" w:space="0" w:color="CCCCCC"/>
+              <w:right w:val="single" w:sz="1" w:space="0" w:color="CCCCCC"/>
+            </w:tcBorders>
+            <w:shd w:val="clear" w:color="auto" w:fill="FFFFFF"/>
+            <w:tcMar>
+              <w:top w:w="80" w:type="dxa"/>
+              <w:left w:w="120" w:type="dxa"/>
+              <w:bottom w:w="80" w:type="dxa"/>
+              <w:right w:w="120" w:type="dxa"/>
+            </w:tcMar>
+            <w:vAlign w:val="center"/>
+          </w:tcPr>
+          <w:p>
+            <w:pPr>
+              <w:jc w:val="center"/>
+            </w:pPr>
+            <w:r>
+              <w:rPr>
+                <w:color w:val="000000"/>
+                <w:sz w:val="20"/>
+                <w:szCs w:val="20"/>
+              </w:rPr>
+              <w:t xml:space="preserve">1 </w:t>
+            </w:r>
+            <w:proofErr w:type="spellStart"/>
+            <w:r>
+              <w:rPr>
+                <w:color w:val="000000"/>
+                <w:sz w:val="20"/>
+                <w:szCs w:val="20"/>
+              </w:rPr>
+              <w:t>Stk</w:t>
+            </w:r>
+            <w:proofErr w:type="spellEnd"/>
+            <w:r>
+              <w:rPr>
+                <w:color w:val="000000"/>
+                <w:sz w:val="20"/>
+                <w:szCs w:val="20"/>
+              </w:rPr>
+              <w:t>.</w:t>
+            </w:r>
+          </w:p>
+        </w:tc>
+        <w:tc>
+          <w:tcPr>
+            <w:tcW w:w="900" w:type="dxa"/>
+            <w:tcBorders>
+              <w:top w:val="single" w:sz="1" w:space="0" w:color="CCCCCC"/>
+              <w:left w:val="single" w:sz="1" w:space="0" w:color="CCCCCC"/>
+              <w:bottom w:val="single" w:sz="1" w:space="0" w:color="CCCCCC"/>
+              <w:right w:val="single" w:sz="1" w:space="0" w:color="CCCCCC"/>
+            </w:tcBorders>
+            <w:shd w:val="clear" w:color="auto" w:fill="FFFFFF"/>
+            <w:tcMar>
+              <w:top w:w="80" w:type="dxa"/>
+              <w:left w:w="120" w:type="dxa"/>
+              <w:bottom w:w="80" w:type="dxa"/>
+              <w:right w:w="120" w:type="dxa"/>
+            </w:tcMar>
+            <w:vAlign w:val="center"/>
+          </w:tcPr>
+          <w:p>
+            <w:pPr>
+              <w:jc w:val="right"/>
+            </w:pPr>
+            <w:r>
+              <w:rPr>
+                <w:color w:val="000000"/>
+                <w:sz w:val="20"/>
+                <w:szCs w:val="20"/>
+              </w:rPr>
+              <w:t>CHF 89.00</w:t>
+            </w:r>
+          </w:p>
+        </w:tc>
+        <w:tc>
+          <w:tcPr>
+            <w:tcW w:w="746" w:type="dxa"/>
+            <w:tcBorders>
+              <w:top w:val="single" w:sz="1" w:space="0" w:color="CCCCCC"/>
+              <w:left w:val="single" w:sz="1" w:space="0" w:color="CCCCCC"/>
+              <w:bottom w:val="single" w:sz="1" w:space="0" w:color="CCCCCC"/>
+              <w:right w:val="single" w:sz="1" w:space="0" w:color="CCCCCC"/>
+            </w:tcBorders>
+            <w:shd w:val="clear" w:color="auto" w:fill="FFFFFF"/>
+            <w:tcMar>
+              <w:top w:w="80" w:type="dxa"/>
+              <w:left w:w="120" w:type="dxa"/>
+              <w:bottom w:w="80" w:type="dxa"/>
+              <w:right w:w="120" w:type="dxa"/>
+            </w:tcMar>
+            <w:vAlign w:val="center"/>
+          </w:tcPr>
+          <w:p>
+            <w:pPr>
+              <w:jc w:val="right"/>
+            </w:pPr>
             <w:r>
               <w:rPr>
                 <w:b/>
@@ -2812,144 +2718,7 @@
                 <w:sz w:val="20"/>
                 <w:szCs w:val="20"/>
               </w:rPr>
-              <w:t xml:space="preserve"> Cat6A S/FTP 100m Rolle</w:t>
-            </w:r>
-          </w:p>
-          <w:p>
-            <w:r>
-              <w:rPr>
-                <w:color w:val="595959"/>
-                <w:sz w:val="18"/>
-                <w:szCs w:val="18"/>
-              </w:rPr>
-              <w:t>ca. 120m benötigt inkl. 20% Reserve</w:t>
-            </w:r>
-          </w:p>
-        </w:tc>
-        <w:tc>
-          <w:tcPr>
-            <w:tcW w:w="1300" w:type="dxa"/>
-            <w:tcBorders>
-              <w:top w:val="single" w:sz="1" w:space="0" w:color="CCCCCC"/>
-              <w:left w:val="single" w:sz="1" w:space="0" w:color="CCCCCC"/>
-              <w:bottom w:val="single" w:sz="1" w:space="0" w:color="CCCCCC"/>
-              <w:right w:val="single" w:sz="1" w:space="0" w:color="CCCCCC"/>
-            </w:tcBorders>
-            <w:shd w:val="clear" w:color="auto" w:fill="F2F2F2"/>
-            <w:tcMar>
-              <w:top w:w="80" w:type="dxa"/>
-              <w:left w:w="120" w:type="dxa"/>
-              <w:bottom w:w="80" w:type="dxa"/>
-              <w:right w:w="120" w:type="dxa"/>
-            </w:tcMar>
-            <w:vAlign w:val="center"/>
-          </w:tcPr>
-          <w:p>
-            <w:r>
-              <w:rPr>
-                <w:color w:val="000000"/>
-                <w:sz w:val="18"/>
-                <w:szCs w:val="18"/>
-              </w:rPr>
-              <w:t>Elektro AG</w:t>
-            </w:r>
-          </w:p>
-        </w:tc>
-        <w:tc>
-          <w:tcPr>
-            <w:tcW w:w="700" w:type="dxa"/>
-            <w:tcBorders>
-              <w:top w:val="single" w:sz="1" w:space="0" w:color="CCCCCC"/>
-              <w:left w:val="single" w:sz="1" w:space="0" w:color="CCCCCC"/>
-              <w:bottom w:val="single" w:sz="1" w:space="0" w:color="CCCCCC"/>
-              <w:right w:val="single" w:sz="1" w:space="0" w:color="CCCCCC"/>
-            </w:tcBorders>
-            <w:shd w:val="clear" w:color="auto" w:fill="F2F2F2"/>
-            <w:tcMar>
-              <w:top w:w="80" w:type="dxa"/>
-              <w:left w:w="120" w:type="dxa"/>
-              <w:bottom w:w="80" w:type="dxa"/>
-              <w:right w:w="120" w:type="dxa"/>
-            </w:tcMar>
-            <w:vAlign w:val="center"/>
-          </w:tcPr>
-          <w:p>
-            <w:pPr>
-              <w:jc w:val="center"/>
-            </w:pPr>
-            <w:r>
-              <w:rPr>
-                <w:color w:val="000000"/>
-                <w:sz w:val="20"/>
-                <w:szCs w:val="20"/>
-              </w:rPr>
-              <w:t>2 Rollen</w:t>
-            </w:r>
-          </w:p>
-        </w:tc>
-        <w:tc>
-          <w:tcPr>
-            <w:tcW w:w="900" w:type="dxa"/>
-            <w:tcBorders>
-              <w:top w:val="single" w:sz="1" w:space="0" w:color="CCCCCC"/>
-              <w:left w:val="single" w:sz="1" w:space="0" w:color="CCCCCC"/>
-              <w:bottom w:val="single" w:sz="1" w:space="0" w:color="CCCCCC"/>
-              <w:right w:val="single" w:sz="1" w:space="0" w:color="CCCCCC"/>
-            </w:tcBorders>
-            <w:shd w:val="clear" w:color="auto" w:fill="F2F2F2"/>
-            <w:tcMar>
-              <w:top w:w="80" w:type="dxa"/>
-              <w:left w:w="120" w:type="dxa"/>
-              <w:bottom w:w="80" w:type="dxa"/>
-              <w:right w:w="120" w:type="dxa"/>
-            </w:tcMar>
-            <w:vAlign w:val="center"/>
-          </w:tcPr>
-          <w:p>
-            <w:pPr>
-              <w:jc w:val="right"/>
-            </w:pPr>
-            <w:r>
-              <w:rPr>
-                <w:color w:val="000000"/>
-                <w:sz w:val="20"/>
-                <w:szCs w:val="20"/>
-              </w:rPr>
-              <w:t>CHF 125.00</w:t>
-            </w:r>
-          </w:p>
-        </w:tc>
-        <w:tc>
-          <w:tcPr>
-            <w:tcW w:w="746" w:type="dxa"/>
-            <w:tcBorders>
-              <w:top w:val="single" w:sz="1" w:space="0" w:color="CCCCCC"/>
-              <w:left w:val="single" w:sz="1" w:space="0" w:color="CCCCCC"/>
-              <w:bottom w:val="single" w:sz="1" w:space="0" w:color="CCCCCC"/>
-              <w:right w:val="single" w:sz="1" w:space="0" w:color="CCCCCC"/>
-            </w:tcBorders>
-            <w:shd w:val="clear" w:color="auto" w:fill="F2F2F2"/>
-            <w:tcMar>
-              <w:top w:w="80" w:type="dxa"/>
-              <w:left w:w="120" w:type="dxa"/>
-              <w:bottom w:w="80" w:type="dxa"/>
-              <w:right w:w="120" w:type="dxa"/>
-            </w:tcMar>
-            <w:vAlign w:val="center"/>
-          </w:tcPr>
-          <w:p>
-            <w:pPr>
-              <w:jc w:val="right"/>
-            </w:pPr>
-            <w:r>
-              <w:rPr>
-                <w:b/>
-                <w:bCs/>
-                <w:color w:val="000000"/>
-                <w:sz w:val="20"/>
-                <w:szCs w:val="20"/>
-              </w:rPr>
-              <w:t>CHF 250.00</w:t>
+              <w:t>CHF 89.00</w:t>
             </w:r>
           </w:p>
         </w:tc>
@@ -2970,39 +2739,39 @@
               <w:bottom w:val="single" w:sz="1" w:space="0" w:color="CCCCCC"/>
               <w:right w:val="single" w:sz="1" w:space="0" w:color="CCCCCC"/>
             </w:tcBorders>
-            <w:shd w:val="clear" w:color="auto" w:fill="FFFFFF"/>
-            <w:tcMar>
-              <w:top w:w="80" w:type="dxa"/>
-              <w:left w:w="120" w:type="dxa"/>
-              <w:bottom w:w="80" w:type="dxa"/>
-              <w:right w:w="120" w:type="dxa"/>
-            </w:tcMar>
-            <w:vAlign w:val="center"/>
-          </w:tcPr>
-          <w:p>
-            <w:pPr>
-              <w:jc w:val="center"/>
-            </w:pPr>
-            <w:r>
-              <w:rPr>
-                <w:color w:val="000000"/>
-                <w:sz w:val="20"/>
-                <w:szCs w:val="20"/>
-              </w:rPr>
-              <w:t>9</w:t>
-            </w:r>
-          </w:p>
-        </w:tc>
-        <w:tc>
-          <w:tcPr>
-            <w:tcW w:w="5600" w:type="dxa"/>
-            <w:tcBorders>
-              <w:top w:val="single" w:sz="1" w:space="0" w:color="CCCCCC"/>
-              <w:left w:val="single" w:sz="1" w:space="0" w:color="CCCCCC"/>
-              <w:bottom w:val="single" w:sz="1" w:space="0" w:color="CCCCCC"/>
-              <w:right w:val="single" w:sz="1" w:space="0" w:color="CCCCCC"/>
-            </w:tcBorders>
-            <w:shd w:val="clear" w:color="auto" w:fill="FFFFFF"/>
+            <w:shd w:val="clear" w:color="auto" w:fill="F2F2F2"/>
+            <w:tcMar>
+              <w:top w:w="80" w:type="dxa"/>
+              <w:left w:w="120" w:type="dxa"/>
+              <w:bottom w:w="80" w:type="dxa"/>
+              <w:right w:w="120" w:type="dxa"/>
+            </w:tcMar>
+            <w:vAlign w:val="center"/>
+          </w:tcPr>
+          <w:p>
+            <w:pPr>
+              <w:jc w:val="center"/>
+            </w:pPr>
+            <w:r>
+              <w:rPr>
+                <w:color w:val="000000"/>
+                <w:sz w:val="20"/>
+                <w:szCs w:val="20"/>
+              </w:rPr>
+              <w:t>8</w:t>
+            </w:r>
+          </w:p>
+        </w:tc>
+        <w:tc>
+          <w:tcPr>
+            <w:tcW w:w="5800" w:type="dxa"/>
+            <w:tcBorders>
+              <w:top w:val="single" w:sz="1" w:space="0" w:color="CCCCCC"/>
+              <w:left w:val="single" w:sz="1" w:space="0" w:color="CCCCCC"/>
+              <w:bottom w:val="single" w:sz="1" w:space="0" w:color="CCCCCC"/>
+              <w:right w:val="single" w:sz="1" w:space="0" w:color="CCCCCC"/>
+            </w:tcBorders>
+            <w:shd w:val="clear" w:color="auto" w:fill="F2F2F2"/>
             <w:tcMar>
               <w:top w:w="70" w:type="dxa"/>
               <w:left w:w="120" w:type="dxa"/>
@@ -3012,12 +2781,6 @@
             <w:vAlign w:val="center"/>
           </w:tcPr>
           <w:p>
-            <w:pPr>
-              <w:rPr>
-                <w:lang w:val="en-GB"/>
-              </w:rPr>
-            </w:pPr>
-            <w:proofErr w:type="spellStart"/>
             <w:r>
               <w:rPr>
                 <w:b/>
@@ -3025,11 +2788,10 @@
                 <w:color w:val="000000"/>
                 <w:sz w:val="20"/>
                 <w:szCs w:val="20"/>
-                <w:lang w:val="en-GB"/>
-              </w:rPr>
-              <w:t>Patchkabel</w:t>
-            </w:r>
-            <w:proofErr w:type="spellEnd"/>
+              </w:rPr>
+              <w:t>UGV-</w:t>
+            </w:r>
+            <w:proofErr w:type="spellStart"/>
             <w:r>
               <w:rPr>
                 <w:b/>
@@ -3037,11 +2799,10 @@
                 <w:color w:val="000000"/>
                 <w:sz w:val="20"/>
                 <w:szCs w:val="20"/>
-                <w:lang w:val="en-GB"/>
-              </w:rPr>
-              <w:t xml:space="preserve"> Cat6A </w:t>
-            </w:r>
-            <w:proofErr w:type="spellStart"/>
+              </w:rPr>
+              <w:t>Verlegekabel</w:t>
+            </w:r>
+            <w:proofErr w:type="spellEnd"/>
             <w:r>
               <w:rPr>
                 <w:b/>
@@ -3049,11 +2810,139 @@
                 <w:color w:val="000000"/>
                 <w:sz w:val="20"/>
                 <w:szCs w:val="20"/>
-                <w:lang w:val="en-GB"/>
-              </w:rPr>
-              <w:t>blau</w:t>
-            </w:r>
-            <w:proofErr w:type="spellEnd"/>
+              </w:rPr>
+              <w:t xml:space="preserve"> Cat6A S/FTP 100m Rolle</w:t>
+            </w:r>
+          </w:p>
+          <w:p>
+            <w:r>
+              <w:rPr>
+                <w:color w:val="595959"/>
+                <w:sz w:val="17"/>
+                <w:szCs w:val="17"/>
+              </w:rPr>
+              <w:t>120m benötigt inkl. 20% Reserve</w:t>
+            </w:r>
+          </w:p>
+        </w:tc>
+        <w:tc>
+          <w:tcPr>
+            <w:tcW w:w="1100" w:type="dxa"/>
+            <w:tcBorders>
+              <w:top w:val="single" w:sz="1" w:space="0" w:color="CCCCCC"/>
+              <w:left w:val="single" w:sz="1" w:space="0" w:color="CCCCCC"/>
+              <w:bottom w:val="single" w:sz="1" w:space="0" w:color="CCCCCC"/>
+              <w:right w:val="single" w:sz="1" w:space="0" w:color="CCCCCC"/>
+            </w:tcBorders>
+            <w:shd w:val="clear" w:color="auto" w:fill="F2F2F2"/>
+            <w:tcMar>
+              <w:top w:w="80" w:type="dxa"/>
+              <w:left w:w="120" w:type="dxa"/>
+              <w:bottom w:w="80" w:type="dxa"/>
+              <w:right w:w="120" w:type="dxa"/>
+            </w:tcMar>
+            <w:vAlign w:val="center"/>
+          </w:tcPr>
+          <w:p>
+            <w:pPr>
+              <w:jc w:val="center"/>
+            </w:pPr>
+            <w:r>
+              <w:rPr>
+                <w:color w:val="000000"/>
+                <w:sz w:val="18"/>
+                <w:szCs w:val="18"/>
+              </w:rPr>
+              <w:t>Elektro AG</w:t>
+            </w:r>
+          </w:p>
+        </w:tc>
+        <w:tc>
+          <w:tcPr>
+            <w:tcW w:w="700" w:type="dxa"/>
+            <w:tcBorders>
+              <w:top w:val="single" w:sz="1" w:space="0" w:color="CCCCCC"/>
+              <w:left w:val="single" w:sz="1" w:space="0" w:color="CCCCCC"/>
+              <w:bottom w:val="single" w:sz="1" w:space="0" w:color="CCCCCC"/>
+              <w:right w:val="single" w:sz="1" w:space="0" w:color="CCCCCC"/>
+            </w:tcBorders>
+            <w:shd w:val="clear" w:color="auto" w:fill="F2F2F2"/>
+            <w:tcMar>
+              <w:top w:w="80" w:type="dxa"/>
+              <w:left w:w="120" w:type="dxa"/>
+              <w:bottom w:w="80" w:type="dxa"/>
+              <w:right w:w="120" w:type="dxa"/>
+            </w:tcMar>
+            <w:vAlign w:val="center"/>
+          </w:tcPr>
+          <w:p>
+            <w:pPr>
+              <w:jc w:val="center"/>
+            </w:pPr>
+            <w:r>
+              <w:rPr>
+                <w:color w:val="000000"/>
+                <w:sz w:val="20"/>
+                <w:szCs w:val="20"/>
+              </w:rPr>
+              <w:t>2 Rollen</w:t>
+            </w:r>
+          </w:p>
+        </w:tc>
+        <w:tc>
+          <w:tcPr>
+            <w:tcW w:w="900" w:type="dxa"/>
+            <w:tcBorders>
+              <w:top w:val="single" w:sz="1" w:space="0" w:color="CCCCCC"/>
+              <w:left w:val="single" w:sz="1" w:space="0" w:color="CCCCCC"/>
+              <w:bottom w:val="single" w:sz="1" w:space="0" w:color="CCCCCC"/>
+              <w:right w:val="single" w:sz="1" w:space="0" w:color="CCCCCC"/>
+            </w:tcBorders>
+            <w:shd w:val="clear" w:color="auto" w:fill="F2F2F2"/>
+            <w:tcMar>
+              <w:top w:w="80" w:type="dxa"/>
+              <w:left w:w="120" w:type="dxa"/>
+              <w:bottom w:w="80" w:type="dxa"/>
+              <w:right w:w="120" w:type="dxa"/>
+            </w:tcMar>
+            <w:vAlign w:val="center"/>
+          </w:tcPr>
+          <w:p>
+            <w:pPr>
+              <w:jc w:val="right"/>
+            </w:pPr>
+            <w:r>
+              <w:rPr>
+                <w:color w:val="000000"/>
+                <w:sz w:val="20"/>
+                <w:szCs w:val="20"/>
+              </w:rPr>
+              <w:t>CHF 125.00</w:t>
+            </w:r>
+          </w:p>
+        </w:tc>
+        <w:tc>
+          <w:tcPr>
+            <w:tcW w:w="746" w:type="dxa"/>
+            <w:tcBorders>
+              <w:top w:val="single" w:sz="1" w:space="0" w:color="CCCCCC"/>
+              <w:left w:val="single" w:sz="1" w:space="0" w:color="CCCCCC"/>
+              <w:bottom w:val="single" w:sz="1" w:space="0" w:color="CCCCCC"/>
+              <w:right w:val="single" w:sz="1" w:space="0" w:color="CCCCCC"/>
+            </w:tcBorders>
+            <w:shd w:val="clear" w:color="auto" w:fill="F2F2F2"/>
+            <w:tcMar>
+              <w:top w:w="80" w:type="dxa"/>
+              <w:left w:w="120" w:type="dxa"/>
+              <w:bottom w:w="80" w:type="dxa"/>
+              <w:right w:w="120" w:type="dxa"/>
+            </w:tcMar>
+            <w:vAlign w:val="center"/>
+          </w:tcPr>
+          <w:p>
+            <w:pPr>
+              <w:jc w:val="right"/>
+            </w:pPr>
             <w:r>
               <w:rPr>
                 <w:b/>
@@ -3061,216 +2950,8 @@
                 <w:color w:val="000000"/>
                 <w:sz w:val="20"/>
                 <w:szCs w:val="20"/>
-                <w:lang w:val="en-GB"/>
-              </w:rPr>
-              <w:t xml:space="preserve"> 2m (Dose → </w:t>
-            </w:r>
-            <w:proofErr w:type="spellStart"/>
-            <w:r>
-              <w:rPr>
-                <w:b/>
-                <w:bCs/>
-                <w:color w:val="000000"/>
-                <w:sz w:val="20"/>
-                <w:szCs w:val="20"/>
-                <w:lang w:val="en-GB"/>
-              </w:rPr>
-              <w:t>Gerät</w:t>
-            </w:r>
-            <w:proofErr w:type="spellEnd"/>
-            <w:r>
-              <w:rPr>
-                <w:b/>
-                <w:bCs/>
-                <w:color w:val="000000"/>
-                <w:sz w:val="20"/>
-                <w:szCs w:val="20"/>
-                <w:lang w:val="en-GB"/>
-              </w:rPr>
-              <w:t>)</w:t>
-            </w:r>
-          </w:p>
-          <w:p>
-            <w:pPr>
-              <w:rPr>
-                <w:lang w:val="en-GB"/>
-              </w:rPr>
-            </w:pPr>
-            <w:proofErr w:type="spellStart"/>
-            <w:r>
-              <w:rPr>
-                <w:color w:val="595959"/>
-                <w:sz w:val="18"/>
-                <w:szCs w:val="18"/>
-                <w:lang w:val="en-GB"/>
-              </w:rPr>
-              <w:t>Wirewin</w:t>
-            </w:r>
-            <w:proofErr w:type="spellEnd"/>
-            <w:r>
-              <w:rPr>
-                <w:color w:val="595959"/>
-                <w:sz w:val="18"/>
-                <w:szCs w:val="18"/>
-                <w:lang w:val="en-GB"/>
-              </w:rPr>
-              <w:t xml:space="preserve"> Cat6A S/FTP 2m </w:t>
-            </w:r>
-            <w:proofErr w:type="spellStart"/>
-            <w:r>
-              <w:rPr>
-                <w:color w:val="595959"/>
-                <w:sz w:val="18"/>
-                <w:szCs w:val="18"/>
-                <w:lang w:val="en-GB"/>
-              </w:rPr>
-              <w:t>blau</w:t>
-            </w:r>
-            <w:proofErr w:type="spellEnd"/>
-          </w:p>
-        </w:tc>
-        <w:tc>
-          <w:tcPr>
-            <w:tcW w:w="1300" w:type="dxa"/>
-            <w:tcBorders>
-              <w:top w:val="single" w:sz="1" w:space="0" w:color="CCCCCC"/>
-              <w:left w:val="single" w:sz="1" w:space="0" w:color="CCCCCC"/>
-              <w:bottom w:val="single" w:sz="1" w:space="0" w:color="CCCCCC"/>
-              <w:right w:val="single" w:sz="1" w:space="0" w:color="CCCCCC"/>
-            </w:tcBorders>
-            <w:shd w:val="clear" w:color="auto" w:fill="FFFFFF"/>
-            <w:tcMar>
-              <w:top w:w="80" w:type="dxa"/>
-              <w:left w:w="120" w:type="dxa"/>
-              <w:bottom w:w="80" w:type="dxa"/>
-              <w:right w:w="120" w:type="dxa"/>
-            </w:tcMar>
-            <w:vAlign w:val="center"/>
-          </w:tcPr>
-          <w:p>
-            <w:r>
-              <w:rPr>
-                <w:color w:val="000000"/>
-                <w:sz w:val="18"/>
-                <w:szCs w:val="18"/>
-              </w:rPr>
-              <w:t>Brack.ch</w:t>
-            </w:r>
-          </w:p>
-        </w:tc>
-        <w:tc>
-          <w:tcPr>
-            <w:tcW w:w="700" w:type="dxa"/>
-            <w:tcBorders>
-              <w:top w:val="single" w:sz="1" w:space="0" w:color="CCCCCC"/>
-              <w:left w:val="single" w:sz="1" w:space="0" w:color="CCCCCC"/>
-              <w:bottom w:val="single" w:sz="1" w:space="0" w:color="CCCCCC"/>
-              <w:right w:val="single" w:sz="1" w:space="0" w:color="CCCCCC"/>
-            </w:tcBorders>
-            <w:shd w:val="clear" w:color="auto" w:fill="FFFFFF"/>
-            <w:tcMar>
-              <w:top w:w="80" w:type="dxa"/>
-              <w:left w:w="120" w:type="dxa"/>
-              <w:bottom w:w="80" w:type="dxa"/>
-              <w:right w:w="120" w:type="dxa"/>
-            </w:tcMar>
-            <w:vAlign w:val="center"/>
-          </w:tcPr>
-          <w:p>
-            <w:pPr>
-              <w:jc w:val="center"/>
-            </w:pPr>
-            <w:r>
-              <w:rPr>
-                <w:color w:val="000000"/>
-                <w:sz w:val="20"/>
-                <w:szCs w:val="20"/>
-              </w:rPr>
-              <w:t xml:space="preserve">11 </w:t>
-            </w:r>
-            <w:proofErr w:type="spellStart"/>
-            <w:r>
-              <w:rPr>
-                <w:color w:val="000000"/>
-                <w:sz w:val="20"/>
-                <w:szCs w:val="20"/>
-              </w:rPr>
-              <w:t>Stk</w:t>
-            </w:r>
-            <w:proofErr w:type="spellEnd"/>
-            <w:r>
-              <w:rPr>
-                <w:color w:val="000000"/>
-                <w:sz w:val="20"/>
-                <w:szCs w:val="20"/>
-              </w:rPr>
-              <w:t>.</w:t>
-            </w:r>
-          </w:p>
-        </w:tc>
-        <w:tc>
-          <w:tcPr>
-            <w:tcW w:w="900" w:type="dxa"/>
-            <w:tcBorders>
-              <w:top w:val="single" w:sz="1" w:space="0" w:color="CCCCCC"/>
-              <w:left w:val="single" w:sz="1" w:space="0" w:color="CCCCCC"/>
-              <w:bottom w:val="single" w:sz="1" w:space="0" w:color="CCCCCC"/>
-              <w:right w:val="single" w:sz="1" w:space="0" w:color="CCCCCC"/>
-            </w:tcBorders>
-            <w:shd w:val="clear" w:color="auto" w:fill="FFFFFF"/>
-            <w:tcMar>
-              <w:top w:w="80" w:type="dxa"/>
-              <w:left w:w="120" w:type="dxa"/>
-              <w:bottom w:w="80" w:type="dxa"/>
-              <w:right w:w="120" w:type="dxa"/>
-            </w:tcMar>
-            <w:vAlign w:val="center"/>
-          </w:tcPr>
-          <w:p>
-            <w:pPr>
-              <w:jc w:val="right"/>
-            </w:pPr>
-            <w:r>
-              <w:rPr>
-                <w:color w:val="000000"/>
-                <w:sz w:val="20"/>
-                <w:szCs w:val="20"/>
-              </w:rPr>
-              <w:t>CHF 9.50</w:t>
-            </w:r>
-          </w:p>
-        </w:tc>
-        <w:tc>
-          <w:tcPr>
-            <w:tcW w:w="746" w:type="dxa"/>
-            <w:tcBorders>
-              <w:top w:val="single" w:sz="1" w:space="0" w:color="CCCCCC"/>
-              <w:left w:val="single" w:sz="1" w:space="0" w:color="CCCCCC"/>
-              <w:bottom w:val="single" w:sz="1" w:space="0" w:color="CCCCCC"/>
-              <w:right w:val="single" w:sz="1" w:space="0" w:color="CCCCCC"/>
-            </w:tcBorders>
-            <w:shd w:val="clear" w:color="auto" w:fill="FFFFFF"/>
-            <w:tcMar>
-              <w:top w:w="80" w:type="dxa"/>
-              <w:left w:w="120" w:type="dxa"/>
-              <w:bottom w:w="80" w:type="dxa"/>
-              <w:right w:w="120" w:type="dxa"/>
-            </w:tcMar>
-            <w:vAlign w:val="center"/>
-          </w:tcPr>
-          <w:p>
-            <w:pPr>
-              <w:jc w:val="right"/>
-            </w:pPr>
-            <w:r>
-              <w:rPr>
-                <w:b/>
-                <w:bCs/>
-                <w:color w:val="000000"/>
-                <w:sz w:val="20"/>
-                <w:szCs w:val="20"/>
-              </w:rPr>
-              <w:t>CHF 104.50</w:t>
+              </w:rPr>
+              <w:t>CHF 250.00</w:t>
             </w:r>
           </w:p>
         </w:tc>
@@ -3291,39 +2972,39 @@
               <w:bottom w:val="single" w:sz="1" w:space="0" w:color="CCCCCC"/>
               <w:right w:val="single" w:sz="1" w:space="0" w:color="CCCCCC"/>
             </w:tcBorders>
-            <w:shd w:val="clear" w:color="auto" w:fill="F2F2F2"/>
-            <w:tcMar>
-              <w:top w:w="80" w:type="dxa"/>
-              <w:left w:w="120" w:type="dxa"/>
-              <w:bottom w:w="80" w:type="dxa"/>
-              <w:right w:w="120" w:type="dxa"/>
-            </w:tcMar>
-            <w:vAlign w:val="center"/>
-          </w:tcPr>
-          <w:p>
-            <w:pPr>
-              <w:jc w:val="center"/>
-            </w:pPr>
-            <w:r>
-              <w:rPr>
-                <w:color w:val="000000"/>
-                <w:sz w:val="20"/>
-                <w:szCs w:val="20"/>
-              </w:rPr>
-              <w:t>10</w:t>
-            </w:r>
-          </w:p>
-        </w:tc>
-        <w:tc>
-          <w:tcPr>
-            <w:tcW w:w="5600" w:type="dxa"/>
-            <w:tcBorders>
-              <w:top w:val="single" w:sz="1" w:space="0" w:color="CCCCCC"/>
-              <w:left w:val="single" w:sz="1" w:space="0" w:color="CCCCCC"/>
-              <w:bottom w:val="single" w:sz="1" w:space="0" w:color="CCCCCC"/>
-              <w:right w:val="single" w:sz="1" w:space="0" w:color="CCCCCC"/>
-            </w:tcBorders>
-            <w:shd w:val="clear" w:color="auto" w:fill="F2F2F2"/>
+            <w:shd w:val="clear" w:color="auto" w:fill="FFFFFF"/>
+            <w:tcMar>
+              <w:top w:w="80" w:type="dxa"/>
+              <w:left w:w="120" w:type="dxa"/>
+              <w:bottom w:w="80" w:type="dxa"/>
+              <w:right w:w="120" w:type="dxa"/>
+            </w:tcMar>
+            <w:vAlign w:val="center"/>
+          </w:tcPr>
+          <w:p>
+            <w:pPr>
+              <w:jc w:val="center"/>
+            </w:pPr>
+            <w:r>
+              <w:rPr>
+                <w:color w:val="000000"/>
+                <w:sz w:val="20"/>
+                <w:szCs w:val="20"/>
+              </w:rPr>
+              <w:t>9</w:t>
+            </w:r>
+          </w:p>
+        </w:tc>
+        <w:tc>
+          <w:tcPr>
+            <w:tcW w:w="5800" w:type="dxa"/>
+            <w:tcBorders>
+              <w:top w:val="single" w:sz="1" w:space="0" w:color="CCCCCC"/>
+              <w:left w:val="single" w:sz="1" w:space="0" w:color="CCCCCC"/>
+              <w:bottom w:val="single" w:sz="1" w:space="0" w:color="CCCCCC"/>
+              <w:right w:val="single" w:sz="1" w:space="0" w:color="CCCCCC"/>
+            </w:tcBorders>
+            <w:shd w:val="clear" w:color="auto" w:fill="FFFFFF"/>
             <w:tcMar>
               <w:top w:w="70" w:type="dxa"/>
               <w:left w:w="120" w:type="dxa"/>
@@ -3333,12 +3014,6 @@
             <w:vAlign w:val="center"/>
           </w:tcPr>
           <w:p>
-            <w:pPr>
-              <w:rPr>
-                <w:lang w:val="en-GB"/>
-              </w:rPr>
-            </w:pPr>
-            <w:proofErr w:type="spellStart"/>
             <w:r>
               <w:rPr>
                 <w:b/>
@@ -3346,11 +3021,147 @@
                 <w:color w:val="000000"/>
                 <w:sz w:val="20"/>
                 <w:szCs w:val="20"/>
-                <w:lang w:val="en-GB"/>
-              </w:rPr>
-              <w:t>Patchkabel</w:t>
+              </w:rPr>
+              <w:t>Patchkabel Cat6A blau 2m – Dose zu Gerät</w:t>
+            </w:r>
+          </w:p>
+        </w:tc>
+        <w:tc>
+          <w:tcPr>
+            <w:tcW w:w="1100" w:type="dxa"/>
+            <w:tcBorders>
+              <w:top w:val="single" w:sz="1" w:space="0" w:color="CCCCCC"/>
+              <w:left w:val="single" w:sz="1" w:space="0" w:color="CCCCCC"/>
+              <w:bottom w:val="single" w:sz="1" w:space="0" w:color="CCCCCC"/>
+              <w:right w:val="single" w:sz="1" w:space="0" w:color="CCCCCC"/>
+            </w:tcBorders>
+            <w:shd w:val="clear" w:color="auto" w:fill="FFFFFF"/>
+            <w:tcMar>
+              <w:top w:w="80" w:type="dxa"/>
+              <w:left w:w="120" w:type="dxa"/>
+              <w:bottom w:w="80" w:type="dxa"/>
+              <w:right w:w="120" w:type="dxa"/>
+            </w:tcMar>
+            <w:vAlign w:val="center"/>
+          </w:tcPr>
+          <w:p>
+            <w:pPr>
+              <w:jc w:val="center"/>
+            </w:pPr>
+            <w:r>
+              <w:rPr>
+                <w:color w:val="000000"/>
+                <w:sz w:val="18"/>
+                <w:szCs w:val="18"/>
+              </w:rPr>
+              <w:t>Brack.ch</w:t>
+            </w:r>
+          </w:p>
+        </w:tc>
+        <w:tc>
+          <w:tcPr>
+            <w:tcW w:w="700" w:type="dxa"/>
+            <w:tcBorders>
+              <w:top w:val="single" w:sz="1" w:space="0" w:color="CCCCCC"/>
+              <w:left w:val="single" w:sz="1" w:space="0" w:color="CCCCCC"/>
+              <w:bottom w:val="single" w:sz="1" w:space="0" w:color="CCCCCC"/>
+              <w:right w:val="single" w:sz="1" w:space="0" w:color="CCCCCC"/>
+            </w:tcBorders>
+            <w:shd w:val="clear" w:color="auto" w:fill="FFFFFF"/>
+            <w:tcMar>
+              <w:top w:w="80" w:type="dxa"/>
+              <w:left w:w="120" w:type="dxa"/>
+              <w:bottom w:w="80" w:type="dxa"/>
+              <w:right w:w="120" w:type="dxa"/>
+            </w:tcMar>
+            <w:vAlign w:val="center"/>
+          </w:tcPr>
+          <w:p>
+            <w:pPr>
+              <w:jc w:val="center"/>
+            </w:pPr>
+            <w:r>
+              <w:rPr>
+                <w:color w:val="000000"/>
+                <w:sz w:val="20"/>
+                <w:szCs w:val="20"/>
+              </w:rPr>
+              <w:t xml:space="preserve">11 </w:t>
+            </w:r>
+            <w:proofErr w:type="spellStart"/>
+            <w:r>
+              <w:rPr>
+                <w:color w:val="000000"/>
+                <w:sz w:val="20"/>
+                <w:szCs w:val="20"/>
+              </w:rPr>
+              <w:t>Stk</w:t>
             </w:r>
             <w:proofErr w:type="spellEnd"/>
+            <w:r>
+              <w:rPr>
+                <w:color w:val="000000"/>
+                <w:sz w:val="20"/>
+                <w:szCs w:val="20"/>
+              </w:rPr>
+              <w:t>.</w:t>
+            </w:r>
+          </w:p>
+        </w:tc>
+        <w:tc>
+          <w:tcPr>
+            <w:tcW w:w="900" w:type="dxa"/>
+            <w:tcBorders>
+              <w:top w:val="single" w:sz="1" w:space="0" w:color="CCCCCC"/>
+              <w:left w:val="single" w:sz="1" w:space="0" w:color="CCCCCC"/>
+              <w:bottom w:val="single" w:sz="1" w:space="0" w:color="CCCCCC"/>
+              <w:right w:val="single" w:sz="1" w:space="0" w:color="CCCCCC"/>
+            </w:tcBorders>
+            <w:shd w:val="clear" w:color="auto" w:fill="FFFFFF"/>
+            <w:tcMar>
+              <w:top w:w="80" w:type="dxa"/>
+              <w:left w:w="120" w:type="dxa"/>
+              <w:bottom w:w="80" w:type="dxa"/>
+              <w:right w:w="120" w:type="dxa"/>
+            </w:tcMar>
+            <w:vAlign w:val="center"/>
+          </w:tcPr>
+          <w:p>
+            <w:pPr>
+              <w:jc w:val="right"/>
+            </w:pPr>
+            <w:r>
+              <w:rPr>
+                <w:color w:val="000000"/>
+                <w:sz w:val="20"/>
+                <w:szCs w:val="20"/>
+              </w:rPr>
+              <w:t>CHF 9.50</w:t>
+            </w:r>
+          </w:p>
+        </w:tc>
+        <w:tc>
+          <w:tcPr>
+            <w:tcW w:w="746" w:type="dxa"/>
+            <w:tcBorders>
+              <w:top w:val="single" w:sz="1" w:space="0" w:color="CCCCCC"/>
+              <w:left w:val="single" w:sz="1" w:space="0" w:color="CCCCCC"/>
+              <w:bottom w:val="single" w:sz="1" w:space="0" w:color="CCCCCC"/>
+              <w:right w:val="single" w:sz="1" w:space="0" w:color="CCCCCC"/>
+            </w:tcBorders>
+            <w:shd w:val="clear" w:color="auto" w:fill="FFFFFF"/>
+            <w:tcMar>
+              <w:top w:w="80" w:type="dxa"/>
+              <w:left w:w="120" w:type="dxa"/>
+              <w:bottom w:w="80" w:type="dxa"/>
+              <w:right w:w="120" w:type="dxa"/>
+            </w:tcMar>
+            <w:vAlign w:val="center"/>
+          </w:tcPr>
+          <w:p>
+            <w:pPr>
+              <w:jc w:val="right"/>
+            </w:pPr>
             <w:r>
               <w:rPr>
                 <w:b/>
@@ -3358,205 +3169,8 @@
                 <w:color w:val="000000"/>
                 <w:sz w:val="20"/>
                 <w:szCs w:val="20"/>
-                <w:lang w:val="en-GB"/>
-              </w:rPr>
-              <w:t xml:space="preserve"> Cat6A 0.5m (Switch → </w:t>
-            </w:r>
-            <w:proofErr w:type="spellStart"/>
-            <w:r>
-              <w:rPr>
-                <w:b/>
-                <w:bCs/>
-                <w:color w:val="000000"/>
-                <w:sz w:val="20"/>
-                <w:szCs w:val="20"/>
-                <w:lang w:val="en-GB"/>
-              </w:rPr>
-              <w:t>Patchfeld</w:t>
-            </w:r>
-            <w:proofErr w:type="spellEnd"/>
-            <w:r>
-              <w:rPr>
-                <w:b/>
-                <w:bCs/>
-                <w:color w:val="000000"/>
-                <w:sz w:val="20"/>
-                <w:szCs w:val="20"/>
-                <w:lang w:val="en-GB"/>
-              </w:rPr>
-              <w:t>)</w:t>
-            </w:r>
-          </w:p>
-          <w:p>
-            <w:pPr>
-              <w:rPr>
-                <w:lang w:val="en-GB"/>
-              </w:rPr>
-            </w:pPr>
-            <w:proofErr w:type="spellStart"/>
-            <w:r>
-              <w:rPr>
-                <w:color w:val="595959"/>
-                <w:sz w:val="18"/>
-                <w:szCs w:val="18"/>
-                <w:lang w:val="en-GB"/>
-              </w:rPr>
-              <w:t>Wirewin</w:t>
-            </w:r>
-            <w:proofErr w:type="spellEnd"/>
-            <w:r>
-              <w:rPr>
-                <w:color w:val="595959"/>
-                <w:sz w:val="18"/>
-                <w:szCs w:val="18"/>
-                <w:lang w:val="en-GB"/>
-              </w:rPr>
-              <w:t xml:space="preserve"> Cat6A S/FTP 0.5m</w:t>
-            </w:r>
-          </w:p>
-        </w:tc>
-        <w:tc>
-          <w:tcPr>
-            <w:tcW w:w="1300" w:type="dxa"/>
-            <w:tcBorders>
-              <w:top w:val="single" w:sz="1" w:space="0" w:color="CCCCCC"/>
-              <w:left w:val="single" w:sz="1" w:space="0" w:color="CCCCCC"/>
-              <w:bottom w:val="single" w:sz="1" w:space="0" w:color="CCCCCC"/>
-              <w:right w:val="single" w:sz="1" w:space="0" w:color="CCCCCC"/>
-            </w:tcBorders>
-            <w:shd w:val="clear" w:color="auto" w:fill="F2F2F2"/>
-            <w:tcMar>
-              <w:top w:w="80" w:type="dxa"/>
-              <w:left w:w="120" w:type="dxa"/>
-              <w:bottom w:w="80" w:type="dxa"/>
-              <w:right w:w="120" w:type="dxa"/>
-            </w:tcMar>
-            <w:vAlign w:val="center"/>
-          </w:tcPr>
-          <w:p>
-            <w:r>
-              <w:rPr>
-                <w:color w:val="000000"/>
-                <w:sz w:val="18"/>
-                <w:szCs w:val="18"/>
-              </w:rPr>
-              <w:t>Brack.ch</w:t>
-            </w:r>
-          </w:p>
-        </w:tc>
-        <w:tc>
-          <w:tcPr>
-            <w:tcW w:w="700" w:type="dxa"/>
-            <w:tcBorders>
-              <w:top w:val="single" w:sz="1" w:space="0" w:color="CCCCCC"/>
-              <w:left w:val="single" w:sz="1" w:space="0" w:color="CCCCCC"/>
-              <w:bottom w:val="single" w:sz="1" w:space="0" w:color="CCCCCC"/>
-              <w:right w:val="single" w:sz="1" w:space="0" w:color="CCCCCC"/>
-            </w:tcBorders>
-            <w:shd w:val="clear" w:color="auto" w:fill="F2F2F2"/>
-            <w:tcMar>
-              <w:top w:w="80" w:type="dxa"/>
-              <w:left w:w="120" w:type="dxa"/>
-              <w:bottom w:w="80" w:type="dxa"/>
-              <w:right w:w="120" w:type="dxa"/>
-            </w:tcMar>
-            <w:vAlign w:val="center"/>
-          </w:tcPr>
-          <w:p>
-            <w:pPr>
-              <w:jc w:val="center"/>
-            </w:pPr>
-            <w:r>
-              <w:rPr>
-                <w:color w:val="000000"/>
-                <w:sz w:val="20"/>
-                <w:szCs w:val="20"/>
-              </w:rPr>
-              <w:t xml:space="preserve">15 </w:t>
-            </w:r>
-            <w:proofErr w:type="spellStart"/>
-            <w:r>
-              <w:rPr>
-                <w:color w:val="000000"/>
-                <w:sz w:val="20"/>
-                <w:szCs w:val="20"/>
-              </w:rPr>
-              <w:t>Stk</w:t>
-            </w:r>
-            <w:proofErr w:type="spellEnd"/>
-            <w:r>
-              <w:rPr>
-                <w:color w:val="000000"/>
-                <w:sz w:val="20"/>
-                <w:szCs w:val="20"/>
-              </w:rPr>
-              <w:t>.</w:t>
-            </w:r>
-          </w:p>
-        </w:tc>
-        <w:tc>
-          <w:tcPr>
-            <w:tcW w:w="900" w:type="dxa"/>
-            <w:tcBorders>
-              <w:top w:val="single" w:sz="1" w:space="0" w:color="CCCCCC"/>
-              <w:left w:val="single" w:sz="1" w:space="0" w:color="CCCCCC"/>
-              <w:bottom w:val="single" w:sz="1" w:space="0" w:color="CCCCCC"/>
-              <w:right w:val="single" w:sz="1" w:space="0" w:color="CCCCCC"/>
-            </w:tcBorders>
-            <w:shd w:val="clear" w:color="auto" w:fill="F2F2F2"/>
-            <w:tcMar>
-              <w:top w:w="80" w:type="dxa"/>
-              <w:left w:w="120" w:type="dxa"/>
-              <w:bottom w:w="80" w:type="dxa"/>
-              <w:right w:w="120" w:type="dxa"/>
-            </w:tcMar>
-            <w:vAlign w:val="center"/>
-          </w:tcPr>
-          <w:p>
-            <w:pPr>
-              <w:jc w:val="right"/>
-            </w:pPr>
-            <w:r>
-              <w:rPr>
-                <w:color w:val="000000"/>
-                <w:sz w:val="20"/>
-                <w:szCs w:val="20"/>
-              </w:rPr>
-              <w:t>CHF 6.50</w:t>
-            </w:r>
-          </w:p>
-        </w:tc>
-        <w:tc>
-          <w:tcPr>
-            <w:tcW w:w="746" w:type="dxa"/>
-            <w:tcBorders>
-              <w:top w:val="single" w:sz="1" w:space="0" w:color="CCCCCC"/>
-              <w:left w:val="single" w:sz="1" w:space="0" w:color="CCCCCC"/>
-              <w:bottom w:val="single" w:sz="1" w:space="0" w:color="CCCCCC"/>
-              <w:right w:val="single" w:sz="1" w:space="0" w:color="CCCCCC"/>
-            </w:tcBorders>
-            <w:shd w:val="clear" w:color="auto" w:fill="F2F2F2"/>
-            <w:tcMar>
-              <w:top w:w="80" w:type="dxa"/>
-              <w:left w:w="120" w:type="dxa"/>
-              <w:bottom w:w="80" w:type="dxa"/>
-              <w:right w:w="120" w:type="dxa"/>
-            </w:tcMar>
-            <w:vAlign w:val="center"/>
-          </w:tcPr>
-          <w:p>
-            <w:pPr>
-              <w:jc w:val="right"/>
-            </w:pPr>
-            <w:r>
-              <w:rPr>
-                <w:b/>
-                <w:bCs/>
-                <w:color w:val="000000"/>
-                <w:sz w:val="20"/>
-                <w:szCs w:val="20"/>
-              </w:rPr>
-              <w:t>CHF 97.50</w:t>
+              </w:rPr>
+              <w:t>CHF 104.50</w:t>
             </w:r>
           </w:p>
         </w:tc>
@@ -3577,39 +3191,39 @@
               <w:bottom w:val="single" w:sz="1" w:space="0" w:color="CCCCCC"/>
               <w:right w:val="single" w:sz="1" w:space="0" w:color="CCCCCC"/>
             </w:tcBorders>
-            <w:shd w:val="clear" w:color="auto" w:fill="FFFFFF"/>
-            <w:tcMar>
-              <w:top w:w="80" w:type="dxa"/>
-              <w:left w:w="120" w:type="dxa"/>
-              <w:bottom w:w="80" w:type="dxa"/>
-              <w:right w:w="120" w:type="dxa"/>
-            </w:tcMar>
-            <w:vAlign w:val="center"/>
-          </w:tcPr>
-          <w:p>
-            <w:pPr>
-              <w:jc w:val="center"/>
-            </w:pPr>
-            <w:r>
-              <w:rPr>
-                <w:color w:val="000000"/>
-                <w:sz w:val="20"/>
-                <w:szCs w:val="20"/>
-              </w:rPr>
-              <w:t>11</w:t>
-            </w:r>
-          </w:p>
-        </w:tc>
-        <w:tc>
-          <w:tcPr>
-            <w:tcW w:w="5600" w:type="dxa"/>
-            <w:tcBorders>
-              <w:top w:val="single" w:sz="1" w:space="0" w:color="CCCCCC"/>
-              <w:left w:val="single" w:sz="1" w:space="0" w:color="CCCCCC"/>
-              <w:bottom w:val="single" w:sz="1" w:space="0" w:color="CCCCCC"/>
-              <w:right w:val="single" w:sz="1" w:space="0" w:color="CCCCCC"/>
-            </w:tcBorders>
-            <w:shd w:val="clear" w:color="auto" w:fill="FFFFFF"/>
+            <w:shd w:val="clear" w:color="auto" w:fill="F2F2F2"/>
+            <w:tcMar>
+              <w:top w:w="80" w:type="dxa"/>
+              <w:left w:w="120" w:type="dxa"/>
+              <w:bottom w:w="80" w:type="dxa"/>
+              <w:right w:w="120" w:type="dxa"/>
+            </w:tcMar>
+            <w:vAlign w:val="center"/>
+          </w:tcPr>
+          <w:p>
+            <w:pPr>
+              <w:jc w:val="center"/>
+            </w:pPr>
+            <w:r>
+              <w:rPr>
+                <w:color w:val="000000"/>
+                <w:sz w:val="20"/>
+                <w:szCs w:val="20"/>
+              </w:rPr>
+              <w:t>10</w:t>
+            </w:r>
+          </w:p>
+        </w:tc>
+        <w:tc>
+          <w:tcPr>
+            <w:tcW w:w="5800" w:type="dxa"/>
+            <w:tcBorders>
+              <w:top w:val="single" w:sz="1" w:space="0" w:color="CCCCCC"/>
+              <w:left w:val="single" w:sz="1" w:space="0" w:color="CCCCCC"/>
+              <w:bottom w:val="single" w:sz="1" w:space="0" w:color="CCCCCC"/>
+              <w:right w:val="single" w:sz="1" w:space="0" w:color="CCCCCC"/>
+            </w:tcBorders>
+            <w:shd w:val="clear" w:color="auto" w:fill="F2F2F2"/>
             <w:tcMar>
               <w:top w:w="70" w:type="dxa"/>
               <w:left w:w="120" w:type="dxa"/>
@@ -3619,6 +3233,12 @@
             <w:vAlign w:val="center"/>
           </w:tcPr>
           <w:p>
+            <w:pPr>
+              <w:rPr>
+                <w:lang w:val="en-GB"/>
+              </w:rPr>
+            </w:pPr>
+            <w:proofErr w:type="spellStart"/>
             <w:r>
               <w:rPr>
                 <w:b/>
@@ -3626,46 +3246,89 @@
                 <w:color w:val="000000"/>
                 <w:sz w:val="20"/>
                 <w:szCs w:val="20"/>
-              </w:rPr>
-              <w:t>Netzwerkschrank 9HE 19" NS-01</w:t>
-            </w:r>
-          </w:p>
-          <w:p>
-            <w:r>
-              <w:rPr>
-                <w:color w:val="595959"/>
+                <w:lang w:val="en-GB"/>
+              </w:rPr>
+              <w:t>Patchkabel</w:t>
+            </w:r>
+            <w:proofErr w:type="spellEnd"/>
+            <w:r>
+              <w:rPr>
+                <w:b/>
+                <w:bCs/>
+                <w:color w:val="000000"/>
+                <w:sz w:val="20"/>
+                <w:szCs w:val="20"/>
+                <w:lang w:val="en-GB"/>
+              </w:rPr>
+              <w:t xml:space="preserve"> Cat6A 0.5m – Switch </w:t>
+            </w:r>
+            <w:proofErr w:type="spellStart"/>
+            <w:r>
+              <w:rPr>
+                <w:b/>
+                <w:bCs/>
+                <w:color w:val="000000"/>
+                <w:sz w:val="20"/>
+                <w:szCs w:val="20"/>
+                <w:lang w:val="en-GB"/>
+              </w:rPr>
+              <w:t>zu</w:t>
+            </w:r>
+            <w:proofErr w:type="spellEnd"/>
+            <w:r>
+              <w:rPr>
+                <w:b/>
+                <w:bCs/>
+                <w:color w:val="000000"/>
+                <w:sz w:val="20"/>
+                <w:szCs w:val="20"/>
+                <w:lang w:val="en-GB"/>
+              </w:rPr>
+              <w:t xml:space="preserve"> </w:t>
+            </w:r>
+            <w:proofErr w:type="spellStart"/>
+            <w:r>
+              <w:rPr>
+                <w:b/>
+                <w:bCs/>
+                <w:color w:val="000000"/>
+                <w:sz w:val="20"/>
+                <w:szCs w:val="20"/>
+                <w:lang w:val="en-GB"/>
+              </w:rPr>
+              <w:t>Patchfeld</w:t>
+            </w:r>
+            <w:proofErr w:type="spellEnd"/>
+          </w:p>
+        </w:tc>
+        <w:tc>
+          <w:tcPr>
+            <w:tcW w:w="1100" w:type="dxa"/>
+            <w:tcBorders>
+              <w:top w:val="single" w:sz="1" w:space="0" w:color="CCCCCC"/>
+              <w:left w:val="single" w:sz="1" w:space="0" w:color="CCCCCC"/>
+              <w:bottom w:val="single" w:sz="1" w:space="0" w:color="CCCCCC"/>
+              <w:right w:val="single" w:sz="1" w:space="0" w:color="CCCCCC"/>
+            </w:tcBorders>
+            <w:shd w:val="clear" w:color="auto" w:fill="F2F2F2"/>
+            <w:tcMar>
+              <w:top w:w="80" w:type="dxa"/>
+              <w:left w:w="120" w:type="dxa"/>
+              <w:bottom w:w="80" w:type="dxa"/>
+              <w:right w:w="120" w:type="dxa"/>
+            </w:tcMar>
+            <w:vAlign w:val="center"/>
+          </w:tcPr>
+          <w:p>
+            <w:pPr>
+              <w:jc w:val="center"/>
+            </w:pPr>
+            <w:r>
+              <w:rPr>
+                <w:color w:val="000000"/>
                 <w:sz w:val="18"/>
                 <w:szCs w:val="18"/>
               </w:rPr>
-              <w:t>Digitus 19" 9HE Standschrank</w:t>
-            </w:r>
-          </w:p>
-        </w:tc>
-        <w:tc>
-          <w:tcPr>
-            <w:tcW w:w="1300" w:type="dxa"/>
-            <w:tcBorders>
-              <w:top w:val="single" w:sz="1" w:space="0" w:color="CCCCCC"/>
-              <w:left w:val="single" w:sz="1" w:space="0" w:color="CCCCCC"/>
-              <w:bottom w:val="single" w:sz="1" w:space="0" w:color="CCCCCC"/>
-              <w:right w:val="single" w:sz="1" w:space="0" w:color="CCCCCC"/>
-            </w:tcBorders>
-            <w:shd w:val="clear" w:color="auto" w:fill="FFFFFF"/>
-            <w:tcMar>
-              <w:top w:w="80" w:type="dxa"/>
-              <w:left w:w="120" w:type="dxa"/>
-              <w:bottom w:w="80" w:type="dxa"/>
-              <w:right w:w="120" w:type="dxa"/>
-            </w:tcMar>
-            <w:vAlign w:val="center"/>
-          </w:tcPr>
-          <w:p>
-            <w:r>
-              <w:rPr>
-                <w:color w:val="000000"/>
-                <w:sz w:val="18"/>
-                <w:szCs w:val="18"/>
-              </w:rPr>
               <w:t>Brack.ch</w:t>
             </w:r>
           </w:p>
@@ -3679,26 +3342,26 @@
               <w:bottom w:val="single" w:sz="1" w:space="0" w:color="CCCCCC"/>
               <w:right w:val="single" w:sz="1" w:space="0" w:color="CCCCCC"/>
             </w:tcBorders>
-            <w:shd w:val="clear" w:color="auto" w:fill="FFFFFF"/>
-            <w:tcMar>
-              <w:top w:w="80" w:type="dxa"/>
-              <w:left w:w="120" w:type="dxa"/>
-              <w:bottom w:w="80" w:type="dxa"/>
-              <w:right w:w="120" w:type="dxa"/>
-            </w:tcMar>
-            <w:vAlign w:val="center"/>
-          </w:tcPr>
-          <w:p>
-            <w:pPr>
-              <w:jc w:val="center"/>
-            </w:pPr>
-            <w:r>
-              <w:rPr>
-                <w:color w:val="000000"/>
-                <w:sz w:val="20"/>
-                <w:szCs w:val="20"/>
-              </w:rPr>
-              <w:t xml:space="preserve">1 </w:t>
+            <w:shd w:val="clear" w:color="auto" w:fill="F2F2F2"/>
+            <w:tcMar>
+              <w:top w:w="80" w:type="dxa"/>
+              <w:left w:w="120" w:type="dxa"/>
+              <w:bottom w:w="80" w:type="dxa"/>
+              <w:right w:w="120" w:type="dxa"/>
+            </w:tcMar>
+            <w:vAlign w:val="center"/>
+          </w:tcPr>
+          <w:p>
+            <w:pPr>
+              <w:jc w:val="center"/>
+            </w:pPr>
+            <w:r>
+              <w:rPr>
+                <w:color w:val="000000"/>
+                <w:sz w:val="20"/>
+                <w:szCs w:val="20"/>
+              </w:rPr>
+              <w:t xml:space="preserve">15 </w:t>
             </w:r>
             <w:proofErr w:type="spellStart"/>
             <w:r>
@@ -3729,7 +3392,7 @@
               <w:bottom w:val="single" w:sz="1" w:space="0" w:color="CCCCCC"/>
               <w:right w:val="single" w:sz="1" w:space="0" w:color="CCCCCC"/>
             </w:tcBorders>
-            <w:shd w:val="clear" w:color="auto" w:fill="FFFFFF"/>
+            <w:shd w:val="clear" w:color="auto" w:fill="F2F2F2"/>
             <w:tcMar>
               <w:top w:w="80" w:type="dxa"/>
               <w:left w:w="120" w:type="dxa"/>
@@ -3748,7 +3411,7 @@
                 <w:sz w:val="20"/>
                 <w:szCs w:val="20"/>
               </w:rPr>
-              <w:t>CHF 189.00</w:t>
+              <w:t>CHF 6.50</w:t>
             </w:r>
           </w:p>
         </w:tc>
@@ -3761,7 +3424,7 @@
               <w:bottom w:val="single" w:sz="1" w:space="0" w:color="CCCCCC"/>
               <w:right w:val="single" w:sz="1" w:space="0" w:color="CCCCCC"/>
             </w:tcBorders>
-            <w:shd w:val="clear" w:color="auto" w:fill="FFFFFF"/>
+            <w:shd w:val="clear" w:color="auto" w:fill="F2F2F2"/>
             <w:tcMar>
               <w:top w:w="80" w:type="dxa"/>
               <w:left w:w="120" w:type="dxa"/>
@@ -3782,7 +3445,7 @@
                 <w:sz w:val="20"/>
                 <w:szCs w:val="20"/>
               </w:rPr>
-              <w:t>CHF 189.00</w:t>
+              <w:t>CHF 97.50</w:t>
             </w:r>
           </w:p>
         </w:tc>
@@ -3803,39 +3466,39 @@
               <w:bottom w:val="single" w:sz="1" w:space="0" w:color="CCCCCC"/>
               <w:right w:val="single" w:sz="1" w:space="0" w:color="CCCCCC"/>
             </w:tcBorders>
-            <w:shd w:val="clear" w:color="auto" w:fill="F2F2F2"/>
-            <w:tcMar>
-              <w:top w:w="80" w:type="dxa"/>
-              <w:left w:w="120" w:type="dxa"/>
-              <w:bottom w:w="80" w:type="dxa"/>
-              <w:right w:w="120" w:type="dxa"/>
-            </w:tcMar>
-            <w:vAlign w:val="center"/>
-          </w:tcPr>
-          <w:p>
-            <w:pPr>
-              <w:jc w:val="center"/>
-            </w:pPr>
-            <w:r>
-              <w:rPr>
-                <w:color w:val="000000"/>
-                <w:sz w:val="20"/>
-                <w:szCs w:val="20"/>
-              </w:rPr>
-              <w:t>12</w:t>
-            </w:r>
-          </w:p>
-        </w:tc>
-        <w:tc>
-          <w:tcPr>
-            <w:tcW w:w="5600" w:type="dxa"/>
-            <w:tcBorders>
-              <w:top w:val="single" w:sz="1" w:space="0" w:color="CCCCCC"/>
-              <w:left w:val="single" w:sz="1" w:space="0" w:color="CCCCCC"/>
-              <w:bottom w:val="single" w:sz="1" w:space="0" w:color="CCCCCC"/>
-              <w:right w:val="single" w:sz="1" w:space="0" w:color="CCCCCC"/>
-            </w:tcBorders>
-            <w:shd w:val="clear" w:color="auto" w:fill="F2F2F2"/>
+            <w:shd w:val="clear" w:color="auto" w:fill="FFFFFF"/>
+            <w:tcMar>
+              <w:top w:w="80" w:type="dxa"/>
+              <w:left w:w="120" w:type="dxa"/>
+              <w:bottom w:w="80" w:type="dxa"/>
+              <w:right w:w="120" w:type="dxa"/>
+            </w:tcMar>
+            <w:vAlign w:val="center"/>
+          </w:tcPr>
+          <w:p>
+            <w:pPr>
+              <w:jc w:val="center"/>
+            </w:pPr>
+            <w:r>
+              <w:rPr>
+                <w:color w:val="000000"/>
+                <w:sz w:val="20"/>
+                <w:szCs w:val="20"/>
+              </w:rPr>
+              <w:t>11</w:t>
+            </w:r>
+          </w:p>
+        </w:tc>
+        <w:tc>
+          <w:tcPr>
+            <w:tcW w:w="5800" w:type="dxa"/>
+            <w:tcBorders>
+              <w:top w:val="single" w:sz="1" w:space="0" w:color="CCCCCC"/>
+              <w:left w:val="single" w:sz="1" w:space="0" w:color="CCCCCC"/>
+              <w:bottom w:val="single" w:sz="1" w:space="0" w:color="CCCCCC"/>
+              <w:right w:val="single" w:sz="1" w:space="0" w:color="CCCCCC"/>
+            </w:tcBorders>
+            <w:shd w:val="clear" w:color="auto" w:fill="FFFFFF"/>
             <w:tcMar>
               <w:top w:w="70" w:type="dxa"/>
               <w:left w:w="120" w:type="dxa"/>
@@ -3853,36 +3516,49 @@
                 <w:sz w:val="20"/>
                 <w:szCs w:val="20"/>
               </w:rPr>
-              <w:t>Kabelkanal 40x20mm, Schellen, Befestigungsmaterial</w:t>
-            </w:r>
-          </w:p>
-        </w:tc>
-        <w:tc>
-          <w:tcPr>
-            <w:tcW w:w="1300" w:type="dxa"/>
-            <w:tcBorders>
-              <w:top w:val="single" w:sz="1" w:space="0" w:color="CCCCCC"/>
-              <w:left w:val="single" w:sz="1" w:space="0" w:color="CCCCCC"/>
-              <w:bottom w:val="single" w:sz="1" w:space="0" w:color="CCCCCC"/>
-              <w:right w:val="single" w:sz="1" w:space="0" w:color="CCCCCC"/>
-            </w:tcBorders>
-            <w:shd w:val="clear" w:color="auto" w:fill="F2F2F2"/>
-            <w:tcMar>
-              <w:top w:w="80" w:type="dxa"/>
-              <w:left w:w="120" w:type="dxa"/>
-              <w:bottom w:w="80" w:type="dxa"/>
-              <w:right w:w="120" w:type="dxa"/>
-            </w:tcMar>
-            <w:vAlign w:val="center"/>
-          </w:tcPr>
-          <w:p>
+              <w:t>Netzwerkschrank 9HE 19" NS-01</w:t>
+            </w:r>
+          </w:p>
+          <w:p>
+            <w:r>
+              <w:rPr>
+                <w:color w:val="595959"/>
+                <w:sz w:val="17"/>
+                <w:szCs w:val="17"/>
+              </w:rPr>
+              <w:t>Digitus 19" 9HE Standschrank</w:t>
+            </w:r>
+          </w:p>
+        </w:tc>
+        <w:tc>
+          <w:tcPr>
+            <w:tcW w:w="1100" w:type="dxa"/>
+            <w:tcBorders>
+              <w:top w:val="single" w:sz="1" w:space="0" w:color="CCCCCC"/>
+              <w:left w:val="single" w:sz="1" w:space="0" w:color="CCCCCC"/>
+              <w:bottom w:val="single" w:sz="1" w:space="0" w:color="CCCCCC"/>
+              <w:right w:val="single" w:sz="1" w:space="0" w:color="CCCCCC"/>
+            </w:tcBorders>
+            <w:shd w:val="clear" w:color="auto" w:fill="FFFFFF"/>
+            <w:tcMar>
+              <w:top w:w="80" w:type="dxa"/>
+              <w:left w:w="120" w:type="dxa"/>
+              <w:bottom w:w="80" w:type="dxa"/>
+              <w:right w:w="120" w:type="dxa"/>
+            </w:tcMar>
+            <w:vAlign w:val="center"/>
+          </w:tcPr>
+          <w:p>
+            <w:pPr>
+              <w:jc w:val="center"/>
+            </w:pPr>
             <w:r>
               <w:rPr>
                 <w:color w:val="000000"/>
                 <w:sz w:val="18"/>
                 <w:szCs w:val="18"/>
               </w:rPr>
-              <w:t>Jumbo</w:t>
+              <w:t>Brack.ch</w:t>
             </w:r>
           </w:p>
         </w:tc>
@@ -3895,7 +3571,7 @@
               <w:bottom w:val="single" w:sz="1" w:space="0" w:color="CCCCCC"/>
               <w:right w:val="single" w:sz="1" w:space="0" w:color="CCCCCC"/>
             </w:tcBorders>
-            <w:shd w:val="clear" w:color="auto" w:fill="F2F2F2"/>
+            <w:shd w:val="clear" w:color="auto" w:fill="FFFFFF"/>
             <w:tcMar>
               <w:top w:w="80" w:type="dxa"/>
               <w:left w:w="120" w:type="dxa"/>
@@ -3923,7 +3599,7 @@
                 <w:sz w:val="20"/>
                 <w:szCs w:val="20"/>
               </w:rPr>
-              <w:t>pau</w:t>
+              <w:t>Stk</w:t>
             </w:r>
             <w:proofErr w:type="spellEnd"/>
             <w:r>
@@ -3945,7 +3621,7 @@
               <w:bottom w:val="single" w:sz="1" w:space="0" w:color="CCCCCC"/>
               <w:right w:val="single" w:sz="1" w:space="0" w:color="CCCCCC"/>
             </w:tcBorders>
-            <w:shd w:val="clear" w:color="auto" w:fill="F2F2F2"/>
+            <w:shd w:val="clear" w:color="auto" w:fill="FFFFFF"/>
             <w:tcMar>
               <w:top w:w="80" w:type="dxa"/>
               <w:left w:w="120" w:type="dxa"/>
@@ -3964,7 +3640,7 @@
                 <w:sz w:val="20"/>
                 <w:szCs w:val="20"/>
               </w:rPr>
-              <w:t>CHF 120.00</w:t>
+              <w:t>CHF 189.00</w:t>
             </w:r>
           </w:p>
         </w:tc>
@@ -3977,7 +3653,7 @@
               <w:bottom w:val="single" w:sz="1" w:space="0" w:color="CCCCCC"/>
               <w:right w:val="single" w:sz="1" w:space="0" w:color="CCCCCC"/>
             </w:tcBorders>
-            <w:shd w:val="clear" w:color="auto" w:fill="F2F2F2"/>
+            <w:shd w:val="clear" w:color="auto" w:fill="FFFFFF"/>
             <w:tcMar>
               <w:top w:w="80" w:type="dxa"/>
               <w:left w:w="120" w:type="dxa"/>
@@ -3998,7 +3674,7 @@
                 <w:sz w:val="20"/>
                 <w:szCs w:val="20"/>
               </w:rPr>
-              <w:t>CHF 120.00</w:t>
+              <w:t>CHF 189.00</w:t>
             </w:r>
           </w:p>
         </w:tc>
@@ -4010,72 +3686,51 @@
             <w:bottom w:w="0" w:type="dxa"/>
           </w:tblCellMar>
         </w:tblPrEx>
-        <w:tc>
-          <w:tcPr>
-            <w:tcW w:w="500" w:type="dxa"/>
-            <w:tcBorders>
-              <w:top w:val="single" w:sz="1" w:space="0" w:color="CCCCCC"/>
-              <w:left w:val="single" w:sz="1" w:space="0" w:color="CCCCCC"/>
-              <w:bottom w:val="single" w:sz="1" w:space="0" w:color="CCCCCC"/>
-              <w:right w:val="single" w:sz="1" w:space="0" w:color="CCCCCC"/>
-            </w:tcBorders>
-            <w:shd w:val="clear" w:color="auto" w:fill="FFFFFF"/>
-            <w:tcMar>
-              <w:top w:w="80" w:type="dxa"/>
-              <w:left w:w="120" w:type="dxa"/>
-              <w:bottom w:w="80" w:type="dxa"/>
-              <w:right w:w="120" w:type="dxa"/>
-            </w:tcMar>
-            <w:vAlign w:val="center"/>
-          </w:tcPr>
-          <w:p>
-            <w:pPr>
-              <w:jc w:val="center"/>
-            </w:pPr>
-            <w:r>
-              <w:rPr>
-                <w:color w:val="000000"/>
-                <w:sz w:val="20"/>
-                <w:szCs w:val="20"/>
-              </w:rPr>
-              <w:t>13</w:t>
-            </w:r>
-          </w:p>
-        </w:tc>
-        <w:tc>
-          <w:tcPr>
-            <w:tcW w:w="5600" w:type="dxa"/>
-            <w:tcBorders>
-              <w:top w:val="single" w:sz="1" w:space="0" w:color="CCCCCC"/>
-              <w:left w:val="single" w:sz="1" w:space="0" w:color="CCCCCC"/>
-              <w:bottom w:val="single" w:sz="1" w:space="0" w:color="CCCCCC"/>
-              <w:right w:val="single" w:sz="1" w:space="0" w:color="CCCCCC"/>
-            </w:tcBorders>
-            <w:shd w:val="clear" w:color="auto" w:fill="FFFFFF"/>
-            <w:tcMar>
-              <w:top w:w="70" w:type="dxa"/>
-              <w:left w:w="120" w:type="dxa"/>
-              <w:bottom w:w="70" w:type="dxa"/>
-              <w:right w:w="120" w:type="dxa"/>
-            </w:tcMar>
-            <w:vAlign w:val="center"/>
+        <w:trPr>
+          <w:gridAfter w:val="5"/>
+          <w:wAfter w:w="9246" w:type="dxa"/>
+        </w:trPr>
+        <w:tc>
+          <w:tcPr>
+            <w:tcW w:w="9746" w:type="dxa"/>
+            <w:tcBorders>
+              <w:top w:val="single" w:sz="1" w:space="0" w:color="CCCCCC"/>
+              <w:left w:val="single" w:sz="1" w:space="0" w:color="CCCCCC"/>
+              <w:bottom w:val="single" w:sz="1" w:space="0" w:color="CCCCCC"/>
+              <w:right w:val="single" w:sz="1" w:space="0" w:color="CCCCCC"/>
+            </w:tcBorders>
+            <w:shd w:val="clear" w:color="auto" w:fill="2E75B6"/>
+            <w:tcMar>
+              <w:top w:w="60" w:type="dxa"/>
+              <w:left w:w="120" w:type="dxa"/>
+              <w:bottom w:w="60" w:type="dxa"/>
+              <w:right w:w="120" w:type="dxa"/>
+            </w:tcMar>
           </w:tcPr>
           <w:p>
             <w:r>
               <w:rPr>
                 <w:b/>
                 <w:bCs/>
-                <w:color w:val="000000"/>
-                <w:sz w:val="20"/>
-                <w:szCs w:val="20"/>
-              </w:rPr>
-              <w:t>Beschriftungsmaterial, Kabelbinder, Diverses</w:t>
-            </w:r>
-          </w:p>
-        </w:tc>
-        <w:tc>
-          <w:tcPr>
-            <w:tcW w:w="1300" w:type="dxa"/>
+                <w:color w:val="FFFFFF"/>
+                <w:sz w:val="20"/>
+                <w:szCs w:val="20"/>
+              </w:rPr>
+              <w:t>Arbeitsplatz-Hardware (PCs, Monitore, Peripherie)</w:t>
+            </w:r>
+          </w:p>
+        </w:tc>
+      </w:tr>
+      <w:tr>
+        <w:tblPrEx>
+          <w:tblCellMar>
+            <w:top w:w="0" w:type="dxa"/>
+            <w:bottom w:w="0" w:type="dxa"/>
+          </w:tblCellMar>
+        </w:tblPrEx>
+        <w:tc>
+          <w:tcPr>
+            <w:tcW w:w="500" w:type="dxa"/>
             <w:tcBorders>
               <w:top w:val="single" w:sz="1" w:space="0" w:color="CCCCCC"/>
               <w:left w:val="single" w:sz="1" w:space="0" w:color="CCCCCC"/>
@@ -4092,12 +3747,1079 @@
             <w:vAlign w:val="center"/>
           </w:tcPr>
           <w:p>
+            <w:pPr>
+              <w:jc w:val="center"/>
+            </w:pPr>
+            <w:r>
+              <w:rPr>
+                <w:color w:val="000000"/>
+                <w:sz w:val="20"/>
+                <w:szCs w:val="20"/>
+              </w:rPr>
+              <w:t>12</w:t>
+            </w:r>
+          </w:p>
+        </w:tc>
+        <w:tc>
+          <w:tcPr>
+            <w:tcW w:w="5800" w:type="dxa"/>
+            <w:tcBorders>
+              <w:top w:val="single" w:sz="1" w:space="0" w:color="CCCCCC"/>
+              <w:left w:val="single" w:sz="1" w:space="0" w:color="CCCCCC"/>
+              <w:bottom w:val="single" w:sz="1" w:space="0" w:color="CCCCCC"/>
+              <w:right w:val="single" w:sz="1" w:space="0" w:color="CCCCCC"/>
+            </w:tcBorders>
+            <w:shd w:val="clear" w:color="auto" w:fill="FFFFFF"/>
+            <w:tcMar>
+              <w:top w:w="70" w:type="dxa"/>
+              <w:left w:w="120" w:type="dxa"/>
+              <w:bottom w:w="70" w:type="dxa"/>
+              <w:right w:w="120" w:type="dxa"/>
+            </w:tcMar>
+            <w:vAlign w:val="center"/>
+          </w:tcPr>
+          <w:p>
+            <w:proofErr w:type="gramStart"/>
+            <w:r>
+              <w:rPr>
+                <w:b/>
+                <w:bCs/>
+                <w:color w:val="000000"/>
+                <w:sz w:val="20"/>
+                <w:szCs w:val="20"/>
+              </w:rPr>
+              <w:t>PC Workstation</w:t>
+            </w:r>
+            <w:proofErr w:type="gramEnd"/>
+            <w:r>
+              <w:rPr>
+                <w:b/>
+                <w:bCs/>
+                <w:color w:val="000000"/>
+                <w:sz w:val="20"/>
+                <w:szCs w:val="20"/>
+              </w:rPr>
+              <w:t xml:space="preserve"> (PC-01 bis PC-08)</w:t>
+            </w:r>
+          </w:p>
+          <w:p>
+            <w:r>
+              <w:rPr>
+                <w:color w:val="595959"/>
+                <w:sz w:val="17"/>
+                <w:szCs w:val="17"/>
+              </w:rPr>
+              <w:t xml:space="preserve">HP </w:t>
+            </w:r>
+            <w:proofErr w:type="spellStart"/>
+            <w:r>
+              <w:rPr>
+                <w:color w:val="595959"/>
+                <w:sz w:val="17"/>
+                <w:szCs w:val="17"/>
+              </w:rPr>
+              <w:t>ProDesk</w:t>
+            </w:r>
+            <w:proofErr w:type="spellEnd"/>
+            <w:r>
+              <w:rPr>
+                <w:color w:val="595959"/>
+                <w:sz w:val="17"/>
+                <w:szCs w:val="17"/>
+              </w:rPr>
+              <w:t xml:space="preserve"> 400 Mini G9, 16GB RAM, 256GB SSD</w:t>
+            </w:r>
+          </w:p>
+        </w:tc>
+        <w:tc>
+          <w:tcPr>
+            <w:tcW w:w="1100" w:type="dxa"/>
+            <w:tcBorders>
+              <w:top w:val="single" w:sz="1" w:space="0" w:color="CCCCCC"/>
+              <w:left w:val="single" w:sz="1" w:space="0" w:color="CCCCCC"/>
+              <w:bottom w:val="single" w:sz="1" w:space="0" w:color="CCCCCC"/>
+              <w:right w:val="single" w:sz="1" w:space="0" w:color="CCCCCC"/>
+            </w:tcBorders>
+            <w:shd w:val="clear" w:color="auto" w:fill="FFFFFF"/>
+            <w:tcMar>
+              <w:top w:w="80" w:type="dxa"/>
+              <w:left w:w="120" w:type="dxa"/>
+              <w:bottom w:w="80" w:type="dxa"/>
+              <w:right w:w="120" w:type="dxa"/>
+            </w:tcMar>
+            <w:vAlign w:val="center"/>
+          </w:tcPr>
+          <w:p>
+            <w:pPr>
+              <w:jc w:val="center"/>
+            </w:pPr>
             <w:r>
               <w:rPr>
                 <w:color w:val="000000"/>
                 <w:sz w:val="18"/>
                 <w:szCs w:val="18"/>
               </w:rPr>
+              <w:t>Digitec</w:t>
+            </w:r>
+          </w:p>
+        </w:tc>
+        <w:tc>
+          <w:tcPr>
+            <w:tcW w:w="700" w:type="dxa"/>
+            <w:tcBorders>
+              <w:top w:val="single" w:sz="1" w:space="0" w:color="CCCCCC"/>
+              <w:left w:val="single" w:sz="1" w:space="0" w:color="CCCCCC"/>
+              <w:bottom w:val="single" w:sz="1" w:space="0" w:color="CCCCCC"/>
+              <w:right w:val="single" w:sz="1" w:space="0" w:color="CCCCCC"/>
+            </w:tcBorders>
+            <w:shd w:val="clear" w:color="auto" w:fill="FFFFFF"/>
+            <w:tcMar>
+              <w:top w:w="80" w:type="dxa"/>
+              <w:left w:w="120" w:type="dxa"/>
+              <w:bottom w:w="80" w:type="dxa"/>
+              <w:right w:w="120" w:type="dxa"/>
+            </w:tcMar>
+            <w:vAlign w:val="center"/>
+          </w:tcPr>
+          <w:p>
+            <w:pPr>
+              <w:jc w:val="center"/>
+            </w:pPr>
+            <w:r>
+              <w:rPr>
+                <w:color w:val="000000"/>
+                <w:sz w:val="20"/>
+                <w:szCs w:val="20"/>
+              </w:rPr>
+              <w:t xml:space="preserve">8 </w:t>
+            </w:r>
+            <w:proofErr w:type="spellStart"/>
+            <w:r>
+              <w:rPr>
+                <w:color w:val="000000"/>
+                <w:sz w:val="20"/>
+                <w:szCs w:val="20"/>
+              </w:rPr>
+              <w:t>Stk</w:t>
+            </w:r>
+            <w:proofErr w:type="spellEnd"/>
+            <w:r>
+              <w:rPr>
+                <w:color w:val="000000"/>
+                <w:sz w:val="20"/>
+                <w:szCs w:val="20"/>
+              </w:rPr>
+              <w:t>.</w:t>
+            </w:r>
+          </w:p>
+        </w:tc>
+        <w:tc>
+          <w:tcPr>
+            <w:tcW w:w="900" w:type="dxa"/>
+            <w:tcBorders>
+              <w:top w:val="single" w:sz="1" w:space="0" w:color="CCCCCC"/>
+              <w:left w:val="single" w:sz="1" w:space="0" w:color="CCCCCC"/>
+              <w:bottom w:val="single" w:sz="1" w:space="0" w:color="CCCCCC"/>
+              <w:right w:val="single" w:sz="1" w:space="0" w:color="CCCCCC"/>
+            </w:tcBorders>
+            <w:shd w:val="clear" w:color="auto" w:fill="FFFFFF"/>
+            <w:tcMar>
+              <w:top w:w="80" w:type="dxa"/>
+              <w:left w:w="120" w:type="dxa"/>
+              <w:bottom w:w="80" w:type="dxa"/>
+              <w:right w:w="120" w:type="dxa"/>
+            </w:tcMar>
+            <w:vAlign w:val="center"/>
+          </w:tcPr>
+          <w:p>
+            <w:pPr>
+              <w:jc w:val="right"/>
+            </w:pPr>
+            <w:r>
+              <w:rPr>
+                <w:color w:val="000000"/>
+                <w:sz w:val="20"/>
+                <w:szCs w:val="20"/>
+              </w:rPr>
+              <w:t>CHF 749.00</w:t>
+            </w:r>
+          </w:p>
+        </w:tc>
+        <w:tc>
+          <w:tcPr>
+            <w:tcW w:w="746" w:type="dxa"/>
+            <w:tcBorders>
+              <w:top w:val="single" w:sz="1" w:space="0" w:color="CCCCCC"/>
+              <w:left w:val="single" w:sz="1" w:space="0" w:color="CCCCCC"/>
+              <w:bottom w:val="single" w:sz="1" w:space="0" w:color="CCCCCC"/>
+              <w:right w:val="single" w:sz="1" w:space="0" w:color="CCCCCC"/>
+            </w:tcBorders>
+            <w:shd w:val="clear" w:color="auto" w:fill="FFFFFF"/>
+            <w:tcMar>
+              <w:top w:w="80" w:type="dxa"/>
+              <w:left w:w="120" w:type="dxa"/>
+              <w:bottom w:w="80" w:type="dxa"/>
+              <w:right w:w="120" w:type="dxa"/>
+            </w:tcMar>
+            <w:vAlign w:val="center"/>
+          </w:tcPr>
+          <w:p>
+            <w:pPr>
+              <w:jc w:val="right"/>
+            </w:pPr>
+            <w:r>
+              <w:rPr>
+                <w:b/>
+                <w:bCs/>
+                <w:color w:val="000000"/>
+                <w:sz w:val="20"/>
+                <w:szCs w:val="20"/>
+              </w:rPr>
+              <w:t>CHF 5'992.00</w:t>
+            </w:r>
+          </w:p>
+        </w:tc>
+      </w:tr>
+      <w:tr>
+        <w:tblPrEx>
+          <w:tblCellMar>
+            <w:top w:w="0" w:type="dxa"/>
+            <w:bottom w:w="0" w:type="dxa"/>
+          </w:tblCellMar>
+        </w:tblPrEx>
+        <w:tc>
+          <w:tcPr>
+            <w:tcW w:w="500" w:type="dxa"/>
+            <w:tcBorders>
+              <w:top w:val="single" w:sz="1" w:space="0" w:color="CCCCCC"/>
+              <w:left w:val="single" w:sz="1" w:space="0" w:color="CCCCCC"/>
+              <w:bottom w:val="single" w:sz="1" w:space="0" w:color="CCCCCC"/>
+              <w:right w:val="single" w:sz="1" w:space="0" w:color="CCCCCC"/>
+            </w:tcBorders>
+            <w:shd w:val="clear" w:color="auto" w:fill="F2F2F2"/>
+            <w:tcMar>
+              <w:top w:w="80" w:type="dxa"/>
+              <w:left w:w="120" w:type="dxa"/>
+              <w:bottom w:w="80" w:type="dxa"/>
+              <w:right w:w="120" w:type="dxa"/>
+            </w:tcMar>
+            <w:vAlign w:val="center"/>
+          </w:tcPr>
+          <w:p>
+            <w:pPr>
+              <w:jc w:val="center"/>
+            </w:pPr>
+            <w:r>
+              <w:rPr>
+                <w:color w:val="000000"/>
+                <w:sz w:val="20"/>
+                <w:szCs w:val="20"/>
+              </w:rPr>
+              <w:lastRenderedPageBreak/>
+              <w:t>13</w:t>
+            </w:r>
+          </w:p>
+        </w:tc>
+        <w:tc>
+          <w:tcPr>
+            <w:tcW w:w="5800" w:type="dxa"/>
+            <w:tcBorders>
+              <w:top w:val="single" w:sz="1" w:space="0" w:color="CCCCCC"/>
+              <w:left w:val="single" w:sz="1" w:space="0" w:color="CCCCCC"/>
+              <w:bottom w:val="single" w:sz="1" w:space="0" w:color="CCCCCC"/>
+              <w:right w:val="single" w:sz="1" w:space="0" w:color="CCCCCC"/>
+            </w:tcBorders>
+            <w:shd w:val="clear" w:color="auto" w:fill="F2F2F2"/>
+            <w:tcMar>
+              <w:top w:w="70" w:type="dxa"/>
+              <w:left w:w="120" w:type="dxa"/>
+              <w:bottom w:w="70" w:type="dxa"/>
+              <w:right w:w="120" w:type="dxa"/>
+            </w:tcMar>
+            <w:vAlign w:val="center"/>
+          </w:tcPr>
+          <w:p>
+            <w:pPr>
+              <w:rPr>
+                <w:lang w:val="en-GB"/>
+              </w:rPr>
+            </w:pPr>
+            <w:r>
+              <w:rPr>
+                <w:b/>
+                <w:bCs/>
+                <w:color w:val="000000"/>
+                <w:sz w:val="20"/>
+                <w:szCs w:val="20"/>
+                <w:lang w:val="en-GB"/>
+              </w:rPr>
+              <w:t>Monitor 24" Full HD</w:t>
+            </w:r>
+          </w:p>
+          <w:p>
+            <w:pPr>
+              <w:rPr>
+                <w:lang w:val="en-GB"/>
+              </w:rPr>
+            </w:pPr>
+            <w:r>
+              <w:rPr>
+                <w:color w:val="595959"/>
+                <w:sz w:val="17"/>
+                <w:szCs w:val="17"/>
+                <w:lang w:val="en-GB"/>
+              </w:rPr>
+              <w:t>HP E24 G5, IPS, 1920x1080</w:t>
+            </w:r>
+          </w:p>
+        </w:tc>
+        <w:tc>
+          <w:tcPr>
+            <w:tcW w:w="1100" w:type="dxa"/>
+            <w:tcBorders>
+              <w:top w:val="single" w:sz="1" w:space="0" w:color="CCCCCC"/>
+              <w:left w:val="single" w:sz="1" w:space="0" w:color="CCCCCC"/>
+              <w:bottom w:val="single" w:sz="1" w:space="0" w:color="CCCCCC"/>
+              <w:right w:val="single" w:sz="1" w:space="0" w:color="CCCCCC"/>
+            </w:tcBorders>
+            <w:shd w:val="clear" w:color="auto" w:fill="F2F2F2"/>
+            <w:tcMar>
+              <w:top w:w="80" w:type="dxa"/>
+              <w:left w:w="120" w:type="dxa"/>
+              <w:bottom w:w="80" w:type="dxa"/>
+              <w:right w:w="120" w:type="dxa"/>
+            </w:tcMar>
+            <w:vAlign w:val="center"/>
+          </w:tcPr>
+          <w:p>
+            <w:pPr>
+              <w:jc w:val="center"/>
+            </w:pPr>
+            <w:r>
+              <w:rPr>
+                <w:color w:val="000000"/>
+                <w:sz w:val="18"/>
+                <w:szCs w:val="18"/>
+              </w:rPr>
+              <w:t>Digitec</w:t>
+            </w:r>
+          </w:p>
+        </w:tc>
+        <w:tc>
+          <w:tcPr>
+            <w:tcW w:w="700" w:type="dxa"/>
+            <w:tcBorders>
+              <w:top w:val="single" w:sz="1" w:space="0" w:color="CCCCCC"/>
+              <w:left w:val="single" w:sz="1" w:space="0" w:color="CCCCCC"/>
+              <w:bottom w:val="single" w:sz="1" w:space="0" w:color="CCCCCC"/>
+              <w:right w:val="single" w:sz="1" w:space="0" w:color="CCCCCC"/>
+            </w:tcBorders>
+            <w:shd w:val="clear" w:color="auto" w:fill="F2F2F2"/>
+            <w:tcMar>
+              <w:top w:w="80" w:type="dxa"/>
+              <w:left w:w="120" w:type="dxa"/>
+              <w:bottom w:w="80" w:type="dxa"/>
+              <w:right w:w="120" w:type="dxa"/>
+            </w:tcMar>
+            <w:vAlign w:val="center"/>
+          </w:tcPr>
+          <w:p>
+            <w:pPr>
+              <w:jc w:val="center"/>
+            </w:pPr>
+            <w:r>
+              <w:rPr>
+                <w:color w:val="000000"/>
+                <w:sz w:val="20"/>
+                <w:szCs w:val="20"/>
+              </w:rPr>
+              <w:t xml:space="preserve">8 </w:t>
+            </w:r>
+            <w:proofErr w:type="spellStart"/>
+            <w:r>
+              <w:rPr>
+                <w:color w:val="000000"/>
+                <w:sz w:val="20"/>
+                <w:szCs w:val="20"/>
+              </w:rPr>
+              <w:t>Stk</w:t>
+            </w:r>
+            <w:proofErr w:type="spellEnd"/>
+            <w:r>
+              <w:rPr>
+                <w:color w:val="000000"/>
+                <w:sz w:val="20"/>
+                <w:szCs w:val="20"/>
+              </w:rPr>
+              <w:t>.</w:t>
+            </w:r>
+          </w:p>
+        </w:tc>
+        <w:tc>
+          <w:tcPr>
+            <w:tcW w:w="900" w:type="dxa"/>
+            <w:tcBorders>
+              <w:top w:val="single" w:sz="1" w:space="0" w:color="CCCCCC"/>
+              <w:left w:val="single" w:sz="1" w:space="0" w:color="CCCCCC"/>
+              <w:bottom w:val="single" w:sz="1" w:space="0" w:color="CCCCCC"/>
+              <w:right w:val="single" w:sz="1" w:space="0" w:color="CCCCCC"/>
+            </w:tcBorders>
+            <w:shd w:val="clear" w:color="auto" w:fill="F2F2F2"/>
+            <w:tcMar>
+              <w:top w:w="80" w:type="dxa"/>
+              <w:left w:w="120" w:type="dxa"/>
+              <w:bottom w:w="80" w:type="dxa"/>
+              <w:right w:w="120" w:type="dxa"/>
+            </w:tcMar>
+            <w:vAlign w:val="center"/>
+          </w:tcPr>
+          <w:p>
+            <w:pPr>
+              <w:jc w:val="right"/>
+            </w:pPr>
+            <w:r>
+              <w:rPr>
+                <w:color w:val="000000"/>
+                <w:sz w:val="20"/>
+                <w:szCs w:val="20"/>
+              </w:rPr>
+              <w:t>CHF 219.00</w:t>
+            </w:r>
+          </w:p>
+        </w:tc>
+        <w:tc>
+          <w:tcPr>
+            <w:tcW w:w="746" w:type="dxa"/>
+            <w:tcBorders>
+              <w:top w:val="single" w:sz="1" w:space="0" w:color="CCCCCC"/>
+              <w:left w:val="single" w:sz="1" w:space="0" w:color="CCCCCC"/>
+              <w:bottom w:val="single" w:sz="1" w:space="0" w:color="CCCCCC"/>
+              <w:right w:val="single" w:sz="1" w:space="0" w:color="CCCCCC"/>
+            </w:tcBorders>
+            <w:shd w:val="clear" w:color="auto" w:fill="F2F2F2"/>
+            <w:tcMar>
+              <w:top w:w="80" w:type="dxa"/>
+              <w:left w:w="120" w:type="dxa"/>
+              <w:bottom w:w="80" w:type="dxa"/>
+              <w:right w:w="120" w:type="dxa"/>
+            </w:tcMar>
+            <w:vAlign w:val="center"/>
+          </w:tcPr>
+          <w:p>
+            <w:pPr>
+              <w:jc w:val="right"/>
+            </w:pPr>
+            <w:r>
+              <w:rPr>
+                <w:b/>
+                <w:bCs/>
+                <w:color w:val="000000"/>
+                <w:sz w:val="20"/>
+                <w:szCs w:val="20"/>
+              </w:rPr>
+              <w:t>CHF 1'752.00</w:t>
+            </w:r>
+          </w:p>
+        </w:tc>
+      </w:tr>
+      <w:tr>
+        <w:tblPrEx>
+          <w:tblCellMar>
+            <w:top w:w="0" w:type="dxa"/>
+            <w:bottom w:w="0" w:type="dxa"/>
+          </w:tblCellMar>
+        </w:tblPrEx>
+        <w:tc>
+          <w:tcPr>
+            <w:tcW w:w="500" w:type="dxa"/>
+            <w:tcBorders>
+              <w:top w:val="single" w:sz="1" w:space="0" w:color="CCCCCC"/>
+              <w:left w:val="single" w:sz="1" w:space="0" w:color="CCCCCC"/>
+              <w:bottom w:val="single" w:sz="1" w:space="0" w:color="CCCCCC"/>
+              <w:right w:val="single" w:sz="1" w:space="0" w:color="CCCCCC"/>
+            </w:tcBorders>
+            <w:shd w:val="clear" w:color="auto" w:fill="FFFFFF"/>
+            <w:tcMar>
+              <w:top w:w="80" w:type="dxa"/>
+              <w:left w:w="120" w:type="dxa"/>
+              <w:bottom w:w="80" w:type="dxa"/>
+              <w:right w:w="120" w:type="dxa"/>
+            </w:tcMar>
+            <w:vAlign w:val="center"/>
+          </w:tcPr>
+          <w:p>
+            <w:pPr>
+              <w:jc w:val="center"/>
+            </w:pPr>
+            <w:r>
+              <w:rPr>
+                <w:color w:val="000000"/>
+                <w:sz w:val="20"/>
+                <w:szCs w:val="20"/>
+              </w:rPr>
+              <w:t>14</w:t>
+            </w:r>
+          </w:p>
+        </w:tc>
+        <w:tc>
+          <w:tcPr>
+            <w:tcW w:w="5800" w:type="dxa"/>
+            <w:tcBorders>
+              <w:top w:val="single" w:sz="1" w:space="0" w:color="CCCCCC"/>
+              <w:left w:val="single" w:sz="1" w:space="0" w:color="CCCCCC"/>
+              <w:bottom w:val="single" w:sz="1" w:space="0" w:color="CCCCCC"/>
+              <w:right w:val="single" w:sz="1" w:space="0" w:color="CCCCCC"/>
+            </w:tcBorders>
+            <w:shd w:val="clear" w:color="auto" w:fill="FFFFFF"/>
+            <w:tcMar>
+              <w:top w:w="70" w:type="dxa"/>
+              <w:left w:w="120" w:type="dxa"/>
+              <w:bottom w:w="70" w:type="dxa"/>
+              <w:right w:w="120" w:type="dxa"/>
+            </w:tcMar>
+            <w:vAlign w:val="center"/>
+          </w:tcPr>
+          <w:p>
+            <w:r>
+              <w:rPr>
+                <w:b/>
+                <w:bCs/>
+                <w:color w:val="000000"/>
+                <w:sz w:val="20"/>
+                <w:szCs w:val="20"/>
+              </w:rPr>
+              <w:t>Tastatur + Maus Set</w:t>
+            </w:r>
+          </w:p>
+          <w:p>
+            <w:r>
+              <w:rPr>
+                <w:color w:val="595959"/>
+                <w:sz w:val="17"/>
+                <w:szCs w:val="17"/>
+              </w:rPr>
+              <w:t>HP C2500 Wireless Combo DE-CH</w:t>
+            </w:r>
+          </w:p>
+        </w:tc>
+        <w:tc>
+          <w:tcPr>
+            <w:tcW w:w="1100" w:type="dxa"/>
+            <w:tcBorders>
+              <w:top w:val="single" w:sz="1" w:space="0" w:color="CCCCCC"/>
+              <w:left w:val="single" w:sz="1" w:space="0" w:color="CCCCCC"/>
+              <w:bottom w:val="single" w:sz="1" w:space="0" w:color="CCCCCC"/>
+              <w:right w:val="single" w:sz="1" w:space="0" w:color="CCCCCC"/>
+            </w:tcBorders>
+            <w:shd w:val="clear" w:color="auto" w:fill="FFFFFF"/>
+            <w:tcMar>
+              <w:top w:w="80" w:type="dxa"/>
+              <w:left w:w="120" w:type="dxa"/>
+              <w:bottom w:w="80" w:type="dxa"/>
+              <w:right w:w="120" w:type="dxa"/>
+            </w:tcMar>
+            <w:vAlign w:val="center"/>
+          </w:tcPr>
+          <w:p>
+            <w:pPr>
+              <w:jc w:val="center"/>
+            </w:pPr>
+            <w:r>
+              <w:rPr>
+                <w:color w:val="000000"/>
+                <w:sz w:val="18"/>
+                <w:szCs w:val="18"/>
+              </w:rPr>
+              <w:t>Digitec</w:t>
+            </w:r>
+          </w:p>
+        </w:tc>
+        <w:tc>
+          <w:tcPr>
+            <w:tcW w:w="700" w:type="dxa"/>
+            <w:tcBorders>
+              <w:top w:val="single" w:sz="1" w:space="0" w:color="CCCCCC"/>
+              <w:left w:val="single" w:sz="1" w:space="0" w:color="CCCCCC"/>
+              <w:bottom w:val="single" w:sz="1" w:space="0" w:color="CCCCCC"/>
+              <w:right w:val="single" w:sz="1" w:space="0" w:color="CCCCCC"/>
+            </w:tcBorders>
+            <w:shd w:val="clear" w:color="auto" w:fill="FFFFFF"/>
+            <w:tcMar>
+              <w:top w:w="80" w:type="dxa"/>
+              <w:left w:w="120" w:type="dxa"/>
+              <w:bottom w:w="80" w:type="dxa"/>
+              <w:right w:w="120" w:type="dxa"/>
+            </w:tcMar>
+            <w:vAlign w:val="center"/>
+          </w:tcPr>
+          <w:p>
+            <w:pPr>
+              <w:jc w:val="center"/>
+            </w:pPr>
+            <w:r>
+              <w:rPr>
+                <w:color w:val="000000"/>
+                <w:sz w:val="20"/>
+                <w:szCs w:val="20"/>
+              </w:rPr>
+              <w:t>8 Set</w:t>
+            </w:r>
+          </w:p>
+        </w:tc>
+        <w:tc>
+          <w:tcPr>
+            <w:tcW w:w="900" w:type="dxa"/>
+            <w:tcBorders>
+              <w:top w:val="single" w:sz="1" w:space="0" w:color="CCCCCC"/>
+              <w:left w:val="single" w:sz="1" w:space="0" w:color="CCCCCC"/>
+              <w:bottom w:val="single" w:sz="1" w:space="0" w:color="CCCCCC"/>
+              <w:right w:val="single" w:sz="1" w:space="0" w:color="CCCCCC"/>
+            </w:tcBorders>
+            <w:shd w:val="clear" w:color="auto" w:fill="FFFFFF"/>
+            <w:tcMar>
+              <w:top w:w="80" w:type="dxa"/>
+              <w:left w:w="120" w:type="dxa"/>
+              <w:bottom w:w="80" w:type="dxa"/>
+              <w:right w:w="120" w:type="dxa"/>
+            </w:tcMar>
+            <w:vAlign w:val="center"/>
+          </w:tcPr>
+          <w:p>
+            <w:pPr>
+              <w:jc w:val="right"/>
+            </w:pPr>
+            <w:r>
+              <w:rPr>
+                <w:color w:val="000000"/>
+                <w:sz w:val="20"/>
+                <w:szCs w:val="20"/>
+              </w:rPr>
+              <w:t>CHF 39.90</w:t>
+            </w:r>
+          </w:p>
+        </w:tc>
+        <w:tc>
+          <w:tcPr>
+            <w:tcW w:w="746" w:type="dxa"/>
+            <w:tcBorders>
+              <w:top w:val="single" w:sz="1" w:space="0" w:color="CCCCCC"/>
+              <w:left w:val="single" w:sz="1" w:space="0" w:color="CCCCCC"/>
+              <w:bottom w:val="single" w:sz="1" w:space="0" w:color="CCCCCC"/>
+              <w:right w:val="single" w:sz="1" w:space="0" w:color="CCCCCC"/>
+            </w:tcBorders>
+            <w:shd w:val="clear" w:color="auto" w:fill="FFFFFF"/>
+            <w:tcMar>
+              <w:top w:w="80" w:type="dxa"/>
+              <w:left w:w="120" w:type="dxa"/>
+              <w:bottom w:w="80" w:type="dxa"/>
+              <w:right w:w="120" w:type="dxa"/>
+            </w:tcMar>
+            <w:vAlign w:val="center"/>
+          </w:tcPr>
+          <w:p>
+            <w:pPr>
+              <w:jc w:val="right"/>
+            </w:pPr>
+            <w:r>
+              <w:rPr>
+                <w:b/>
+                <w:bCs/>
+                <w:color w:val="000000"/>
+                <w:sz w:val="20"/>
+                <w:szCs w:val="20"/>
+              </w:rPr>
+              <w:t>CHF 319.20</w:t>
+            </w:r>
+          </w:p>
+        </w:tc>
+      </w:tr>
+      <w:tr>
+        <w:tblPrEx>
+          <w:tblCellMar>
+            <w:top w:w="0" w:type="dxa"/>
+            <w:bottom w:w="0" w:type="dxa"/>
+          </w:tblCellMar>
+        </w:tblPrEx>
+        <w:tc>
+          <w:tcPr>
+            <w:tcW w:w="500" w:type="dxa"/>
+            <w:tcBorders>
+              <w:top w:val="single" w:sz="1" w:space="0" w:color="CCCCCC"/>
+              <w:left w:val="single" w:sz="1" w:space="0" w:color="CCCCCC"/>
+              <w:bottom w:val="single" w:sz="1" w:space="0" w:color="CCCCCC"/>
+              <w:right w:val="single" w:sz="1" w:space="0" w:color="CCCCCC"/>
+            </w:tcBorders>
+            <w:shd w:val="clear" w:color="auto" w:fill="F2F2F2"/>
+            <w:tcMar>
+              <w:top w:w="80" w:type="dxa"/>
+              <w:left w:w="120" w:type="dxa"/>
+              <w:bottom w:w="80" w:type="dxa"/>
+              <w:right w:w="120" w:type="dxa"/>
+            </w:tcMar>
+            <w:vAlign w:val="center"/>
+          </w:tcPr>
+          <w:p>
+            <w:pPr>
+              <w:jc w:val="center"/>
+            </w:pPr>
+            <w:r>
+              <w:rPr>
+                <w:color w:val="000000"/>
+                <w:sz w:val="20"/>
+                <w:szCs w:val="20"/>
+              </w:rPr>
+              <w:t>15</w:t>
+            </w:r>
+          </w:p>
+        </w:tc>
+        <w:tc>
+          <w:tcPr>
+            <w:tcW w:w="5800" w:type="dxa"/>
+            <w:tcBorders>
+              <w:top w:val="single" w:sz="1" w:space="0" w:color="CCCCCC"/>
+              <w:left w:val="single" w:sz="1" w:space="0" w:color="CCCCCC"/>
+              <w:bottom w:val="single" w:sz="1" w:space="0" w:color="CCCCCC"/>
+              <w:right w:val="single" w:sz="1" w:space="0" w:color="CCCCCC"/>
+            </w:tcBorders>
+            <w:shd w:val="clear" w:color="auto" w:fill="F2F2F2"/>
+            <w:tcMar>
+              <w:top w:w="70" w:type="dxa"/>
+              <w:left w:w="120" w:type="dxa"/>
+              <w:bottom w:w="70" w:type="dxa"/>
+              <w:right w:w="120" w:type="dxa"/>
+            </w:tcMar>
+            <w:vAlign w:val="center"/>
+          </w:tcPr>
+          <w:p>
+            <w:r>
+              <w:rPr>
+                <w:b/>
+                <w:bCs/>
+                <w:color w:val="000000"/>
+                <w:sz w:val="20"/>
+                <w:szCs w:val="20"/>
+              </w:rPr>
+              <w:t>Netzwerkdrucker s/w (PR-01 bis PR-03)</w:t>
+            </w:r>
+          </w:p>
+          <w:p>
+            <w:r>
+              <w:rPr>
+                <w:color w:val="595959"/>
+                <w:sz w:val="17"/>
+                <w:szCs w:val="17"/>
+              </w:rPr>
+              <w:t xml:space="preserve">HP </w:t>
+            </w:r>
+            <w:proofErr w:type="spellStart"/>
+            <w:r>
+              <w:rPr>
+                <w:color w:val="595959"/>
+                <w:sz w:val="17"/>
+                <w:szCs w:val="17"/>
+              </w:rPr>
+              <w:t>LaserJet</w:t>
+            </w:r>
+            <w:proofErr w:type="spellEnd"/>
+            <w:r>
+              <w:rPr>
+                <w:color w:val="595959"/>
+                <w:sz w:val="17"/>
+                <w:szCs w:val="17"/>
+              </w:rPr>
+              <w:t xml:space="preserve"> Pro M501dn</w:t>
+            </w:r>
+          </w:p>
+        </w:tc>
+        <w:tc>
+          <w:tcPr>
+            <w:tcW w:w="1100" w:type="dxa"/>
+            <w:tcBorders>
+              <w:top w:val="single" w:sz="1" w:space="0" w:color="CCCCCC"/>
+              <w:left w:val="single" w:sz="1" w:space="0" w:color="CCCCCC"/>
+              <w:bottom w:val="single" w:sz="1" w:space="0" w:color="CCCCCC"/>
+              <w:right w:val="single" w:sz="1" w:space="0" w:color="CCCCCC"/>
+            </w:tcBorders>
+            <w:shd w:val="clear" w:color="auto" w:fill="F2F2F2"/>
+            <w:tcMar>
+              <w:top w:w="80" w:type="dxa"/>
+              <w:left w:w="120" w:type="dxa"/>
+              <w:bottom w:w="80" w:type="dxa"/>
+              <w:right w:w="120" w:type="dxa"/>
+            </w:tcMar>
+            <w:vAlign w:val="center"/>
+          </w:tcPr>
+          <w:p>
+            <w:pPr>
+              <w:jc w:val="center"/>
+            </w:pPr>
+            <w:r>
+              <w:rPr>
+                <w:color w:val="000000"/>
+                <w:sz w:val="18"/>
+                <w:szCs w:val="18"/>
+              </w:rPr>
+              <w:t>Digitec</w:t>
+            </w:r>
+          </w:p>
+        </w:tc>
+        <w:tc>
+          <w:tcPr>
+            <w:tcW w:w="700" w:type="dxa"/>
+            <w:tcBorders>
+              <w:top w:val="single" w:sz="1" w:space="0" w:color="CCCCCC"/>
+              <w:left w:val="single" w:sz="1" w:space="0" w:color="CCCCCC"/>
+              <w:bottom w:val="single" w:sz="1" w:space="0" w:color="CCCCCC"/>
+              <w:right w:val="single" w:sz="1" w:space="0" w:color="CCCCCC"/>
+            </w:tcBorders>
+            <w:shd w:val="clear" w:color="auto" w:fill="F2F2F2"/>
+            <w:tcMar>
+              <w:top w:w="80" w:type="dxa"/>
+              <w:left w:w="120" w:type="dxa"/>
+              <w:bottom w:w="80" w:type="dxa"/>
+              <w:right w:w="120" w:type="dxa"/>
+            </w:tcMar>
+            <w:vAlign w:val="center"/>
+          </w:tcPr>
+          <w:p>
+            <w:pPr>
+              <w:jc w:val="center"/>
+            </w:pPr>
+            <w:r>
+              <w:rPr>
+                <w:color w:val="000000"/>
+                <w:sz w:val="20"/>
+                <w:szCs w:val="20"/>
+              </w:rPr>
+              <w:t xml:space="preserve">3 </w:t>
+            </w:r>
+            <w:proofErr w:type="spellStart"/>
+            <w:r>
+              <w:rPr>
+                <w:color w:val="000000"/>
+                <w:sz w:val="20"/>
+                <w:szCs w:val="20"/>
+              </w:rPr>
+              <w:t>Stk</w:t>
+            </w:r>
+            <w:proofErr w:type="spellEnd"/>
+            <w:r>
+              <w:rPr>
+                <w:color w:val="000000"/>
+                <w:sz w:val="20"/>
+                <w:szCs w:val="20"/>
+              </w:rPr>
+              <w:t>.</w:t>
+            </w:r>
+          </w:p>
+        </w:tc>
+        <w:tc>
+          <w:tcPr>
+            <w:tcW w:w="900" w:type="dxa"/>
+            <w:tcBorders>
+              <w:top w:val="single" w:sz="1" w:space="0" w:color="CCCCCC"/>
+              <w:left w:val="single" w:sz="1" w:space="0" w:color="CCCCCC"/>
+              <w:bottom w:val="single" w:sz="1" w:space="0" w:color="CCCCCC"/>
+              <w:right w:val="single" w:sz="1" w:space="0" w:color="CCCCCC"/>
+            </w:tcBorders>
+            <w:shd w:val="clear" w:color="auto" w:fill="F2F2F2"/>
+            <w:tcMar>
+              <w:top w:w="80" w:type="dxa"/>
+              <w:left w:w="120" w:type="dxa"/>
+              <w:bottom w:w="80" w:type="dxa"/>
+              <w:right w:w="120" w:type="dxa"/>
+            </w:tcMar>
+            <w:vAlign w:val="center"/>
+          </w:tcPr>
+          <w:p>
+            <w:pPr>
+              <w:jc w:val="right"/>
+            </w:pPr>
+            <w:r>
+              <w:rPr>
+                <w:color w:val="000000"/>
+                <w:sz w:val="20"/>
+                <w:szCs w:val="20"/>
+              </w:rPr>
+              <w:t>CHF 295.00</w:t>
+            </w:r>
+          </w:p>
+        </w:tc>
+        <w:tc>
+          <w:tcPr>
+            <w:tcW w:w="746" w:type="dxa"/>
+            <w:tcBorders>
+              <w:top w:val="single" w:sz="1" w:space="0" w:color="CCCCCC"/>
+              <w:left w:val="single" w:sz="1" w:space="0" w:color="CCCCCC"/>
+              <w:bottom w:val="single" w:sz="1" w:space="0" w:color="CCCCCC"/>
+              <w:right w:val="single" w:sz="1" w:space="0" w:color="CCCCCC"/>
+            </w:tcBorders>
+            <w:shd w:val="clear" w:color="auto" w:fill="F2F2F2"/>
+            <w:tcMar>
+              <w:top w:w="80" w:type="dxa"/>
+              <w:left w:w="120" w:type="dxa"/>
+              <w:bottom w:w="80" w:type="dxa"/>
+              <w:right w:w="120" w:type="dxa"/>
+            </w:tcMar>
+            <w:vAlign w:val="center"/>
+          </w:tcPr>
+          <w:p>
+            <w:pPr>
+              <w:jc w:val="right"/>
+            </w:pPr>
+            <w:r>
+              <w:rPr>
+                <w:b/>
+                <w:bCs/>
+                <w:color w:val="000000"/>
+                <w:sz w:val="20"/>
+                <w:szCs w:val="20"/>
+              </w:rPr>
+              <w:t>CHF 885.00</w:t>
+            </w:r>
+          </w:p>
+        </w:tc>
+      </w:tr>
+      <w:tr>
+        <w:tblPrEx>
+          <w:tblCellMar>
+            <w:top w:w="0" w:type="dxa"/>
+            <w:bottom w:w="0" w:type="dxa"/>
+          </w:tblCellMar>
+        </w:tblPrEx>
+        <w:trPr>
+          <w:gridAfter w:val="5"/>
+          <w:wAfter w:w="9246" w:type="dxa"/>
+        </w:trPr>
+        <w:tc>
+          <w:tcPr>
+            <w:tcW w:w="9746" w:type="dxa"/>
+            <w:tcBorders>
+              <w:top w:val="single" w:sz="1" w:space="0" w:color="CCCCCC"/>
+              <w:left w:val="single" w:sz="1" w:space="0" w:color="CCCCCC"/>
+              <w:bottom w:val="single" w:sz="1" w:space="0" w:color="CCCCCC"/>
+              <w:right w:val="single" w:sz="1" w:space="0" w:color="CCCCCC"/>
+            </w:tcBorders>
+            <w:shd w:val="clear" w:color="auto" w:fill="2E75B6"/>
+            <w:tcMar>
+              <w:top w:w="60" w:type="dxa"/>
+              <w:left w:w="120" w:type="dxa"/>
+              <w:bottom w:w="60" w:type="dxa"/>
+              <w:right w:w="120" w:type="dxa"/>
+            </w:tcMar>
+          </w:tcPr>
+          <w:p>
+            <w:r>
+              <w:rPr>
+                <w:b/>
+                <w:bCs/>
+                <w:color w:val="FFFFFF"/>
+                <w:sz w:val="20"/>
+                <w:szCs w:val="20"/>
+              </w:rPr>
+              <w:t>Installationsmaterial</w:t>
+            </w:r>
+          </w:p>
+        </w:tc>
+      </w:tr>
+      <w:tr>
+        <w:tblPrEx>
+          <w:tblCellMar>
+            <w:top w:w="0" w:type="dxa"/>
+            <w:bottom w:w="0" w:type="dxa"/>
+          </w:tblCellMar>
+        </w:tblPrEx>
+        <w:tc>
+          <w:tcPr>
+            <w:tcW w:w="500" w:type="dxa"/>
+            <w:tcBorders>
+              <w:top w:val="single" w:sz="1" w:space="0" w:color="CCCCCC"/>
+              <w:left w:val="single" w:sz="1" w:space="0" w:color="CCCCCC"/>
+              <w:bottom w:val="single" w:sz="1" w:space="0" w:color="CCCCCC"/>
+              <w:right w:val="single" w:sz="1" w:space="0" w:color="CCCCCC"/>
+            </w:tcBorders>
+            <w:shd w:val="clear" w:color="auto" w:fill="FFFFFF"/>
+            <w:tcMar>
+              <w:top w:w="80" w:type="dxa"/>
+              <w:left w:w="120" w:type="dxa"/>
+              <w:bottom w:w="80" w:type="dxa"/>
+              <w:right w:w="120" w:type="dxa"/>
+            </w:tcMar>
+            <w:vAlign w:val="center"/>
+          </w:tcPr>
+          <w:p>
+            <w:pPr>
+              <w:jc w:val="center"/>
+            </w:pPr>
+            <w:r>
+              <w:rPr>
+                <w:color w:val="000000"/>
+                <w:sz w:val="20"/>
+                <w:szCs w:val="20"/>
+              </w:rPr>
+              <w:t>16</w:t>
+            </w:r>
+          </w:p>
+        </w:tc>
+        <w:tc>
+          <w:tcPr>
+            <w:tcW w:w="5800" w:type="dxa"/>
+            <w:tcBorders>
+              <w:top w:val="single" w:sz="1" w:space="0" w:color="CCCCCC"/>
+              <w:left w:val="single" w:sz="1" w:space="0" w:color="CCCCCC"/>
+              <w:bottom w:val="single" w:sz="1" w:space="0" w:color="CCCCCC"/>
+              <w:right w:val="single" w:sz="1" w:space="0" w:color="CCCCCC"/>
+            </w:tcBorders>
+            <w:shd w:val="clear" w:color="auto" w:fill="FFFFFF"/>
+            <w:tcMar>
+              <w:top w:w="70" w:type="dxa"/>
+              <w:left w:w="120" w:type="dxa"/>
+              <w:bottom w:w="70" w:type="dxa"/>
+              <w:right w:w="120" w:type="dxa"/>
+            </w:tcMar>
+            <w:vAlign w:val="center"/>
+          </w:tcPr>
+          <w:p>
+            <w:r>
+              <w:rPr>
+                <w:b/>
+                <w:bCs/>
+                <w:color w:val="000000"/>
+                <w:sz w:val="20"/>
+                <w:szCs w:val="20"/>
+              </w:rPr>
+              <w:t>Kabelkanal 40x20mm, Schellen, Befestigungsmaterial</w:t>
+            </w:r>
+          </w:p>
+        </w:tc>
+        <w:tc>
+          <w:tcPr>
+            <w:tcW w:w="1100" w:type="dxa"/>
+            <w:tcBorders>
+              <w:top w:val="single" w:sz="1" w:space="0" w:color="CCCCCC"/>
+              <w:left w:val="single" w:sz="1" w:space="0" w:color="CCCCCC"/>
+              <w:bottom w:val="single" w:sz="1" w:space="0" w:color="CCCCCC"/>
+              <w:right w:val="single" w:sz="1" w:space="0" w:color="CCCCCC"/>
+            </w:tcBorders>
+            <w:shd w:val="clear" w:color="auto" w:fill="FFFFFF"/>
+            <w:tcMar>
+              <w:top w:w="80" w:type="dxa"/>
+              <w:left w:w="120" w:type="dxa"/>
+              <w:bottom w:w="80" w:type="dxa"/>
+              <w:right w:w="120" w:type="dxa"/>
+            </w:tcMar>
+            <w:vAlign w:val="center"/>
+          </w:tcPr>
+          <w:p>
+            <w:pPr>
+              <w:jc w:val="center"/>
+            </w:pPr>
+            <w:r>
+              <w:rPr>
+                <w:color w:val="000000"/>
+                <w:sz w:val="18"/>
+                <w:szCs w:val="18"/>
+              </w:rPr>
               <w:t>Brack.ch</w:t>
             </w:r>
           </w:p>
@@ -4180,6 +4902,225 @@
                 <w:sz w:val="20"/>
                 <w:szCs w:val="20"/>
               </w:rPr>
+              <w:t>CHF 120.00</w:t>
+            </w:r>
+          </w:p>
+        </w:tc>
+        <w:tc>
+          <w:tcPr>
+            <w:tcW w:w="746" w:type="dxa"/>
+            <w:tcBorders>
+              <w:top w:val="single" w:sz="1" w:space="0" w:color="CCCCCC"/>
+              <w:left w:val="single" w:sz="1" w:space="0" w:color="CCCCCC"/>
+              <w:bottom w:val="single" w:sz="1" w:space="0" w:color="CCCCCC"/>
+              <w:right w:val="single" w:sz="1" w:space="0" w:color="CCCCCC"/>
+            </w:tcBorders>
+            <w:shd w:val="clear" w:color="auto" w:fill="FFFFFF"/>
+            <w:tcMar>
+              <w:top w:w="80" w:type="dxa"/>
+              <w:left w:w="120" w:type="dxa"/>
+              <w:bottom w:w="80" w:type="dxa"/>
+              <w:right w:w="120" w:type="dxa"/>
+            </w:tcMar>
+            <w:vAlign w:val="center"/>
+          </w:tcPr>
+          <w:p>
+            <w:pPr>
+              <w:jc w:val="right"/>
+            </w:pPr>
+            <w:r>
+              <w:rPr>
+                <w:b/>
+                <w:bCs/>
+                <w:color w:val="000000"/>
+                <w:sz w:val="20"/>
+                <w:szCs w:val="20"/>
+              </w:rPr>
+              <w:t>CHF 120.00</w:t>
+            </w:r>
+          </w:p>
+        </w:tc>
+      </w:tr>
+      <w:tr>
+        <w:tblPrEx>
+          <w:tblCellMar>
+            <w:top w:w="0" w:type="dxa"/>
+            <w:bottom w:w="0" w:type="dxa"/>
+          </w:tblCellMar>
+        </w:tblPrEx>
+        <w:tc>
+          <w:tcPr>
+            <w:tcW w:w="500" w:type="dxa"/>
+            <w:tcBorders>
+              <w:top w:val="single" w:sz="1" w:space="0" w:color="CCCCCC"/>
+              <w:left w:val="single" w:sz="1" w:space="0" w:color="CCCCCC"/>
+              <w:bottom w:val="single" w:sz="1" w:space="0" w:color="CCCCCC"/>
+              <w:right w:val="single" w:sz="1" w:space="0" w:color="CCCCCC"/>
+            </w:tcBorders>
+            <w:shd w:val="clear" w:color="auto" w:fill="F2F2F2"/>
+            <w:tcMar>
+              <w:top w:w="80" w:type="dxa"/>
+              <w:left w:w="120" w:type="dxa"/>
+              <w:bottom w:w="80" w:type="dxa"/>
+              <w:right w:w="120" w:type="dxa"/>
+            </w:tcMar>
+            <w:vAlign w:val="center"/>
+          </w:tcPr>
+          <w:p>
+            <w:pPr>
+              <w:jc w:val="center"/>
+            </w:pPr>
+            <w:r>
+              <w:rPr>
+                <w:color w:val="000000"/>
+                <w:sz w:val="20"/>
+                <w:szCs w:val="20"/>
+              </w:rPr>
+              <w:t>17</w:t>
+            </w:r>
+          </w:p>
+        </w:tc>
+        <w:tc>
+          <w:tcPr>
+            <w:tcW w:w="5800" w:type="dxa"/>
+            <w:tcBorders>
+              <w:top w:val="single" w:sz="1" w:space="0" w:color="CCCCCC"/>
+              <w:left w:val="single" w:sz="1" w:space="0" w:color="CCCCCC"/>
+              <w:bottom w:val="single" w:sz="1" w:space="0" w:color="CCCCCC"/>
+              <w:right w:val="single" w:sz="1" w:space="0" w:color="CCCCCC"/>
+            </w:tcBorders>
+            <w:shd w:val="clear" w:color="auto" w:fill="F2F2F2"/>
+            <w:tcMar>
+              <w:top w:w="70" w:type="dxa"/>
+              <w:left w:w="120" w:type="dxa"/>
+              <w:bottom w:w="70" w:type="dxa"/>
+              <w:right w:w="120" w:type="dxa"/>
+            </w:tcMar>
+            <w:vAlign w:val="center"/>
+          </w:tcPr>
+          <w:p>
+            <w:r>
+              <w:rPr>
+                <w:b/>
+                <w:bCs/>
+                <w:color w:val="000000"/>
+                <w:sz w:val="20"/>
+                <w:szCs w:val="20"/>
+              </w:rPr>
+              <w:t>Beschriftungsmaterial, Kabelbinder, Diverses</w:t>
+            </w:r>
+          </w:p>
+        </w:tc>
+        <w:tc>
+          <w:tcPr>
+            <w:tcW w:w="1100" w:type="dxa"/>
+            <w:tcBorders>
+              <w:top w:val="single" w:sz="1" w:space="0" w:color="CCCCCC"/>
+              <w:left w:val="single" w:sz="1" w:space="0" w:color="CCCCCC"/>
+              <w:bottom w:val="single" w:sz="1" w:space="0" w:color="CCCCCC"/>
+              <w:right w:val="single" w:sz="1" w:space="0" w:color="CCCCCC"/>
+            </w:tcBorders>
+            <w:shd w:val="clear" w:color="auto" w:fill="F2F2F2"/>
+            <w:tcMar>
+              <w:top w:w="80" w:type="dxa"/>
+              <w:left w:w="120" w:type="dxa"/>
+              <w:bottom w:w="80" w:type="dxa"/>
+              <w:right w:w="120" w:type="dxa"/>
+            </w:tcMar>
+            <w:vAlign w:val="center"/>
+          </w:tcPr>
+          <w:p>
+            <w:pPr>
+              <w:jc w:val="center"/>
+            </w:pPr>
+            <w:r>
+              <w:rPr>
+                <w:color w:val="000000"/>
+                <w:sz w:val="18"/>
+                <w:szCs w:val="18"/>
+              </w:rPr>
+              <w:t>Brack.ch</w:t>
+            </w:r>
+          </w:p>
+        </w:tc>
+        <w:tc>
+          <w:tcPr>
+            <w:tcW w:w="700" w:type="dxa"/>
+            <w:tcBorders>
+              <w:top w:val="single" w:sz="1" w:space="0" w:color="CCCCCC"/>
+              <w:left w:val="single" w:sz="1" w:space="0" w:color="CCCCCC"/>
+              <w:bottom w:val="single" w:sz="1" w:space="0" w:color="CCCCCC"/>
+              <w:right w:val="single" w:sz="1" w:space="0" w:color="CCCCCC"/>
+            </w:tcBorders>
+            <w:shd w:val="clear" w:color="auto" w:fill="F2F2F2"/>
+            <w:tcMar>
+              <w:top w:w="80" w:type="dxa"/>
+              <w:left w:w="120" w:type="dxa"/>
+              <w:bottom w:w="80" w:type="dxa"/>
+              <w:right w:w="120" w:type="dxa"/>
+            </w:tcMar>
+            <w:vAlign w:val="center"/>
+          </w:tcPr>
+          <w:p>
+            <w:pPr>
+              <w:jc w:val="center"/>
+            </w:pPr>
+            <w:r>
+              <w:rPr>
+                <w:color w:val="000000"/>
+                <w:sz w:val="20"/>
+                <w:szCs w:val="20"/>
+              </w:rPr>
+              <w:t xml:space="preserve">1 </w:t>
+            </w:r>
+            <w:proofErr w:type="spellStart"/>
+            <w:r>
+              <w:rPr>
+                <w:color w:val="000000"/>
+                <w:sz w:val="20"/>
+                <w:szCs w:val="20"/>
+              </w:rPr>
+              <w:t>pau</w:t>
+            </w:r>
+            <w:proofErr w:type="spellEnd"/>
+            <w:r>
+              <w:rPr>
+                <w:color w:val="000000"/>
+                <w:sz w:val="20"/>
+                <w:szCs w:val="20"/>
+              </w:rPr>
+              <w:t>.</w:t>
+            </w:r>
+          </w:p>
+        </w:tc>
+        <w:tc>
+          <w:tcPr>
+            <w:tcW w:w="900" w:type="dxa"/>
+            <w:tcBorders>
+              <w:top w:val="single" w:sz="1" w:space="0" w:color="CCCCCC"/>
+              <w:left w:val="single" w:sz="1" w:space="0" w:color="CCCCCC"/>
+              <w:bottom w:val="single" w:sz="1" w:space="0" w:color="CCCCCC"/>
+              <w:right w:val="single" w:sz="1" w:space="0" w:color="CCCCCC"/>
+            </w:tcBorders>
+            <w:shd w:val="clear" w:color="auto" w:fill="F2F2F2"/>
+            <w:tcMar>
+              <w:top w:w="80" w:type="dxa"/>
+              <w:left w:w="120" w:type="dxa"/>
+              <w:bottom w:w="80" w:type="dxa"/>
+              <w:right w:w="120" w:type="dxa"/>
+            </w:tcMar>
+            <w:vAlign w:val="center"/>
+          </w:tcPr>
+          <w:p>
+            <w:pPr>
+              <w:jc w:val="right"/>
+            </w:pPr>
+            <w:r>
+              <w:rPr>
+                <w:color w:val="000000"/>
+                <w:sz w:val="20"/>
+                <w:szCs w:val="20"/>
+              </w:rPr>
               <w:t>CHF 45.00</w:t>
             </w:r>
           </w:p>
@@ -4193,7 +5134,7 @@
               <w:bottom w:val="single" w:sz="1" w:space="0" w:color="CCCCCC"/>
               <w:right w:val="single" w:sz="1" w:space="0" w:color="CCCCCC"/>
             </w:tcBorders>
-            <w:shd w:val="clear" w:color="auto" w:fill="FFFFFF"/>
+            <w:shd w:val="clear" w:color="auto" w:fill="F2F2F2"/>
             <w:tcMar>
               <w:top w:w="80" w:type="dxa"/>
               <w:left w:w="120" w:type="dxa"/>
@@ -4257,7 +5198,6 @@
                 <w:sz w:val="20"/>
                 <w:szCs w:val="20"/>
               </w:rPr>
-              <w:lastRenderedPageBreak/>
               <w:t>Subtotal</w:t>
             </w:r>
             <w:proofErr w:type="spellEnd"/>
@@ -4323,7 +5263,7 @@
                 <w:sz w:val="20"/>
                 <w:szCs w:val="20"/>
               </w:rPr>
-              <w:t>CHF 2'350.00</w:t>
+              <w:t>CHF 11'298.20</w:t>
             </w:r>
           </w:p>
         </w:tc>
@@ -4419,7 +5359,7 @@
                 <w:sz w:val="20"/>
                 <w:szCs w:val="20"/>
               </w:rPr>
-              <w:t>CHF 190.35</w:t>
+              <w:t>CHF 915.15</w:t>
             </w:r>
           </w:p>
         </w:tc>
@@ -4515,7 +5455,7 @@
                 <w:sz w:val="20"/>
                 <w:szCs w:val="20"/>
               </w:rPr>
-              <w:t>CHF 2'540.35</w:t>
+              <w:t>CHF 12'213.35</w:t>
             </w:r>
           </w:p>
         </w:tc>
@@ -4530,10 +5470,12 @@
       <w:pPr>
         <w:pStyle w:val="berschrift1"/>
       </w:pPr>
+      <w:proofErr w:type="gramStart"/>
       <w:r>
         <w:lastRenderedPageBreak/>
         <w:t>2  Dienstleistungskosten</w:t>
       </w:r>
+      <w:proofErr w:type="gramEnd"/>
     </w:p>
     <w:p>
       <w:pPr>
@@ -4559,8 +5501,761 @@
       <w:pPr>
         <w:pStyle w:val="berschrift2"/>
       </w:pPr>
+      <w:proofErr w:type="gramStart"/>
       <w:r>
         <w:t>2.1  Honorarkategorien</w:t>
+      </w:r>
+      <w:proofErr w:type="gramEnd"/>
+    </w:p>
+    <w:tbl>
+      <w:tblPr>
+        <w:tblW w:w="9746" w:type="dxa"/>
+        <w:tblBorders>
+          <w:top w:val="single" w:sz="4" w:space="0" w:color="auto"/>
+          <w:left w:val="single" w:sz="4" w:space="0" w:color="auto"/>
+          <w:bottom w:val="single" w:sz="4" w:space="0" w:color="auto"/>
+          <w:right w:val="single" w:sz="4" w:space="0" w:color="auto"/>
+          <w:insideH w:val="single" w:sz="4" w:space="0" w:color="auto"/>
+          <w:insideV w:val="single" w:sz="4" w:space="0" w:color="auto"/>
+        </w:tblBorders>
+        <w:tblCellMar>
+          <w:left w:w="10" w:type="dxa"/>
+          <w:right w:w="10" w:type="dxa"/>
+        </w:tblCellMar>
+        <w:tblLook w:val="04A0" w:firstRow="1" w:lastRow="0" w:firstColumn="1" w:lastColumn="0" w:noHBand="0" w:noVBand="1"/>
+      </w:tblPr>
+      <w:tblGrid>
+        <w:gridCol w:w="1085"/>
+        <w:gridCol w:w="1093"/>
+        <w:gridCol w:w="1349"/>
+        <w:gridCol w:w="1097"/>
+        <w:gridCol w:w="1075"/>
+        <w:gridCol w:w="1071"/>
+        <w:gridCol w:w="2976"/>
+      </w:tblGrid>
+      <w:tr>
+        <w:tblPrEx>
+          <w:tblCellMar>
+            <w:top w:w="0" w:type="dxa"/>
+            <w:bottom w:w="0" w:type="dxa"/>
+          </w:tblCellMar>
+        </w:tblPrEx>
+        <w:tc>
+          <w:tcPr>
+            <w:tcW w:w="1100" w:type="dxa"/>
+            <w:tcBorders>
+              <w:top w:val="single" w:sz="1" w:space="0" w:color="CCCCCC"/>
+              <w:left w:val="single" w:sz="1" w:space="0" w:color="CCCCCC"/>
+              <w:bottom w:val="single" w:sz="1" w:space="0" w:color="CCCCCC"/>
+              <w:right w:val="single" w:sz="1" w:space="0" w:color="CCCCCC"/>
+            </w:tcBorders>
+            <w:shd w:val="clear" w:color="auto" w:fill="1F4E79"/>
+            <w:tcMar>
+              <w:top w:w="80" w:type="dxa"/>
+              <w:left w:w="120" w:type="dxa"/>
+              <w:bottom w:w="80" w:type="dxa"/>
+              <w:right w:w="120" w:type="dxa"/>
+            </w:tcMar>
+            <w:vAlign w:val="center"/>
+          </w:tcPr>
+          <w:p>
+            <w:pPr>
+              <w:jc w:val="center"/>
+            </w:pPr>
+            <w:r>
+              <w:rPr>
+                <w:b/>
+                <w:bCs/>
+                <w:color w:val="FFFFFF"/>
+                <w:sz w:val="20"/>
+                <w:szCs w:val="20"/>
+              </w:rPr>
+              <w:t>A</w:t>
+            </w:r>
+          </w:p>
+        </w:tc>
+        <w:tc>
+          <w:tcPr>
+            <w:tcW w:w="1100" w:type="dxa"/>
+            <w:tcBorders>
+              <w:top w:val="single" w:sz="1" w:space="0" w:color="CCCCCC"/>
+              <w:left w:val="single" w:sz="1" w:space="0" w:color="CCCCCC"/>
+              <w:bottom w:val="single" w:sz="1" w:space="0" w:color="CCCCCC"/>
+              <w:right w:val="single" w:sz="1" w:space="0" w:color="CCCCCC"/>
+            </w:tcBorders>
+            <w:shd w:val="clear" w:color="auto" w:fill="1F4E79"/>
+            <w:tcMar>
+              <w:top w:w="80" w:type="dxa"/>
+              <w:left w:w="120" w:type="dxa"/>
+              <w:bottom w:w="80" w:type="dxa"/>
+              <w:right w:w="120" w:type="dxa"/>
+            </w:tcMar>
+            <w:vAlign w:val="center"/>
+          </w:tcPr>
+          <w:p>
+            <w:pPr>
+              <w:jc w:val="center"/>
+            </w:pPr>
+            <w:r>
+              <w:rPr>
+                <w:b/>
+                <w:bCs/>
+                <w:color w:val="FFFFFF"/>
+                <w:sz w:val="20"/>
+                <w:szCs w:val="20"/>
+              </w:rPr>
+              <w:t>B</w:t>
+            </w:r>
+          </w:p>
+        </w:tc>
+        <w:tc>
+          <w:tcPr>
+            <w:tcW w:w="1100" w:type="dxa"/>
+            <w:tcBorders>
+              <w:top w:val="single" w:sz="1" w:space="0" w:color="CCCCCC"/>
+              <w:left w:val="single" w:sz="1" w:space="0" w:color="CCCCCC"/>
+              <w:bottom w:val="single" w:sz="1" w:space="0" w:color="CCCCCC"/>
+              <w:right w:val="single" w:sz="1" w:space="0" w:color="CCCCCC"/>
+            </w:tcBorders>
+            <w:shd w:val="clear" w:color="auto" w:fill="1F4E79"/>
+            <w:tcMar>
+              <w:top w:w="80" w:type="dxa"/>
+              <w:left w:w="120" w:type="dxa"/>
+              <w:bottom w:w="80" w:type="dxa"/>
+              <w:right w:w="120" w:type="dxa"/>
+            </w:tcMar>
+            <w:vAlign w:val="center"/>
+          </w:tcPr>
+          <w:p>
+            <w:pPr>
+              <w:jc w:val="center"/>
+            </w:pPr>
+            <w:r>
+              <w:rPr>
+                <w:b/>
+                <w:bCs/>
+                <w:color w:val="FFFFFF"/>
+                <w:sz w:val="20"/>
+                <w:szCs w:val="20"/>
+              </w:rPr>
+              <w:t>C</w:t>
+            </w:r>
+          </w:p>
+        </w:tc>
+        <w:tc>
+          <w:tcPr>
+            <w:tcW w:w="1100" w:type="dxa"/>
+            <w:tcBorders>
+              <w:top w:val="single" w:sz="1" w:space="0" w:color="CCCCCC"/>
+              <w:left w:val="single" w:sz="1" w:space="0" w:color="CCCCCC"/>
+              <w:bottom w:val="single" w:sz="1" w:space="0" w:color="CCCCCC"/>
+              <w:right w:val="single" w:sz="1" w:space="0" w:color="CCCCCC"/>
+            </w:tcBorders>
+            <w:shd w:val="clear" w:color="auto" w:fill="1F4E79"/>
+            <w:tcMar>
+              <w:top w:w="80" w:type="dxa"/>
+              <w:left w:w="120" w:type="dxa"/>
+              <w:bottom w:w="80" w:type="dxa"/>
+              <w:right w:w="120" w:type="dxa"/>
+            </w:tcMar>
+            <w:vAlign w:val="center"/>
+          </w:tcPr>
+          <w:p>
+            <w:pPr>
+              <w:jc w:val="center"/>
+            </w:pPr>
+            <w:r>
+              <w:rPr>
+                <w:b/>
+                <w:bCs/>
+                <w:color w:val="FFFFFF"/>
+                <w:sz w:val="20"/>
+                <w:szCs w:val="20"/>
+              </w:rPr>
+              <w:t>D</w:t>
+            </w:r>
+          </w:p>
+        </w:tc>
+        <w:tc>
+          <w:tcPr>
+            <w:tcW w:w="1100" w:type="dxa"/>
+            <w:tcBorders>
+              <w:top w:val="single" w:sz="1" w:space="0" w:color="CCCCCC"/>
+              <w:left w:val="single" w:sz="1" w:space="0" w:color="CCCCCC"/>
+              <w:bottom w:val="single" w:sz="1" w:space="0" w:color="CCCCCC"/>
+              <w:right w:val="single" w:sz="1" w:space="0" w:color="CCCCCC"/>
+            </w:tcBorders>
+            <w:shd w:val="clear" w:color="auto" w:fill="1F4E79"/>
+            <w:tcMar>
+              <w:top w:w="80" w:type="dxa"/>
+              <w:left w:w="120" w:type="dxa"/>
+              <w:bottom w:w="80" w:type="dxa"/>
+              <w:right w:w="120" w:type="dxa"/>
+            </w:tcMar>
+            <w:vAlign w:val="center"/>
+          </w:tcPr>
+          <w:p>
+            <w:pPr>
+              <w:jc w:val="center"/>
+            </w:pPr>
+            <w:r>
+              <w:rPr>
+                <w:b/>
+                <w:bCs/>
+                <w:color w:val="FFFFFF"/>
+                <w:sz w:val="20"/>
+                <w:szCs w:val="20"/>
+              </w:rPr>
+              <w:t>E</w:t>
+            </w:r>
+          </w:p>
+        </w:tc>
+        <w:tc>
+          <w:tcPr>
+            <w:tcW w:w="1100" w:type="dxa"/>
+            <w:tcBorders>
+              <w:top w:val="single" w:sz="1" w:space="0" w:color="CCCCCC"/>
+              <w:left w:val="single" w:sz="1" w:space="0" w:color="CCCCCC"/>
+              <w:bottom w:val="single" w:sz="1" w:space="0" w:color="CCCCCC"/>
+              <w:right w:val="single" w:sz="1" w:space="0" w:color="CCCCCC"/>
+            </w:tcBorders>
+            <w:shd w:val="clear" w:color="auto" w:fill="1F4E79"/>
+            <w:tcMar>
+              <w:top w:w="80" w:type="dxa"/>
+              <w:left w:w="120" w:type="dxa"/>
+              <w:bottom w:w="80" w:type="dxa"/>
+              <w:right w:w="120" w:type="dxa"/>
+            </w:tcMar>
+            <w:vAlign w:val="center"/>
+          </w:tcPr>
+          <w:p>
+            <w:pPr>
+              <w:jc w:val="center"/>
+            </w:pPr>
+            <w:r>
+              <w:rPr>
+                <w:b/>
+                <w:bCs/>
+                <w:color w:val="FFFFFF"/>
+                <w:sz w:val="20"/>
+                <w:szCs w:val="20"/>
+              </w:rPr>
+              <w:t>F</w:t>
+            </w:r>
+          </w:p>
+        </w:tc>
+        <w:tc>
+          <w:tcPr>
+            <w:tcW w:w="3146" w:type="dxa"/>
+            <w:tcBorders>
+              <w:top w:val="single" w:sz="1" w:space="0" w:color="CCCCCC"/>
+              <w:left w:val="single" w:sz="1" w:space="0" w:color="CCCCCC"/>
+              <w:bottom w:val="single" w:sz="1" w:space="0" w:color="CCCCCC"/>
+              <w:right w:val="single" w:sz="1" w:space="0" w:color="CCCCCC"/>
+            </w:tcBorders>
+            <w:shd w:val="clear" w:color="auto" w:fill="1F4E79"/>
+            <w:tcMar>
+              <w:top w:w="80" w:type="dxa"/>
+              <w:left w:w="120" w:type="dxa"/>
+              <w:bottom w:w="80" w:type="dxa"/>
+              <w:right w:w="120" w:type="dxa"/>
+            </w:tcMar>
+            <w:vAlign w:val="center"/>
+          </w:tcPr>
+          <w:p>
+            <w:pPr>
+              <w:jc w:val="center"/>
+            </w:pPr>
+            <w:r>
+              <w:rPr>
+                <w:b/>
+                <w:bCs/>
+                <w:color w:val="FFFFFF"/>
+                <w:sz w:val="20"/>
+                <w:szCs w:val="20"/>
+              </w:rPr>
+              <w:t>Kategorie</w:t>
+            </w:r>
+          </w:p>
+        </w:tc>
+      </w:tr>
+      <w:tr>
+        <w:tblPrEx>
+          <w:tblCellMar>
+            <w:top w:w="0" w:type="dxa"/>
+            <w:bottom w:w="0" w:type="dxa"/>
+          </w:tblCellMar>
+        </w:tblPrEx>
+        <w:tc>
+          <w:tcPr>
+            <w:tcW w:w="1100" w:type="dxa"/>
+            <w:tcBorders>
+              <w:top w:val="single" w:sz="1" w:space="0" w:color="CCCCCC"/>
+              <w:left w:val="single" w:sz="1" w:space="0" w:color="CCCCCC"/>
+              <w:bottom w:val="single" w:sz="1" w:space="0" w:color="CCCCCC"/>
+              <w:right w:val="single" w:sz="1" w:space="0" w:color="CCCCCC"/>
+            </w:tcBorders>
+            <w:shd w:val="clear" w:color="auto" w:fill="FFFFFF"/>
+            <w:tcMar>
+              <w:top w:w="80" w:type="dxa"/>
+              <w:left w:w="120" w:type="dxa"/>
+              <w:bottom w:w="80" w:type="dxa"/>
+              <w:right w:w="120" w:type="dxa"/>
+            </w:tcMar>
+            <w:vAlign w:val="center"/>
+          </w:tcPr>
+          <w:p>
+            <w:pPr>
+              <w:jc w:val="center"/>
+            </w:pPr>
+            <w:r>
+              <w:rPr>
+                <w:color w:val="000000"/>
+                <w:sz w:val="18"/>
+                <w:szCs w:val="18"/>
+              </w:rPr>
+              <w:t>CHF 230.--</w:t>
+            </w:r>
+          </w:p>
+        </w:tc>
+        <w:tc>
+          <w:tcPr>
+            <w:tcW w:w="1100" w:type="dxa"/>
+            <w:tcBorders>
+              <w:top w:val="single" w:sz="1" w:space="0" w:color="CCCCCC"/>
+              <w:left w:val="single" w:sz="1" w:space="0" w:color="CCCCCC"/>
+              <w:bottom w:val="single" w:sz="1" w:space="0" w:color="CCCCCC"/>
+              <w:right w:val="single" w:sz="1" w:space="0" w:color="CCCCCC"/>
+            </w:tcBorders>
+            <w:shd w:val="clear" w:color="auto" w:fill="FFFFFF"/>
+            <w:tcMar>
+              <w:top w:w="80" w:type="dxa"/>
+              <w:left w:w="120" w:type="dxa"/>
+              <w:bottom w:w="80" w:type="dxa"/>
+              <w:right w:w="120" w:type="dxa"/>
+            </w:tcMar>
+            <w:vAlign w:val="center"/>
+          </w:tcPr>
+          <w:p>
+            <w:pPr>
+              <w:jc w:val="center"/>
+            </w:pPr>
+            <w:r>
+              <w:rPr>
+                <w:color w:val="000000"/>
+                <w:sz w:val="18"/>
+                <w:szCs w:val="18"/>
+              </w:rPr>
+              <w:t>CHF 180.--</w:t>
+            </w:r>
+          </w:p>
+        </w:tc>
+        <w:tc>
+          <w:tcPr>
+            <w:tcW w:w="1100" w:type="dxa"/>
+            <w:tcBorders>
+              <w:top w:val="single" w:sz="1" w:space="0" w:color="CCCCCC"/>
+              <w:left w:val="single" w:sz="1" w:space="0" w:color="CCCCCC"/>
+              <w:bottom w:val="single" w:sz="1" w:space="0" w:color="CCCCCC"/>
+              <w:right w:val="single" w:sz="1" w:space="0" w:color="CCCCCC"/>
+            </w:tcBorders>
+            <w:shd w:val="clear" w:color="auto" w:fill="FFFFFF"/>
+            <w:tcMar>
+              <w:top w:w="80" w:type="dxa"/>
+              <w:left w:w="120" w:type="dxa"/>
+              <w:bottom w:w="80" w:type="dxa"/>
+              <w:right w:w="120" w:type="dxa"/>
+            </w:tcMar>
+            <w:vAlign w:val="center"/>
+          </w:tcPr>
+          <w:p>
+            <w:pPr>
+              <w:jc w:val="center"/>
+            </w:pPr>
+            <w:r>
+              <w:rPr>
+                <w:color w:val="000000"/>
+                <w:sz w:val="18"/>
+                <w:szCs w:val="18"/>
+              </w:rPr>
+              <w:t>CHF 130.--</w:t>
+            </w:r>
+          </w:p>
+        </w:tc>
+        <w:tc>
+          <w:tcPr>
+            <w:tcW w:w="1100" w:type="dxa"/>
+            <w:tcBorders>
+              <w:top w:val="single" w:sz="1" w:space="0" w:color="CCCCCC"/>
+              <w:left w:val="single" w:sz="1" w:space="0" w:color="CCCCCC"/>
+              <w:bottom w:val="single" w:sz="1" w:space="0" w:color="CCCCCC"/>
+              <w:right w:val="single" w:sz="1" w:space="0" w:color="CCCCCC"/>
+            </w:tcBorders>
+            <w:shd w:val="clear" w:color="auto" w:fill="FFFFFF"/>
+            <w:tcMar>
+              <w:top w:w="80" w:type="dxa"/>
+              <w:left w:w="120" w:type="dxa"/>
+              <w:bottom w:w="80" w:type="dxa"/>
+              <w:right w:w="120" w:type="dxa"/>
+            </w:tcMar>
+            <w:vAlign w:val="center"/>
+          </w:tcPr>
+          <w:p>
+            <w:pPr>
+              <w:jc w:val="center"/>
+            </w:pPr>
+            <w:r>
+              <w:rPr>
+                <w:color w:val="000000"/>
+                <w:sz w:val="18"/>
+                <w:szCs w:val="18"/>
+              </w:rPr>
+              <w:t>CHF 110.--</w:t>
+            </w:r>
+          </w:p>
+        </w:tc>
+        <w:tc>
+          <w:tcPr>
+            <w:tcW w:w="1100" w:type="dxa"/>
+            <w:tcBorders>
+              <w:top w:val="single" w:sz="1" w:space="0" w:color="CCCCCC"/>
+              <w:left w:val="single" w:sz="1" w:space="0" w:color="CCCCCC"/>
+              <w:bottom w:val="single" w:sz="1" w:space="0" w:color="CCCCCC"/>
+              <w:right w:val="single" w:sz="1" w:space="0" w:color="CCCCCC"/>
+            </w:tcBorders>
+            <w:shd w:val="clear" w:color="auto" w:fill="FFFFFF"/>
+            <w:tcMar>
+              <w:top w:w="80" w:type="dxa"/>
+              <w:left w:w="120" w:type="dxa"/>
+              <w:bottom w:w="80" w:type="dxa"/>
+              <w:right w:w="120" w:type="dxa"/>
+            </w:tcMar>
+            <w:vAlign w:val="center"/>
+          </w:tcPr>
+          <w:p>
+            <w:pPr>
+              <w:jc w:val="center"/>
+            </w:pPr>
+            <w:r>
+              <w:rPr>
+                <w:color w:val="000000"/>
+                <w:sz w:val="18"/>
+                <w:szCs w:val="18"/>
+              </w:rPr>
+              <w:t>CHF 100.--</w:t>
+            </w:r>
+          </w:p>
+        </w:tc>
+        <w:tc>
+          <w:tcPr>
+            <w:tcW w:w="1100" w:type="dxa"/>
+            <w:tcBorders>
+              <w:top w:val="single" w:sz="1" w:space="0" w:color="CCCCCC"/>
+              <w:left w:val="single" w:sz="1" w:space="0" w:color="CCCCCC"/>
+              <w:bottom w:val="single" w:sz="1" w:space="0" w:color="CCCCCC"/>
+              <w:right w:val="single" w:sz="1" w:space="0" w:color="CCCCCC"/>
+            </w:tcBorders>
+            <w:shd w:val="clear" w:color="auto" w:fill="FFFFFF"/>
+            <w:tcMar>
+              <w:top w:w="80" w:type="dxa"/>
+              <w:left w:w="120" w:type="dxa"/>
+              <w:bottom w:w="80" w:type="dxa"/>
+              <w:right w:w="120" w:type="dxa"/>
+            </w:tcMar>
+            <w:vAlign w:val="center"/>
+          </w:tcPr>
+          <w:p>
+            <w:pPr>
+              <w:jc w:val="center"/>
+            </w:pPr>
+            <w:r>
+              <w:rPr>
+                <w:color w:val="000000"/>
+                <w:sz w:val="18"/>
+                <w:szCs w:val="18"/>
+              </w:rPr>
+              <w:t>CHF 80.--</w:t>
+            </w:r>
+          </w:p>
+        </w:tc>
+        <w:tc>
+          <w:tcPr>
+            <w:tcW w:w="3146" w:type="dxa"/>
+            <w:tcBorders>
+              <w:top w:val="single" w:sz="1" w:space="0" w:color="CCCCCC"/>
+              <w:left w:val="single" w:sz="1" w:space="0" w:color="CCCCCC"/>
+              <w:bottom w:val="single" w:sz="1" w:space="0" w:color="CCCCCC"/>
+              <w:right w:val="single" w:sz="1" w:space="0" w:color="CCCCCC"/>
+            </w:tcBorders>
+            <w:shd w:val="clear" w:color="auto" w:fill="FFFFFF"/>
+            <w:tcMar>
+              <w:top w:w="80" w:type="dxa"/>
+              <w:left w:w="120" w:type="dxa"/>
+              <w:bottom w:w="80" w:type="dxa"/>
+              <w:right w:w="120" w:type="dxa"/>
+            </w:tcMar>
+            <w:vAlign w:val="center"/>
+          </w:tcPr>
+          <w:p>
+            <w:pPr>
+              <w:jc w:val="center"/>
+            </w:pPr>
+            <w:r>
+              <w:rPr>
+                <w:color w:val="000000"/>
+                <w:sz w:val="18"/>
+                <w:szCs w:val="18"/>
+              </w:rPr>
+              <w:t>Stundensatz</w:t>
+            </w:r>
+          </w:p>
+        </w:tc>
+      </w:tr>
+      <w:tr>
+        <w:tblPrEx>
+          <w:tblCellMar>
+            <w:top w:w="0" w:type="dxa"/>
+            <w:bottom w:w="0" w:type="dxa"/>
+          </w:tblCellMar>
+        </w:tblPrEx>
+        <w:tc>
+          <w:tcPr>
+            <w:tcW w:w="1100" w:type="dxa"/>
+            <w:tcBorders>
+              <w:top w:val="single" w:sz="1" w:space="0" w:color="CCCCCC"/>
+              <w:left w:val="single" w:sz="1" w:space="0" w:color="CCCCCC"/>
+              <w:bottom w:val="single" w:sz="1" w:space="0" w:color="CCCCCC"/>
+              <w:right w:val="single" w:sz="1" w:space="0" w:color="CCCCCC"/>
+            </w:tcBorders>
+            <w:shd w:val="clear" w:color="auto" w:fill="F2F2F2"/>
+            <w:tcMar>
+              <w:top w:w="80" w:type="dxa"/>
+              <w:left w:w="120" w:type="dxa"/>
+              <w:bottom w:w="80" w:type="dxa"/>
+              <w:right w:w="120" w:type="dxa"/>
+            </w:tcMar>
+            <w:vAlign w:val="center"/>
+          </w:tcPr>
+          <w:p>
+            <w:pPr>
+              <w:jc w:val="center"/>
+            </w:pPr>
+            <w:r>
+              <w:rPr>
+                <w:color w:val="000000"/>
+                <w:sz w:val="15"/>
+                <w:szCs w:val="15"/>
+              </w:rPr>
+              <w:t>Consulting Eng.</w:t>
+            </w:r>
+          </w:p>
+        </w:tc>
+        <w:tc>
+          <w:tcPr>
+            <w:tcW w:w="1100" w:type="dxa"/>
+            <w:tcBorders>
+              <w:top w:val="single" w:sz="1" w:space="0" w:color="CCCCCC"/>
+              <w:left w:val="single" w:sz="1" w:space="0" w:color="CCCCCC"/>
+              <w:bottom w:val="single" w:sz="1" w:space="0" w:color="CCCCCC"/>
+              <w:right w:val="single" w:sz="1" w:space="0" w:color="CCCCCC"/>
+            </w:tcBorders>
+            <w:shd w:val="clear" w:color="auto" w:fill="F2F2F2"/>
+            <w:tcMar>
+              <w:top w:w="80" w:type="dxa"/>
+              <w:left w:w="120" w:type="dxa"/>
+              <w:bottom w:w="80" w:type="dxa"/>
+              <w:right w:w="120" w:type="dxa"/>
+            </w:tcMar>
+            <w:vAlign w:val="center"/>
+          </w:tcPr>
+          <w:p>
+            <w:pPr>
+              <w:jc w:val="center"/>
+            </w:pPr>
+            <w:r>
+              <w:rPr>
+                <w:color w:val="000000"/>
+                <w:sz w:val="15"/>
+                <w:szCs w:val="15"/>
+              </w:rPr>
+              <w:t>Projektleiter / Ausbildner</w:t>
+            </w:r>
+          </w:p>
+        </w:tc>
+        <w:tc>
+          <w:tcPr>
+            <w:tcW w:w="1100" w:type="dxa"/>
+            <w:tcBorders>
+              <w:top w:val="single" w:sz="1" w:space="0" w:color="CCCCCC"/>
+              <w:left w:val="single" w:sz="1" w:space="0" w:color="CCCCCC"/>
+              <w:bottom w:val="single" w:sz="1" w:space="0" w:color="CCCCCC"/>
+              <w:right w:val="single" w:sz="1" w:space="0" w:color="CCCCCC"/>
+            </w:tcBorders>
+            <w:shd w:val="clear" w:color="auto" w:fill="F2F2F2"/>
+            <w:tcMar>
+              <w:top w:w="80" w:type="dxa"/>
+              <w:left w:w="120" w:type="dxa"/>
+              <w:bottom w:w="80" w:type="dxa"/>
+              <w:right w:w="120" w:type="dxa"/>
+            </w:tcMar>
+            <w:vAlign w:val="center"/>
+          </w:tcPr>
+          <w:p>
+            <w:pPr>
+              <w:jc w:val="center"/>
+            </w:pPr>
+            <w:r>
+              <w:rPr>
+                <w:color w:val="000000"/>
+                <w:sz w:val="15"/>
+                <w:szCs w:val="15"/>
+              </w:rPr>
+              <w:t>Systemtechniker</w:t>
+            </w:r>
+          </w:p>
+        </w:tc>
+        <w:tc>
+          <w:tcPr>
+            <w:tcW w:w="1100" w:type="dxa"/>
+            <w:tcBorders>
+              <w:top w:val="single" w:sz="1" w:space="0" w:color="CCCCCC"/>
+              <w:left w:val="single" w:sz="1" w:space="0" w:color="CCCCCC"/>
+              <w:bottom w:val="single" w:sz="1" w:space="0" w:color="CCCCCC"/>
+              <w:right w:val="single" w:sz="1" w:space="0" w:color="CCCCCC"/>
+            </w:tcBorders>
+            <w:shd w:val="clear" w:color="auto" w:fill="F2F2F2"/>
+            <w:tcMar>
+              <w:top w:w="80" w:type="dxa"/>
+              <w:left w:w="120" w:type="dxa"/>
+              <w:bottom w:w="80" w:type="dxa"/>
+              <w:right w:w="120" w:type="dxa"/>
+            </w:tcMar>
+            <w:vAlign w:val="center"/>
+          </w:tcPr>
+          <w:p>
+            <w:pPr>
+              <w:jc w:val="center"/>
+            </w:pPr>
+            <w:r>
+              <w:rPr>
+                <w:color w:val="000000"/>
+                <w:sz w:val="15"/>
+                <w:szCs w:val="15"/>
+              </w:rPr>
+              <w:t>Logistiker / Betriebsinfo.</w:t>
+            </w:r>
+          </w:p>
+        </w:tc>
+        <w:tc>
+          <w:tcPr>
+            <w:tcW w:w="1100" w:type="dxa"/>
+            <w:tcBorders>
+              <w:top w:val="single" w:sz="1" w:space="0" w:color="CCCCCC"/>
+              <w:left w:val="single" w:sz="1" w:space="0" w:color="CCCCCC"/>
+              <w:bottom w:val="single" w:sz="1" w:space="0" w:color="CCCCCC"/>
+              <w:right w:val="single" w:sz="1" w:space="0" w:color="CCCCCC"/>
+            </w:tcBorders>
+            <w:shd w:val="clear" w:color="auto" w:fill="F2F2F2"/>
+            <w:tcMar>
+              <w:top w:w="80" w:type="dxa"/>
+              <w:left w:w="120" w:type="dxa"/>
+              <w:bottom w:w="80" w:type="dxa"/>
+              <w:right w:w="120" w:type="dxa"/>
+            </w:tcMar>
+            <w:vAlign w:val="center"/>
+          </w:tcPr>
+          <w:p>
+            <w:pPr>
+              <w:jc w:val="center"/>
+            </w:pPr>
+            <w:r>
+              <w:rPr>
+                <w:color w:val="000000"/>
+                <w:sz w:val="15"/>
+                <w:szCs w:val="15"/>
+              </w:rPr>
+              <w:t>Elektriker</w:t>
+            </w:r>
+          </w:p>
+        </w:tc>
+        <w:tc>
+          <w:tcPr>
+            <w:tcW w:w="1100" w:type="dxa"/>
+            <w:tcBorders>
+              <w:top w:val="single" w:sz="1" w:space="0" w:color="CCCCCC"/>
+              <w:left w:val="single" w:sz="1" w:space="0" w:color="CCCCCC"/>
+              <w:bottom w:val="single" w:sz="1" w:space="0" w:color="CCCCCC"/>
+              <w:right w:val="single" w:sz="1" w:space="0" w:color="CCCCCC"/>
+            </w:tcBorders>
+            <w:shd w:val="clear" w:color="auto" w:fill="F2F2F2"/>
+            <w:tcMar>
+              <w:top w:w="80" w:type="dxa"/>
+              <w:left w:w="120" w:type="dxa"/>
+              <w:bottom w:w="80" w:type="dxa"/>
+              <w:right w:w="120" w:type="dxa"/>
+            </w:tcMar>
+            <w:vAlign w:val="center"/>
+          </w:tcPr>
+          <w:p>
+            <w:pPr>
+              <w:jc w:val="center"/>
+            </w:pPr>
+            <w:r>
+              <w:rPr>
+                <w:color w:val="000000"/>
+                <w:sz w:val="15"/>
+                <w:szCs w:val="15"/>
+              </w:rPr>
+              <w:t>Hilfskraft</w:t>
+            </w:r>
+          </w:p>
+        </w:tc>
+        <w:tc>
+          <w:tcPr>
+            <w:tcW w:w="3146" w:type="dxa"/>
+            <w:tcBorders>
+              <w:top w:val="single" w:sz="1" w:space="0" w:color="CCCCCC"/>
+              <w:left w:val="single" w:sz="1" w:space="0" w:color="CCCCCC"/>
+              <w:bottom w:val="single" w:sz="1" w:space="0" w:color="CCCCCC"/>
+              <w:right w:val="single" w:sz="1" w:space="0" w:color="CCCCCC"/>
+            </w:tcBorders>
+            <w:shd w:val="clear" w:color="auto" w:fill="F2F2F2"/>
+            <w:tcMar>
+              <w:top w:w="80" w:type="dxa"/>
+              <w:left w:w="120" w:type="dxa"/>
+              <w:bottom w:w="80" w:type="dxa"/>
+              <w:right w:w="120" w:type="dxa"/>
+            </w:tcMar>
+            <w:vAlign w:val="center"/>
+          </w:tcPr>
+          <w:p>
+            <w:pPr>
+              <w:jc w:val="center"/>
+            </w:pPr>
+            <w:r>
+              <w:rPr>
+                <w:color w:val="000000"/>
+                <w:sz w:val="15"/>
+                <w:szCs w:val="15"/>
+              </w:rPr>
+              <w:t>Berufsbezeichnung</w:t>
+            </w:r>
+          </w:p>
+        </w:tc>
+      </w:tr>
+    </w:tbl>
+    <w:p/>
+    <w:p>
+      <w:pPr>
+        <w:pStyle w:val="berschrift2"/>
+      </w:pPr>
+      <w:proofErr w:type="gramStart"/>
+      <w:r>
+        <w:t>2.2  Kalkulationstabelle</w:t>
+      </w:r>
+      <w:proofErr w:type="gramEnd"/>
+      <w:r>
+        <w:t xml:space="preserve"> Dienstleistungen</w:t>
       </w:r>
     </w:p>
     <w:tbl>
@@ -4578,753 +6273,7 @@
           <w:left w:w="10" w:type="dxa"/>
           <w:right w:w="10" w:type="dxa"/>
         </w:tblCellMar>
-        <w:tblLook w:val="0000" w:firstRow="0" w:lastRow="0" w:firstColumn="0" w:lastColumn="0" w:noHBand="0" w:noVBand="0"/>
-      </w:tblPr>
-      <w:tblGrid>
-        <w:gridCol w:w="1094"/>
-        <w:gridCol w:w="1093"/>
-        <w:gridCol w:w="1349"/>
-        <w:gridCol w:w="1097"/>
-        <w:gridCol w:w="1074"/>
-        <w:gridCol w:w="1070"/>
-        <w:gridCol w:w="2969"/>
-      </w:tblGrid>
-      <w:tr>
-        <w:tblPrEx>
-          <w:tblCellMar>
-            <w:top w:w="0" w:type="dxa"/>
-            <w:bottom w:w="0" w:type="dxa"/>
-          </w:tblCellMar>
-        </w:tblPrEx>
-        <w:tc>
-          <w:tcPr>
-            <w:tcW w:w="1100" w:type="dxa"/>
-            <w:tcBorders>
-              <w:top w:val="single" w:sz="1" w:space="0" w:color="CCCCCC"/>
-              <w:left w:val="single" w:sz="1" w:space="0" w:color="CCCCCC"/>
-              <w:bottom w:val="single" w:sz="1" w:space="0" w:color="CCCCCC"/>
-              <w:right w:val="single" w:sz="1" w:space="0" w:color="CCCCCC"/>
-            </w:tcBorders>
-            <w:shd w:val="clear" w:color="auto" w:fill="1F4E79"/>
-            <w:tcMar>
-              <w:top w:w="80" w:type="dxa"/>
-              <w:left w:w="120" w:type="dxa"/>
-              <w:bottom w:w="80" w:type="dxa"/>
-              <w:right w:w="120" w:type="dxa"/>
-            </w:tcMar>
-            <w:vAlign w:val="center"/>
-          </w:tcPr>
-          <w:p>
-            <w:pPr>
-              <w:jc w:val="center"/>
-            </w:pPr>
-            <w:r>
-              <w:rPr>
-                <w:b/>
-                <w:bCs/>
-                <w:color w:val="FFFFFF"/>
-                <w:sz w:val="20"/>
-                <w:szCs w:val="20"/>
-              </w:rPr>
-              <w:t>A</w:t>
-            </w:r>
-          </w:p>
-        </w:tc>
-        <w:tc>
-          <w:tcPr>
-            <w:tcW w:w="1100" w:type="dxa"/>
-            <w:tcBorders>
-              <w:top w:val="single" w:sz="1" w:space="0" w:color="CCCCCC"/>
-              <w:left w:val="single" w:sz="1" w:space="0" w:color="CCCCCC"/>
-              <w:bottom w:val="single" w:sz="1" w:space="0" w:color="CCCCCC"/>
-              <w:right w:val="single" w:sz="1" w:space="0" w:color="CCCCCC"/>
-            </w:tcBorders>
-            <w:shd w:val="clear" w:color="auto" w:fill="1F4E79"/>
-            <w:tcMar>
-              <w:top w:w="80" w:type="dxa"/>
-              <w:left w:w="120" w:type="dxa"/>
-              <w:bottom w:w="80" w:type="dxa"/>
-              <w:right w:w="120" w:type="dxa"/>
-            </w:tcMar>
-            <w:vAlign w:val="center"/>
-          </w:tcPr>
-          <w:p>
-            <w:pPr>
-              <w:jc w:val="center"/>
-            </w:pPr>
-            <w:r>
-              <w:rPr>
-                <w:b/>
-                <w:bCs/>
-                <w:color w:val="FFFFFF"/>
-                <w:sz w:val="20"/>
-                <w:szCs w:val="20"/>
-              </w:rPr>
-              <w:t>B</w:t>
-            </w:r>
-          </w:p>
-        </w:tc>
-        <w:tc>
-          <w:tcPr>
-            <w:tcW w:w="1100" w:type="dxa"/>
-            <w:tcBorders>
-              <w:top w:val="single" w:sz="1" w:space="0" w:color="CCCCCC"/>
-              <w:left w:val="single" w:sz="1" w:space="0" w:color="CCCCCC"/>
-              <w:bottom w:val="single" w:sz="1" w:space="0" w:color="CCCCCC"/>
-              <w:right w:val="single" w:sz="1" w:space="0" w:color="CCCCCC"/>
-            </w:tcBorders>
-            <w:shd w:val="clear" w:color="auto" w:fill="1F4E79"/>
-            <w:tcMar>
-              <w:top w:w="80" w:type="dxa"/>
-              <w:left w:w="120" w:type="dxa"/>
-              <w:bottom w:w="80" w:type="dxa"/>
-              <w:right w:w="120" w:type="dxa"/>
-            </w:tcMar>
-            <w:vAlign w:val="center"/>
-          </w:tcPr>
-          <w:p>
-            <w:pPr>
-              <w:jc w:val="center"/>
-            </w:pPr>
-            <w:r>
-              <w:rPr>
-                <w:b/>
-                <w:bCs/>
-                <w:color w:val="FFFFFF"/>
-                <w:sz w:val="20"/>
-                <w:szCs w:val="20"/>
-              </w:rPr>
-              <w:t>C</w:t>
-            </w:r>
-          </w:p>
-        </w:tc>
-        <w:tc>
-          <w:tcPr>
-            <w:tcW w:w="1100" w:type="dxa"/>
-            <w:tcBorders>
-              <w:top w:val="single" w:sz="1" w:space="0" w:color="CCCCCC"/>
-              <w:left w:val="single" w:sz="1" w:space="0" w:color="CCCCCC"/>
-              <w:bottom w:val="single" w:sz="1" w:space="0" w:color="CCCCCC"/>
-              <w:right w:val="single" w:sz="1" w:space="0" w:color="CCCCCC"/>
-            </w:tcBorders>
-            <w:shd w:val="clear" w:color="auto" w:fill="1F4E79"/>
-            <w:tcMar>
-              <w:top w:w="80" w:type="dxa"/>
-              <w:left w:w="120" w:type="dxa"/>
-              <w:bottom w:w="80" w:type="dxa"/>
-              <w:right w:w="120" w:type="dxa"/>
-            </w:tcMar>
-            <w:vAlign w:val="center"/>
-          </w:tcPr>
-          <w:p>
-            <w:pPr>
-              <w:jc w:val="center"/>
-            </w:pPr>
-            <w:r>
-              <w:rPr>
-                <w:b/>
-                <w:bCs/>
-                <w:color w:val="FFFFFF"/>
-                <w:sz w:val="20"/>
-                <w:szCs w:val="20"/>
-              </w:rPr>
-              <w:t>D</w:t>
-            </w:r>
-          </w:p>
-        </w:tc>
-        <w:tc>
-          <w:tcPr>
-            <w:tcW w:w="1100" w:type="dxa"/>
-            <w:tcBorders>
-              <w:top w:val="single" w:sz="1" w:space="0" w:color="CCCCCC"/>
-              <w:left w:val="single" w:sz="1" w:space="0" w:color="CCCCCC"/>
-              <w:bottom w:val="single" w:sz="1" w:space="0" w:color="CCCCCC"/>
-              <w:right w:val="single" w:sz="1" w:space="0" w:color="CCCCCC"/>
-            </w:tcBorders>
-            <w:shd w:val="clear" w:color="auto" w:fill="1F4E79"/>
-            <w:tcMar>
-              <w:top w:w="80" w:type="dxa"/>
-              <w:left w:w="120" w:type="dxa"/>
-              <w:bottom w:w="80" w:type="dxa"/>
-              <w:right w:w="120" w:type="dxa"/>
-            </w:tcMar>
-            <w:vAlign w:val="center"/>
-          </w:tcPr>
-          <w:p>
-            <w:pPr>
-              <w:jc w:val="center"/>
-            </w:pPr>
-            <w:r>
-              <w:rPr>
-                <w:b/>
-                <w:bCs/>
-                <w:color w:val="FFFFFF"/>
-                <w:sz w:val="20"/>
-                <w:szCs w:val="20"/>
-              </w:rPr>
-              <w:t>E</w:t>
-            </w:r>
-          </w:p>
-        </w:tc>
-        <w:tc>
-          <w:tcPr>
-            <w:tcW w:w="1100" w:type="dxa"/>
-            <w:tcBorders>
-              <w:top w:val="single" w:sz="1" w:space="0" w:color="CCCCCC"/>
-              <w:left w:val="single" w:sz="1" w:space="0" w:color="CCCCCC"/>
-              <w:bottom w:val="single" w:sz="1" w:space="0" w:color="CCCCCC"/>
-              <w:right w:val="single" w:sz="1" w:space="0" w:color="CCCCCC"/>
-            </w:tcBorders>
-            <w:shd w:val="clear" w:color="auto" w:fill="1F4E79"/>
-            <w:tcMar>
-              <w:top w:w="80" w:type="dxa"/>
-              <w:left w:w="120" w:type="dxa"/>
-              <w:bottom w:w="80" w:type="dxa"/>
-              <w:right w:w="120" w:type="dxa"/>
-            </w:tcMar>
-            <w:vAlign w:val="center"/>
-          </w:tcPr>
-          <w:p>
-            <w:pPr>
-              <w:jc w:val="center"/>
-            </w:pPr>
-            <w:r>
-              <w:rPr>
-                <w:b/>
-                <w:bCs/>
-                <w:color w:val="FFFFFF"/>
-                <w:sz w:val="20"/>
-                <w:szCs w:val="20"/>
-              </w:rPr>
-              <w:t>F</w:t>
-            </w:r>
-          </w:p>
-        </w:tc>
-        <w:tc>
-          <w:tcPr>
-            <w:tcW w:w="3146" w:type="dxa"/>
-            <w:tcBorders>
-              <w:top w:val="single" w:sz="1" w:space="0" w:color="CCCCCC"/>
-              <w:left w:val="single" w:sz="1" w:space="0" w:color="CCCCCC"/>
-              <w:bottom w:val="single" w:sz="1" w:space="0" w:color="CCCCCC"/>
-              <w:right w:val="single" w:sz="1" w:space="0" w:color="CCCCCC"/>
-            </w:tcBorders>
-            <w:shd w:val="clear" w:color="auto" w:fill="1F4E79"/>
-            <w:tcMar>
-              <w:top w:w="80" w:type="dxa"/>
-              <w:left w:w="120" w:type="dxa"/>
-              <w:bottom w:w="80" w:type="dxa"/>
-              <w:right w:w="120" w:type="dxa"/>
-            </w:tcMar>
-            <w:vAlign w:val="center"/>
-          </w:tcPr>
-          <w:p>
-            <w:pPr>
-              <w:jc w:val="center"/>
-            </w:pPr>
-            <w:r>
-              <w:rPr>
-                <w:b/>
-                <w:bCs/>
-                <w:color w:val="FFFFFF"/>
-                <w:sz w:val="20"/>
-                <w:szCs w:val="20"/>
-              </w:rPr>
-              <w:t>Kategorie</w:t>
-            </w:r>
-          </w:p>
-        </w:tc>
-      </w:tr>
-      <w:tr>
-        <w:tblPrEx>
-          <w:tblCellMar>
-            <w:top w:w="0" w:type="dxa"/>
-            <w:bottom w:w="0" w:type="dxa"/>
-          </w:tblCellMar>
-        </w:tblPrEx>
-        <w:tc>
-          <w:tcPr>
-            <w:tcW w:w="1100" w:type="dxa"/>
-            <w:tcBorders>
-              <w:top w:val="single" w:sz="1" w:space="0" w:color="CCCCCC"/>
-              <w:left w:val="single" w:sz="1" w:space="0" w:color="CCCCCC"/>
-              <w:bottom w:val="single" w:sz="1" w:space="0" w:color="CCCCCC"/>
-              <w:right w:val="single" w:sz="1" w:space="0" w:color="CCCCCC"/>
-            </w:tcBorders>
-            <w:shd w:val="clear" w:color="auto" w:fill="FFFFFF"/>
-            <w:tcMar>
-              <w:top w:w="80" w:type="dxa"/>
-              <w:left w:w="120" w:type="dxa"/>
-              <w:bottom w:w="80" w:type="dxa"/>
-              <w:right w:w="120" w:type="dxa"/>
-            </w:tcMar>
-            <w:vAlign w:val="center"/>
-          </w:tcPr>
-          <w:p>
-            <w:pPr>
-              <w:jc w:val="center"/>
-            </w:pPr>
-            <w:r>
-              <w:rPr>
-                <w:color w:val="000000"/>
-                <w:sz w:val="18"/>
-                <w:szCs w:val="18"/>
-              </w:rPr>
-              <w:t>CHF 230.--</w:t>
-            </w:r>
-          </w:p>
-        </w:tc>
-        <w:tc>
-          <w:tcPr>
-            <w:tcW w:w="1100" w:type="dxa"/>
-            <w:tcBorders>
-              <w:top w:val="single" w:sz="1" w:space="0" w:color="CCCCCC"/>
-              <w:left w:val="single" w:sz="1" w:space="0" w:color="CCCCCC"/>
-              <w:bottom w:val="single" w:sz="1" w:space="0" w:color="CCCCCC"/>
-              <w:right w:val="single" w:sz="1" w:space="0" w:color="CCCCCC"/>
-            </w:tcBorders>
-            <w:shd w:val="clear" w:color="auto" w:fill="FFFFFF"/>
-            <w:tcMar>
-              <w:top w:w="80" w:type="dxa"/>
-              <w:left w:w="120" w:type="dxa"/>
-              <w:bottom w:w="80" w:type="dxa"/>
-              <w:right w:w="120" w:type="dxa"/>
-            </w:tcMar>
-            <w:vAlign w:val="center"/>
-          </w:tcPr>
-          <w:p>
-            <w:pPr>
-              <w:jc w:val="center"/>
-            </w:pPr>
-            <w:r>
-              <w:rPr>
-                <w:color w:val="000000"/>
-                <w:sz w:val="18"/>
-                <w:szCs w:val="18"/>
-              </w:rPr>
-              <w:t>CHF 180.--</w:t>
-            </w:r>
-          </w:p>
-        </w:tc>
-        <w:tc>
-          <w:tcPr>
-            <w:tcW w:w="1100" w:type="dxa"/>
-            <w:tcBorders>
-              <w:top w:val="single" w:sz="1" w:space="0" w:color="CCCCCC"/>
-              <w:left w:val="single" w:sz="1" w:space="0" w:color="CCCCCC"/>
-              <w:bottom w:val="single" w:sz="1" w:space="0" w:color="CCCCCC"/>
-              <w:right w:val="single" w:sz="1" w:space="0" w:color="CCCCCC"/>
-            </w:tcBorders>
-            <w:shd w:val="clear" w:color="auto" w:fill="FFFFFF"/>
-            <w:tcMar>
-              <w:top w:w="80" w:type="dxa"/>
-              <w:left w:w="120" w:type="dxa"/>
-              <w:bottom w:w="80" w:type="dxa"/>
-              <w:right w:w="120" w:type="dxa"/>
-            </w:tcMar>
-            <w:vAlign w:val="center"/>
-          </w:tcPr>
-          <w:p>
-            <w:pPr>
-              <w:jc w:val="center"/>
-            </w:pPr>
-            <w:r>
-              <w:rPr>
-                <w:color w:val="000000"/>
-                <w:sz w:val="18"/>
-                <w:szCs w:val="18"/>
-              </w:rPr>
-              <w:t>CHF 130.--</w:t>
-            </w:r>
-          </w:p>
-        </w:tc>
-        <w:tc>
-          <w:tcPr>
-            <w:tcW w:w="1100" w:type="dxa"/>
-            <w:tcBorders>
-              <w:top w:val="single" w:sz="1" w:space="0" w:color="CCCCCC"/>
-              <w:left w:val="single" w:sz="1" w:space="0" w:color="CCCCCC"/>
-              <w:bottom w:val="single" w:sz="1" w:space="0" w:color="CCCCCC"/>
-              <w:right w:val="single" w:sz="1" w:space="0" w:color="CCCCCC"/>
-            </w:tcBorders>
-            <w:shd w:val="clear" w:color="auto" w:fill="FFFFFF"/>
-            <w:tcMar>
-              <w:top w:w="80" w:type="dxa"/>
-              <w:left w:w="120" w:type="dxa"/>
-              <w:bottom w:w="80" w:type="dxa"/>
-              <w:right w:w="120" w:type="dxa"/>
-            </w:tcMar>
-            <w:vAlign w:val="center"/>
-          </w:tcPr>
-          <w:p>
-            <w:pPr>
-              <w:jc w:val="center"/>
-            </w:pPr>
-            <w:r>
-              <w:rPr>
-                <w:color w:val="000000"/>
-                <w:sz w:val="18"/>
-                <w:szCs w:val="18"/>
-              </w:rPr>
-              <w:t>CHF 110.--</w:t>
-            </w:r>
-          </w:p>
-        </w:tc>
-        <w:tc>
-          <w:tcPr>
-            <w:tcW w:w="1100" w:type="dxa"/>
-            <w:tcBorders>
-              <w:top w:val="single" w:sz="1" w:space="0" w:color="CCCCCC"/>
-              <w:left w:val="single" w:sz="1" w:space="0" w:color="CCCCCC"/>
-              <w:bottom w:val="single" w:sz="1" w:space="0" w:color="CCCCCC"/>
-              <w:right w:val="single" w:sz="1" w:space="0" w:color="CCCCCC"/>
-            </w:tcBorders>
-            <w:shd w:val="clear" w:color="auto" w:fill="FFFFFF"/>
-            <w:tcMar>
-              <w:top w:w="80" w:type="dxa"/>
-              <w:left w:w="120" w:type="dxa"/>
-              <w:bottom w:w="80" w:type="dxa"/>
-              <w:right w:w="120" w:type="dxa"/>
-            </w:tcMar>
-            <w:vAlign w:val="center"/>
-          </w:tcPr>
-          <w:p>
-            <w:pPr>
-              <w:jc w:val="center"/>
-            </w:pPr>
-            <w:r>
-              <w:rPr>
-                <w:color w:val="000000"/>
-                <w:sz w:val="18"/>
-                <w:szCs w:val="18"/>
-              </w:rPr>
-              <w:t>CHF 100.--</w:t>
-            </w:r>
-          </w:p>
-        </w:tc>
-        <w:tc>
-          <w:tcPr>
-            <w:tcW w:w="1100" w:type="dxa"/>
-            <w:tcBorders>
-              <w:top w:val="single" w:sz="1" w:space="0" w:color="CCCCCC"/>
-              <w:left w:val="single" w:sz="1" w:space="0" w:color="CCCCCC"/>
-              <w:bottom w:val="single" w:sz="1" w:space="0" w:color="CCCCCC"/>
-              <w:right w:val="single" w:sz="1" w:space="0" w:color="CCCCCC"/>
-            </w:tcBorders>
-            <w:shd w:val="clear" w:color="auto" w:fill="FFFFFF"/>
-            <w:tcMar>
-              <w:top w:w="80" w:type="dxa"/>
-              <w:left w:w="120" w:type="dxa"/>
-              <w:bottom w:w="80" w:type="dxa"/>
-              <w:right w:w="120" w:type="dxa"/>
-            </w:tcMar>
-            <w:vAlign w:val="center"/>
-          </w:tcPr>
-          <w:p>
-            <w:pPr>
-              <w:jc w:val="center"/>
-            </w:pPr>
-            <w:r>
-              <w:rPr>
-                <w:color w:val="000000"/>
-                <w:sz w:val="18"/>
-                <w:szCs w:val="18"/>
-              </w:rPr>
-              <w:t>CHF 80.--</w:t>
-            </w:r>
-          </w:p>
-        </w:tc>
-        <w:tc>
-          <w:tcPr>
-            <w:tcW w:w="3146" w:type="dxa"/>
-            <w:tcBorders>
-              <w:top w:val="single" w:sz="1" w:space="0" w:color="CCCCCC"/>
-              <w:left w:val="single" w:sz="1" w:space="0" w:color="CCCCCC"/>
-              <w:bottom w:val="single" w:sz="1" w:space="0" w:color="CCCCCC"/>
-              <w:right w:val="single" w:sz="1" w:space="0" w:color="CCCCCC"/>
-            </w:tcBorders>
-            <w:shd w:val="clear" w:color="auto" w:fill="FFFFFF"/>
-            <w:tcMar>
-              <w:top w:w="80" w:type="dxa"/>
-              <w:left w:w="120" w:type="dxa"/>
-              <w:bottom w:w="80" w:type="dxa"/>
-              <w:right w:w="120" w:type="dxa"/>
-            </w:tcMar>
-            <w:vAlign w:val="center"/>
-          </w:tcPr>
-          <w:p>
-            <w:pPr>
-              <w:jc w:val="center"/>
-            </w:pPr>
-            <w:r>
-              <w:rPr>
-                <w:color w:val="000000"/>
-                <w:sz w:val="18"/>
-                <w:szCs w:val="18"/>
-              </w:rPr>
-              <w:t>Stundensatz</w:t>
-            </w:r>
-          </w:p>
-        </w:tc>
-      </w:tr>
-      <w:tr>
-        <w:tblPrEx>
-          <w:tblCellMar>
-            <w:top w:w="0" w:type="dxa"/>
-            <w:bottom w:w="0" w:type="dxa"/>
-          </w:tblCellMar>
-        </w:tblPrEx>
-        <w:tc>
-          <w:tcPr>
-            <w:tcW w:w="1100" w:type="dxa"/>
-            <w:tcBorders>
-              <w:top w:val="single" w:sz="1" w:space="0" w:color="CCCCCC"/>
-              <w:left w:val="single" w:sz="1" w:space="0" w:color="CCCCCC"/>
-              <w:bottom w:val="single" w:sz="1" w:space="0" w:color="CCCCCC"/>
-              <w:right w:val="single" w:sz="1" w:space="0" w:color="CCCCCC"/>
-            </w:tcBorders>
-            <w:shd w:val="clear" w:color="auto" w:fill="F2F2F2"/>
-            <w:tcMar>
-              <w:top w:w="80" w:type="dxa"/>
-              <w:left w:w="120" w:type="dxa"/>
-              <w:bottom w:w="80" w:type="dxa"/>
-              <w:right w:w="120" w:type="dxa"/>
-            </w:tcMar>
-            <w:vAlign w:val="center"/>
-          </w:tcPr>
-          <w:p>
-            <w:pPr>
-              <w:jc w:val="center"/>
-            </w:pPr>
-            <w:r>
-              <w:rPr>
-                <w:color w:val="000000"/>
-                <w:sz w:val="15"/>
-                <w:szCs w:val="15"/>
-              </w:rPr>
-              <w:t>Consulting Engineering</w:t>
-            </w:r>
-          </w:p>
-        </w:tc>
-        <w:tc>
-          <w:tcPr>
-            <w:tcW w:w="1100" w:type="dxa"/>
-            <w:tcBorders>
-              <w:top w:val="single" w:sz="1" w:space="0" w:color="CCCCCC"/>
-              <w:left w:val="single" w:sz="1" w:space="0" w:color="CCCCCC"/>
-              <w:bottom w:val="single" w:sz="1" w:space="0" w:color="CCCCCC"/>
-              <w:right w:val="single" w:sz="1" w:space="0" w:color="CCCCCC"/>
-            </w:tcBorders>
-            <w:shd w:val="clear" w:color="auto" w:fill="F2F2F2"/>
-            <w:tcMar>
-              <w:top w:w="80" w:type="dxa"/>
-              <w:left w:w="120" w:type="dxa"/>
-              <w:bottom w:w="80" w:type="dxa"/>
-              <w:right w:w="120" w:type="dxa"/>
-            </w:tcMar>
-            <w:vAlign w:val="center"/>
-          </w:tcPr>
-          <w:p>
-            <w:pPr>
-              <w:jc w:val="center"/>
-            </w:pPr>
-            <w:r>
-              <w:rPr>
-                <w:color w:val="000000"/>
-                <w:sz w:val="15"/>
-                <w:szCs w:val="15"/>
-              </w:rPr>
-              <w:t>Projektleiter / Ausbildner</w:t>
-            </w:r>
-          </w:p>
-        </w:tc>
-        <w:tc>
-          <w:tcPr>
-            <w:tcW w:w="1100" w:type="dxa"/>
-            <w:tcBorders>
-              <w:top w:val="single" w:sz="1" w:space="0" w:color="CCCCCC"/>
-              <w:left w:val="single" w:sz="1" w:space="0" w:color="CCCCCC"/>
-              <w:bottom w:val="single" w:sz="1" w:space="0" w:color="CCCCCC"/>
-              <w:right w:val="single" w:sz="1" w:space="0" w:color="CCCCCC"/>
-            </w:tcBorders>
-            <w:shd w:val="clear" w:color="auto" w:fill="F2F2F2"/>
-            <w:tcMar>
-              <w:top w:w="80" w:type="dxa"/>
-              <w:left w:w="120" w:type="dxa"/>
-              <w:bottom w:w="80" w:type="dxa"/>
-              <w:right w:w="120" w:type="dxa"/>
-            </w:tcMar>
-            <w:vAlign w:val="center"/>
-          </w:tcPr>
-          <w:p>
-            <w:pPr>
-              <w:jc w:val="center"/>
-            </w:pPr>
-            <w:r>
-              <w:rPr>
-                <w:color w:val="000000"/>
-                <w:sz w:val="15"/>
-                <w:szCs w:val="15"/>
-              </w:rPr>
-              <w:t>Systemtechniker</w:t>
-            </w:r>
-          </w:p>
-        </w:tc>
-        <w:tc>
-          <w:tcPr>
-            <w:tcW w:w="1100" w:type="dxa"/>
-            <w:tcBorders>
-              <w:top w:val="single" w:sz="1" w:space="0" w:color="CCCCCC"/>
-              <w:left w:val="single" w:sz="1" w:space="0" w:color="CCCCCC"/>
-              <w:bottom w:val="single" w:sz="1" w:space="0" w:color="CCCCCC"/>
-              <w:right w:val="single" w:sz="1" w:space="0" w:color="CCCCCC"/>
-            </w:tcBorders>
-            <w:shd w:val="clear" w:color="auto" w:fill="F2F2F2"/>
-            <w:tcMar>
-              <w:top w:w="80" w:type="dxa"/>
-              <w:left w:w="120" w:type="dxa"/>
-              <w:bottom w:w="80" w:type="dxa"/>
-              <w:right w:w="120" w:type="dxa"/>
-            </w:tcMar>
-            <w:vAlign w:val="center"/>
-          </w:tcPr>
-          <w:p>
-            <w:pPr>
-              <w:jc w:val="center"/>
-            </w:pPr>
-            <w:r>
-              <w:rPr>
-                <w:color w:val="000000"/>
-                <w:sz w:val="15"/>
-                <w:szCs w:val="15"/>
-              </w:rPr>
-              <w:t>Logistiker / Betriebsinfo.</w:t>
-            </w:r>
-          </w:p>
-        </w:tc>
-        <w:tc>
-          <w:tcPr>
-            <w:tcW w:w="1100" w:type="dxa"/>
-            <w:tcBorders>
-              <w:top w:val="single" w:sz="1" w:space="0" w:color="CCCCCC"/>
-              <w:left w:val="single" w:sz="1" w:space="0" w:color="CCCCCC"/>
-              <w:bottom w:val="single" w:sz="1" w:space="0" w:color="CCCCCC"/>
-              <w:right w:val="single" w:sz="1" w:space="0" w:color="CCCCCC"/>
-            </w:tcBorders>
-            <w:shd w:val="clear" w:color="auto" w:fill="F2F2F2"/>
-            <w:tcMar>
-              <w:top w:w="80" w:type="dxa"/>
-              <w:left w:w="120" w:type="dxa"/>
-              <w:bottom w:w="80" w:type="dxa"/>
-              <w:right w:w="120" w:type="dxa"/>
-            </w:tcMar>
-            <w:vAlign w:val="center"/>
-          </w:tcPr>
-          <w:p>
-            <w:pPr>
-              <w:jc w:val="center"/>
-            </w:pPr>
-            <w:r>
-              <w:rPr>
-                <w:color w:val="000000"/>
-                <w:sz w:val="15"/>
-                <w:szCs w:val="15"/>
-              </w:rPr>
-              <w:t>Elektriker</w:t>
-            </w:r>
-          </w:p>
-        </w:tc>
-        <w:tc>
-          <w:tcPr>
-            <w:tcW w:w="1100" w:type="dxa"/>
-            <w:tcBorders>
-              <w:top w:val="single" w:sz="1" w:space="0" w:color="CCCCCC"/>
-              <w:left w:val="single" w:sz="1" w:space="0" w:color="CCCCCC"/>
-              <w:bottom w:val="single" w:sz="1" w:space="0" w:color="CCCCCC"/>
-              <w:right w:val="single" w:sz="1" w:space="0" w:color="CCCCCC"/>
-            </w:tcBorders>
-            <w:shd w:val="clear" w:color="auto" w:fill="F2F2F2"/>
-            <w:tcMar>
-              <w:top w:w="80" w:type="dxa"/>
-              <w:left w:w="120" w:type="dxa"/>
-              <w:bottom w:w="80" w:type="dxa"/>
-              <w:right w:w="120" w:type="dxa"/>
-            </w:tcMar>
-            <w:vAlign w:val="center"/>
-          </w:tcPr>
-          <w:p>
-            <w:pPr>
-              <w:jc w:val="center"/>
-            </w:pPr>
-            <w:r>
-              <w:rPr>
-                <w:color w:val="000000"/>
-                <w:sz w:val="15"/>
-                <w:szCs w:val="15"/>
-              </w:rPr>
-              <w:t>Hilfskraft</w:t>
-            </w:r>
-          </w:p>
-        </w:tc>
-        <w:tc>
-          <w:tcPr>
-            <w:tcW w:w="3146" w:type="dxa"/>
-            <w:tcBorders>
-              <w:top w:val="single" w:sz="1" w:space="0" w:color="CCCCCC"/>
-              <w:left w:val="single" w:sz="1" w:space="0" w:color="CCCCCC"/>
-              <w:bottom w:val="single" w:sz="1" w:space="0" w:color="CCCCCC"/>
-              <w:right w:val="single" w:sz="1" w:space="0" w:color="CCCCCC"/>
-            </w:tcBorders>
-            <w:shd w:val="clear" w:color="auto" w:fill="F2F2F2"/>
-            <w:tcMar>
-              <w:top w:w="80" w:type="dxa"/>
-              <w:left w:w="120" w:type="dxa"/>
-              <w:bottom w:w="80" w:type="dxa"/>
-              <w:right w:w="120" w:type="dxa"/>
-            </w:tcMar>
-            <w:vAlign w:val="center"/>
-          </w:tcPr>
-          <w:p>
-            <w:pPr>
-              <w:jc w:val="center"/>
-            </w:pPr>
-            <w:r>
-              <w:rPr>
-                <w:color w:val="000000"/>
-                <w:sz w:val="15"/>
-                <w:szCs w:val="15"/>
-              </w:rPr>
-              <w:t>Berufsbezeichnung</w:t>
-            </w:r>
-          </w:p>
-        </w:tc>
-      </w:tr>
-    </w:tbl>
-    <w:p/>
-    <w:p>
-      <w:pPr>
-        <w:pStyle w:val="berschrift2"/>
-      </w:pPr>
-      <w:r>
-        <w:t>2.2  Kalkulationstabelle</w:t>
-      </w:r>
-    </w:p>
-    <w:tbl>
-      <w:tblPr>
-        <w:tblW w:w="9746" w:type="dxa"/>
-        <w:tblBorders>
-          <w:top w:val="single" w:sz="4" w:space="0" w:color="auto"/>
-          <w:left w:val="single" w:sz="4" w:space="0" w:color="auto"/>
-          <w:bottom w:val="single" w:sz="4" w:space="0" w:color="auto"/>
-          <w:right w:val="single" w:sz="4" w:space="0" w:color="auto"/>
-          <w:insideH w:val="single" w:sz="4" w:space="0" w:color="auto"/>
-          <w:insideV w:val="single" w:sz="4" w:space="0" w:color="auto"/>
-        </w:tblBorders>
-        <w:tblCellMar>
-          <w:left w:w="10" w:type="dxa"/>
-          <w:right w:w="10" w:type="dxa"/>
-        </w:tblCellMar>
-        <w:tblLook w:val="0000" w:firstRow="0" w:lastRow="0" w:firstColumn="0" w:lastColumn="0" w:noHBand="0" w:noVBand="0"/>
+        <w:tblLook w:val="04A0" w:firstRow="1" w:lastRow="0" w:firstColumn="1" w:lastColumn="0" w:noHBand="0" w:noVBand="1"/>
       </w:tblPr>
       <w:tblGrid>
         <w:gridCol w:w="3513"/>
@@ -7982,7 +8931,7 @@
                 <w:sz w:val="18"/>
                 <w:szCs w:val="18"/>
               </w:rPr>
-              <w:t>Diverses (Reisespesen, Verbrauchsmaterial)</w:t>
+              <w:t>Diverses</w:t>
             </w:r>
           </w:p>
         </w:tc>
@@ -8343,10 +9292,12 @@
       <w:pPr>
         <w:pStyle w:val="berschrift1"/>
       </w:pPr>
+      <w:proofErr w:type="gramStart"/>
       <w:r>
         <w:lastRenderedPageBreak/>
         <w:t>3  Preiszusammenfassung</w:t>
       </w:r>
+      <w:proofErr w:type="gramEnd"/>
     </w:p>
     <w:p>
       <w:pPr>
@@ -8372,7 +9323,7 @@
           <w:left w:w="10" w:type="dxa"/>
           <w:right w:w="10" w:type="dxa"/>
         </w:tblCellMar>
-        <w:tblLook w:val="0000" w:firstRow="0" w:lastRow="0" w:firstColumn="0" w:lastColumn="0" w:noHBand="0" w:noVBand="0"/>
+        <w:tblLook w:val="04A0" w:firstRow="1" w:lastRow="0" w:firstColumn="1" w:lastColumn="0" w:noHBand="0" w:noVBand="1"/>
       </w:tblPr>
       <w:tblGrid>
         <w:gridCol w:w="6246"/>
@@ -8497,7 +9448,7 @@
               <w:jc w:val="right"/>
             </w:pPr>
             <w:r>
-              <w:t>CHF 2'350.00</w:t>
+              <w:t>CHF 11'298.20</w:t>
             </w:r>
           </w:p>
         </w:tc>
@@ -8611,7 +9562,7 @@
               <w:jc w:val="right"/>
             </w:pPr>
             <w:r>
-              <w:t>CHF 24'510.00</w:t>
+              <w:t>CHF 33'458.20</w:t>
             </w:r>
           </w:p>
         </w:tc>
@@ -8668,7 +9619,7 @@
               <w:jc w:val="right"/>
             </w:pPr>
             <w:r>
-              <w:t>CHF 1'985.31</w:t>
+              <w:t>CHF 2'710.11</w:t>
             </w:r>
           </w:p>
         </w:tc>
@@ -8739,7 +9690,7 @@
                 <w:sz w:val="28"/>
                 <w:szCs w:val="28"/>
               </w:rPr>
-              <w:t>CHF 26'495.31</w:t>
+              <w:t>CHF 36'168.31</w:t>
             </w:r>
           </w:p>
         </w:tc>
@@ -8751,8 +9702,13 @@
       <w:pPr>
         <w:pStyle w:val="berschrift1"/>
       </w:pPr>
+      <w:proofErr w:type="gramStart"/>
       <w:r>
-        <w:t>4  Wartung / Support (Optional)</w:t>
+        <w:t>4  Wartung</w:t>
+      </w:r>
+      <w:proofErr w:type="gramEnd"/>
+      <w:r>
+        <w:t xml:space="preserve"> / Support (Optional)</w:t>
       </w:r>
     </w:p>
     <w:p>
@@ -8810,7 +9766,7 @@
         <w:spacing w:before="40" w:after="40"/>
       </w:pPr>
       <w:r>
-        <w:t>Priorisierte Bearbeitung bei Störungen gegenüber Einzelaufträgen</w:t>
+        <w:t>Priorisierte Bearbeitung bei Störungen</w:t>
       </w:r>
     </w:p>
     <w:p>
@@ -8842,7 +9798,7 @@
           <w:left w:w="10" w:type="dxa"/>
           <w:right w:w="10" w:type="dxa"/>
         </w:tblCellMar>
-        <w:tblLook w:val="0000" w:firstRow="0" w:lastRow="0" w:firstColumn="0" w:lastColumn="0" w:noHBand="0" w:noVBand="0"/>
+        <w:tblLook w:val="04A0" w:firstRow="1" w:lastRow="0" w:firstColumn="1" w:lastColumn="0" w:noHBand="0" w:noVBand="1"/>
       </w:tblPr>
       <w:tblGrid>
         <w:gridCol w:w="6246"/>
@@ -9038,7 +9994,29 @@
           <w:sz w:val="20"/>
           <w:szCs w:val="20"/>
         </w:rPr>
-        <w:t>Der Wartungsvertrag ist optional. Laufzeit 1 Jahr, stillschweigende Verlängerung, kündbar mit 3 Monaten Vorlauffrist.</w:t>
+        <w:t xml:space="preserve">Der Wartungsvertrag ist optional. Laufzeit 1 Jahr, </w:t>
+      </w:r>
+      <w:proofErr w:type="gramStart"/>
+      <w:r>
+        <w:rPr>
+          <w:i/>
+          <w:iCs/>
+          <w:color w:val="595959"/>
+          <w:sz w:val="20"/>
+          <w:szCs w:val="20"/>
+        </w:rPr>
+        <w:t>stillschweigende</w:t>
+      </w:r>
+      <w:proofErr w:type="gramEnd"/>
+      <w:r>
+        <w:rPr>
+          <w:i/>
+          <w:iCs/>
+          <w:color w:val="595959"/>
+          <w:sz w:val="20"/>
+          <w:szCs w:val="20"/>
+        </w:rPr>
+        <w:t xml:space="preserve"> Verlängerung, kündbar mit 3 Monaten Vorlauffrist.</w:t>
       </w:r>
     </w:p>
     <w:p>
@@ -9050,10 +10028,12 @@
       <w:pPr>
         <w:pStyle w:val="berschrift1"/>
       </w:pPr>
+      <w:proofErr w:type="gramStart"/>
       <w:r>
         <w:lastRenderedPageBreak/>
         <w:t>5  Angebotsbedingungen</w:t>
       </w:r>
+      <w:proofErr w:type="gramEnd"/>
     </w:p>
     <w:p>
       <w:pPr>
@@ -9071,7 +10051,7 @@
         <w:rPr>
           <w:color w:val="000000"/>
         </w:rPr>
-        <w:t>Zu Auftragsbeginn sind die vollständigen im Angebot genannten Unterlagen in Papierform und auf Datenträger vom Auftraggeber zur Verfügung zu stellen. Der Auftraggeber haftet für die Richtigkeit der Unterlagen. Projektbeeinflussende Änderungen werden umgehend mitgeteilt.</w:t>
+        <w:t>Zu Auftragsbeginn sind die vollständigen Unterlagen in Papierform und auf Datenträger vom Auftraggeber zur Verfügung zu stellen. Der Auftraggeber haftet für die Richtigkeit der Unterlagen. Projektbeeinflussende Änderungen werden umgehend mitgeteilt.</w:t>
       </w:r>
     </w:p>
     <w:p/>
@@ -9161,7 +10141,7 @@
         <w:rPr>
           <w:color w:val="000000"/>
         </w:rPr>
-        <w:t>Unsere Haftung, egal aus welchem Rechtsgrund, ist ausgeschlossen, soweit die Pflichtverletzung auf fahrlässigem Handeln beruht. Die vorstehende Haftungsbegrenzung gilt nicht für wesentliche Vertragspflichten. Die Haftung begrenzt sich in diesem Falle auf vorhersehbare, typische Schäden. Haftungsausschluss und -begrenzung gelten nicht bei Schäden aus der Verletzung von Leben, Körper oder Gesundheit sowie bei vorsätzlichem oder grob fahrlässigem Handeln.</w:t>
+        <w:t>Unsere Haftung ist ausgeschlossen, soweit die Pflichtverletzung auf fahrlässigem Handeln beruht. Die Haftungsbegrenzung gilt nicht für wesentliche Vertragspflichten; in diesem Fall begrenzt sich die Haftung auf vorhersehbare, typische Schäden. Ausschluss und Begrenzung gelten nicht bei Verletzung von Leben, Körper oder Gesundheit sowie bei vorsätzlichem oder grob fahrlässigem Handeln.</w:t>
       </w:r>
     </w:p>
     <w:p/>
@@ -9181,7 +10161,7 @@
         <w:rPr>
           <w:color w:val="000000"/>
         </w:rPr>
-        <w:t>Für dieses Angebot und die Auftragsabwicklung gilt Schweizer Recht. Der Gerichtsstand ist Zürich.</w:t>
+        <w:t>Für dieses Angebot gilt Schweizer Recht. Gerichtsstand ist Zürich.</w:t>
       </w:r>
     </w:p>
     <w:p/>
@@ -9201,7 +10181,7 @@
         <w:rPr>
           <w:color w:val="000000"/>
         </w:rPr>
-        <w:t>Wir halten uns 3 Monate an unser Angebot gebunden.</w:t>
+        <w:t>Wir halten uns 3 Monate an unser Angebot gebunden (bis 25. September 2026).</w:t>
       </w:r>
     </w:p>
     <w:p/>
@@ -9282,7 +10262,7 @@
           <w:left w:w="10" w:type="dxa"/>
           <w:right w:w="10" w:type="dxa"/>
         </w:tblCellMar>
-        <w:tblLook w:val="0000" w:firstRow="0" w:lastRow="0" w:firstColumn="0" w:lastColumn="0" w:noHBand="0" w:noVBand="0"/>
+        <w:tblLook w:val="04A0" w:firstRow="1" w:lastRow="0" w:firstColumn="1" w:lastColumn="0" w:noHBand="0" w:noVBand="1"/>
       </w:tblPr>
       <w:tblGrid>
         <w:gridCol w:w="4600"/>
@@ -9390,13 +10370,15 @@
             </w:r>
           </w:p>
           <w:p>
-            <w:r>
-              <w:rPr>
-                <w:sz w:val="20"/>
-                <w:szCs w:val="20"/>
-              </w:rPr>
-              <w:t>Geschäftsführer:</w:t>
-            </w:r>
+            <w:proofErr w:type="gramStart"/>
+            <w:r>
+              <w:rPr>
+                <w:sz w:val="20"/>
+                <w:szCs w:val="20"/>
+              </w:rPr>
+              <w:t>Geschäftsführer :</w:t>
+            </w:r>
+            <w:proofErr w:type="gramEnd"/>
           </w:p>
           <w:p>
             <w:r>
@@ -9488,15 +10470,21 @@
             </w:r>
           </w:p>
           <w:p>
-            <w:r>
-              <w:rPr>
-                <w:sz w:val="20"/>
-                <w:szCs w:val="20"/>
-              </w:rPr>
-              <w:t>Kunde: Roman Stammbach</w:t>
-            </w:r>
-          </w:p>
-          <w:p/>
+            <w:proofErr w:type="gramStart"/>
+            <w:r>
+              <w:rPr>
+                <w:sz w:val="20"/>
+                <w:szCs w:val="20"/>
+              </w:rPr>
+              <w:t>Kunde :</w:t>
+            </w:r>
+            <w:proofErr w:type="gramEnd"/>
+          </w:p>
+          <w:p>
+            <w:r>
+              <w:t>Roman Stammbach</w:t>
+            </w:r>
+          </w:p>
           <w:p>
             <w:r>
               <w:rPr>
@@ -9572,7 +10560,61 @@
         <w:sz w:val="16"/>
         <w:szCs w:val="16"/>
       </w:rPr>
-      <w:t xml:space="preserve"> IT Solutions GmbH  |  Technoparkstrasse 1, 8005 Zürich  |  info@netvision-it.ch  |  +41 44 555 10 10</w:t>
+      <w:t xml:space="preserve"> IT Solutions </w:t>
+    </w:r>
+    <w:proofErr w:type="gramStart"/>
+    <w:r>
+      <w:rPr>
+        <w:color w:val="595959"/>
+        <w:sz w:val="16"/>
+        <w:szCs w:val="16"/>
+      </w:rPr>
+      <w:t>GmbH  |</w:t>
+    </w:r>
+    <w:proofErr w:type="gramEnd"/>
+    <w:r>
+      <w:rPr>
+        <w:color w:val="595959"/>
+        <w:sz w:val="16"/>
+        <w:szCs w:val="16"/>
+      </w:rPr>
+      <w:t xml:space="preserve">  Technoparkstrasse 1, 8005 </w:t>
+    </w:r>
+    <w:proofErr w:type="gramStart"/>
+    <w:r>
+      <w:rPr>
+        <w:color w:val="595959"/>
+        <w:sz w:val="16"/>
+        <w:szCs w:val="16"/>
+      </w:rPr>
+      <w:t>Zürich  |</w:t>
+    </w:r>
+    <w:proofErr w:type="gramEnd"/>
+    <w:r>
+      <w:rPr>
+        <w:color w:val="595959"/>
+        <w:sz w:val="16"/>
+        <w:szCs w:val="16"/>
+      </w:rPr>
+      <w:t xml:space="preserve">  </w:t>
+    </w:r>
+    <w:proofErr w:type="gramStart"/>
+    <w:r>
+      <w:rPr>
+        <w:color w:val="595959"/>
+        <w:sz w:val="16"/>
+        <w:szCs w:val="16"/>
+      </w:rPr>
+      <w:t>info@netvision-it.ch  |</w:t>
+    </w:r>
+    <w:proofErr w:type="gramEnd"/>
+    <w:r>
+      <w:rPr>
+        <w:color w:val="595959"/>
+        <w:sz w:val="16"/>
+        <w:szCs w:val="16"/>
+      </w:rPr>
+      <w:t xml:space="preserve">  +41 44 555 10 10</w:t>
     </w:r>
   </w:p>
 </w:ftr>
@@ -9614,7 +10656,7 @@
         <w:left w:w="10" w:type="dxa"/>
         <w:right w:w="10" w:type="dxa"/>
       </w:tblCellMar>
-      <w:tblLook w:val="0000" w:firstRow="0" w:lastRow="0" w:firstColumn="0" w:lastColumn="0" w:noHBand="0" w:noVBand="0"/>
+      <w:tblLook w:val="04A0" w:firstRow="1" w:lastRow="0" w:firstColumn="1" w:lastColumn="0" w:noHBand="0" w:noVBand="1"/>
     </w:tblPr>
     <w:tblGrid>
       <w:gridCol w:w="5500"/>
@@ -9714,10 +10756,10 @@
 <file path=word/numbering.xml><?xml version="1.0" encoding="utf-8"?>
 <w:numbering xmlns:wpc="http://schemas.microsoft.com/office/word/2010/wordprocessingCanvas" xmlns:cx="http://schemas.microsoft.com/office/drawing/2014/chartex" xmlns:cx1="http://schemas.microsoft.com/office/drawing/2015/9/8/chartex" xmlns:cx2="http://schemas.microsoft.com/office/drawing/2015/10/21/chartex" xmlns:cx3="http://schemas.microsoft.com/office/drawing/2016/5/9/chartex" xmlns:cx4="http://schemas.microsoft.com/office/drawing/2016/5/10/chartex" xmlns:cx5="http://schemas.microsoft.com/office/drawing/2016/5/11/chartex" xmlns:cx6="http://schemas.microsoft.com/office/drawing/2016/5/12/chartex" xmlns:cx7="http://schemas.microsoft.com/office/drawing/2016/5/13/chartex" xmlns:cx8="http://schemas.microsoft.com/office/drawing/2016/5/14/chartex" xmlns:mc="http://schemas.openxmlformats.org/markup-compatibility/2006" xmlns:aink="http://schemas.microsoft.com/office/drawing/2016/ink" xmlns:am3d="http://schemas.microsoft.com/office/drawing/2017/model3d" xmlns:o="urn:schemas-microsoft-com:office:office" xmlns:oel="http://schemas.microsoft.com/office/2019/extlst" xmlns:r="http://schemas.openxmlformats.org/officeDocument/2006/relationships" xmlns:m="http://schemas.openxmlformats.org/officeDocument/2006/math" xmlns:v="urn:schemas-microsoft-com:vml" xmlns:wp14="http://schemas.microsoft.com/office/word/2010/wordprocessingDrawing" xmlns:wp="http://schemas.openxmlformats.org/drawingml/2006/wordprocessingDrawing" xmlns:w10="urn:schemas-microsoft-com:office:word" xmlns:w="http://schemas.openxmlformats.org/wordprocessingml/2006/main" xmlns:w14="http://schemas.microsoft.com/office/word/2010/wordml" xmlns:w15="http://schemas.microsoft.com/office/word/2012/wordml" xmlns:w16cex="http://schemas.microsoft.com/office/word/2018/wordml/cex" xmlns:w16cid="http://schemas.microsoft.com/office/word/2016/wordml/cid" xmlns:w16="http://schemas.microsoft.com/office/word/2018/wordml" xmlns:w16du="http://schemas.microsoft.com/office/word/2023/wordml/word16du" xmlns:w16sdtdh="http://schemas.microsoft.com/office/word/2020/wordml/sdtdatahash" xmlns:w16sdtfl="http://schemas.microsoft.com/office/word/2024/wordml/sdtformatlock" xmlns:w16se="http://schemas.microsoft.com/office/word/2015/wordml/symex" xmlns:wpg="http://schemas.microsoft.com/office/word/2010/wordprocessingGroup" xmlns:wpi="http://schemas.microsoft.com/office/word/2010/wordprocessingInk" xmlns:wne="http://schemas.microsoft.com/office/word/2006/wordml" xmlns:wps="http://schemas.microsoft.com/office/word/2010/wordprocessingShape" mc:Ignorable="w14 w15 w16se w16cid w16 w16cex w16sdtdh w16sdtfl w16du wp14">
   <w:abstractNum w:abstractNumId="0" w15:restartNumberingAfterBreak="0">
-    <w:nsid w:val="12E76AF2"/>
+    <w:nsid w:val="29833073"/>
     <w:multiLevelType w:val="hybridMultilevel"/>
-    <w:tmpl w:val="1274292C"/>
-    <w:lvl w:ilvl="0" w:tplc="F61671AE">
+    <w:tmpl w:val="97D2E55C"/>
+    <w:lvl w:ilvl="0" w:tplc="80CEFF90">
       <w:start w:val="1"/>
       <w:numFmt w:val="bullet"/>
       <w:lvlText w:val="●"/>
@@ -9726,7 +10768,7 @@
         <w:ind w:left="720" w:hanging="360"/>
       </w:pPr>
     </w:lvl>
-    <w:lvl w:ilvl="1" w:tplc="8292ACCC">
+    <w:lvl w:ilvl="1" w:tplc="E166920C">
       <w:start w:val="1"/>
       <w:numFmt w:val="bullet"/>
       <w:lvlText w:val="○"/>
@@ -9735,7 +10777,7 @@
         <w:ind w:left="1440" w:hanging="360"/>
       </w:pPr>
     </w:lvl>
-    <w:lvl w:ilvl="2" w:tplc="809ED6B6">
+    <w:lvl w:ilvl="2" w:tplc="409C17CA">
       <w:start w:val="1"/>
       <w:numFmt w:val="bullet"/>
       <w:lvlText w:val="■"/>
@@ -9744,7 +10786,7 @@
         <w:ind w:left="2160" w:hanging="360"/>
       </w:pPr>
     </w:lvl>
-    <w:lvl w:ilvl="3" w:tplc="A3B86866">
+    <w:lvl w:ilvl="3" w:tplc="06EE54C2">
       <w:start w:val="1"/>
       <w:numFmt w:val="bullet"/>
       <w:lvlText w:val="●"/>
@@ -9753,7 +10795,7 @@
         <w:ind w:left="2880" w:hanging="360"/>
       </w:pPr>
     </w:lvl>
-    <w:lvl w:ilvl="4" w:tplc="8DEE89D2">
+    <w:lvl w:ilvl="4" w:tplc="EA3E0912">
       <w:start w:val="1"/>
       <w:numFmt w:val="bullet"/>
       <w:lvlText w:val="○"/>
@@ -9762,7 +10804,7 @@
         <w:ind w:left="3600" w:hanging="360"/>
       </w:pPr>
     </w:lvl>
-    <w:lvl w:ilvl="5" w:tplc="BA0A905E">
+    <w:lvl w:ilvl="5" w:tplc="7924D430">
       <w:start w:val="1"/>
       <w:numFmt w:val="bullet"/>
       <w:lvlText w:val="■"/>
@@ -9771,7 +10813,7 @@
         <w:ind w:left="4320" w:hanging="360"/>
       </w:pPr>
     </w:lvl>
-    <w:lvl w:ilvl="6" w:tplc="F6A24E1C">
+    <w:lvl w:ilvl="6" w:tplc="E3886E58">
       <w:start w:val="1"/>
       <w:numFmt w:val="bullet"/>
       <w:lvlText w:val="●"/>
@@ -9780,7 +10822,7 @@
         <w:ind w:left="5040" w:hanging="360"/>
       </w:pPr>
     </w:lvl>
-    <w:lvl w:ilvl="7" w:tplc="133C56CE">
+    <w:lvl w:ilvl="7" w:tplc="B3E6EC76">
       <w:start w:val="1"/>
       <w:numFmt w:val="bullet"/>
       <w:lvlText w:val="●"/>
@@ -9789,7 +10831,7 @@
         <w:ind w:left="5760" w:hanging="360"/>
       </w:pPr>
     </w:lvl>
-    <w:lvl w:ilvl="8" w:tplc="918C0F9E">
+    <w:lvl w:ilvl="8" w:tplc="24C61B7E">
       <w:start w:val="1"/>
       <w:numFmt w:val="bullet"/>
       <w:lvlText w:val="●"/>
@@ -9800,10 +10842,10 @@
     </w:lvl>
   </w:abstractNum>
   <w:abstractNum w:abstractNumId="1" w15:restartNumberingAfterBreak="0">
-    <w:nsid w:val="54CC5C4D"/>
+    <w:nsid w:val="5C950F6B"/>
     <w:multiLevelType w:val="hybridMultilevel"/>
-    <w:tmpl w:val="983EED4C"/>
-    <w:lvl w:ilvl="0" w:tplc="2D0ED450">
+    <w:tmpl w:val="4B10F564"/>
+    <w:lvl w:ilvl="0" w:tplc="839210DE">
       <w:start w:val="1"/>
       <w:numFmt w:val="bullet"/>
       <w:lvlText w:val="•"/>
@@ -9812,54 +10854,54 @@
         <w:ind w:left="720" w:hanging="360"/>
       </w:pPr>
     </w:lvl>
-    <w:lvl w:ilvl="1" w:tplc="86784BA6">
+    <w:lvl w:ilvl="1" w:tplc="54E6569C">
       <w:numFmt w:val="decimal"/>
       <w:lvlText w:val=""/>
       <w:lvlJc w:val="left"/>
     </w:lvl>
-    <w:lvl w:ilvl="2" w:tplc="B3D4703C">
+    <w:lvl w:ilvl="2" w:tplc="151C2C62">
       <w:numFmt w:val="decimal"/>
       <w:lvlText w:val=""/>
       <w:lvlJc w:val="left"/>
     </w:lvl>
-    <w:lvl w:ilvl="3" w:tplc="3AB0BBB6">
+    <w:lvl w:ilvl="3" w:tplc="3820A9F2">
       <w:numFmt w:val="decimal"/>
       <w:lvlText w:val=""/>
       <w:lvlJc w:val="left"/>
     </w:lvl>
-    <w:lvl w:ilvl="4" w:tplc="C84A7864">
+    <w:lvl w:ilvl="4" w:tplc="5004435A">
       <w:numFmt w:val="decimal"/>
       <w:lvlText w:val=""/>
       <w:lvlJc w:val="left"/>
     </w:lvl>
-    <w:lvl w:ilvl="5" w:tplc="03F04A44">
+    <w:lvl w:ilvl="5" w:tplc="526A11CC">
       <w:numFmt w:val="decimal"/>
       <w:lvlText w:val=""/>
       <w:lvlJc w:val="left"/>
     </w:lvl>
-    <w:lvl w:ilvl="6" w:tplc="997E05F6">
+    <w:lvl w:ilvl="6" w:tplc="1F64BAA4">
       <w:numFmt w:val="decimal"/>
       <w:lvlText w:val=""/>
       <w:lvlJc w:val="left"/>
     </w:lvl>
-    <w:lvl w:ilvl="7" w:tplc="30BAABDA">
+    <w:lvl w:ilvl="7" w:tplc="BE0AF9B0">
       <w:numFmt w:val="decimal"/>
       <w:lvlText w:val=""/>
       <w:lvlJc w:val="left"/>
     </w:lvl>
-    <w:lvl w:ilvl="8" w:tplc="7840AD7A">
+    <w:lvl w:ilvl="8" w:tplc="82F428D2">
       <w:numFmt w:val="decimal"/>
       <w:lvlText w:val=""/>
       <w:lvlJc w:val="left"/>
     </w:lvl>
   </w:abstractNum>
-  <w:num w:numId="1" w16cid:durableId="739786693">
+  <w:num w:numId="1" w16cid:durableId="101919422">
     <w:abstractNumId w:val="0"/>
     <w:lvlOverride w:ilvl="0">
       <w:startOverride w:val="1"/>
     </w:lvlOverride>
   </w:num>
-  <w:num w:numId="2" w16cid:durableId="2020351927">
+  <w:num w:numId="2" w16cid:durableId="902525981">
     <w:abstractNumId w:val="1"/>
     <w:lvlOverride w:ilvl="0">
       <w:startOverride w:val="1"/>
